--- a/docs/Documentation_TPI_Anthony.docx
+++ b/docs/Documentation_TPI_Anthony.docx
@@ -207,6 +207,7 @@
         <w:jc w:val="center"/>
       </w:pPr>
       <w:bookmarkStart w:id="0" w:name="_Toc229488226"/>
+      <w:bookmarkStart w:id="1" w:name="_Toc229582200"/>
       <w:r>
         <w:t xml:space="preserve">Figure </w:t>
       </w:r>
@@ -232,6 +233,7 @@
         <w:t xml:space="preserve"> - Logo</w:t>
       </w:r>
       <w:bookmarkEnd w:id="0"/>
+      <w:bookmarkEnd w:id="1"/>
     </w:p>
     <w:p>
       <w:pPr>
@@ -286,7 +288,7 @@
           <w:bCs/>
           <w:noProof/>
         </w:rPr>
-        <w:t>mardi 12 mai 2026</w:t>
+        <w:t>mercredi 13 mai 2026</w:t>
       </w:r>
       <w:r>
         <w:rPr>
@@ -362,7 +364,7 @@
           <w:r>
             <w:fldChar w:fldCharType="separate"/>
           </w:r>
-          <w:hyperlink w:anchor="_Toc229491353" w:history="1">
+          <w:hyperlink w:anchor="_Toc229577340" w:history="1">
             <w:r>
               <w:rPr>
                 <w:rStyle w:val="Lienhypertexte"/>
@@ -407,7 +409,7 @@
                 <w:noProof/>
                 <w:webHidden/>
               </w:rPr>
-              <w:instrText xml:space="preserve"> PAGEREF _Toc229491353 \h </w:instrText>
+              <w:instrText xml:space="preserve"> PAGEREF _Toc229577340 \h </w:instrText>
             </w:r>
             <w:r>
               <w:rPr>
@@ -454,10 +456,11 @@
               <w14:ligatures w14:val="standardContextual"/>
             </w:rPr>
           </w:pPr>
-          <w:hyperlink w:anchor="_Toc229491354" w:history="1">
+          <w:hyperlink w:anchor="_Toc229577341" w:history="1">
             <w:r>
               <w:rPr>
                 <w:rStyle w:val="Lienhypertexte"/>
+                <w:rFonts w:cs="Arial"/>
                 <w:iCs/>
                 <w:noProof/>
               </w:rPr>
@@ -501,7 +504,7 @@
                 <w:noProof/>
                 <w:webHidden/>
               </w:rPr>
-              <w:instrText xml:space="preserve"> PAGEREF _Toc229491354 \h </w:instrText>
+              <w:instrText xml:space="preserve"> PAGEREF _Toc229577341 \h </w:instrText>
             </w:r>
             <w:r>
               <w:rPr>
@@ -548,10 +551,11 @@
               <w14:ligatures w14:val="standardContextual"/>
             </w:rPr>
           </w:pPr>
-          <w:hyperlink w:anchor="_Toc229491355" w:history="1">
+          <w:hyperlink w:anchor="_Toc229577342" w:history="1">
             <w:r>
               <w:rPr>
                 <w:rStyle w:val="Lienhypertexte"/>
+                <w:rFonts w:cs="Arial"/>
                 <w:iCs/>
                 <w:noProof/>
               </w:rPr>
@@ -595,7 +599,7 @@
                 <w:noProof/>
                 <w:webHidden/>
               </w:rPr>
-              <w:instrText xml:space="preserve"> PAGEREF _Toc229491355 \h </w:instrText>
+              <w:instrText xml:space="preserve"> PAGEREF _Toc229577342 \h </w:instrText>
             </w:r>
             <w:r>
               <w:rPr>
@@ -642,10 +646,11 @@
               <w14:ligatures w14:val="standardContextual"/>
             </w:rPr>
           </w:pPr>
-          <w:hyperlink w:anchor="_Toc229491356" w:history="1">
+          <w:hyperlink w:anchor="_Toc229577343" w:history="1">
             <w:r>
               <w:rPr>
                 <w:rStyle w:val="Lienhypertexte"/>
+                <w:rFonts w:cs="Arial"/>
                 <w:iCs/>
                 <w:noProof/>
               </w:rPr>
@@ -689,7 +694,7 @@
                 <w:noProof/>
                 <w:webHidden/>
               </w:rPr>
-              <w:instrText xml:space="preserve"> PAGEREF _Toc229491356 \h </w:instrText>
+              <w:instrText xml:space="preserve"> PAGEREF _Toc229577343 \h </w:instrText>
             </w:r>
             <w:r>
               <w:rPr>
@@ -736,7 +741,7 @@
               <w14:ligatures w14:val="standardContextual"/>
             </w:rPr>
           </w:pPr>
-          <w:hyperlink w:anchor="_Toc229491357" w:history="1">
+          <w:hyperlink w:anchor="_Toc229577344" w:history="1">
             <w:r>
               <w:rPr>
                 <w:rStyle w:val="Lienhypertexte"/>
@@ -781,7 +786,7 @@
                 <w:noProof/>
                 <w:webHidden/>
               </w:rPr>
-              <w:instrText xml:space="preserve"> PAGEREF _Toc229491357 \h </w:instrText>
+              <w:instrText xml:space="preserve"> PAGEREF _Toc229577344 \h </w:instrText>
             </w:r>
             <w:r>
               <w:rPr>
@@ -828,10 +833,11 @@
               <w14:ligatures w14:val="standardContextual"/>
             </w:rPr>
           </w:pPr>
-          <w:hyperlink w:anchor="_Toc229491358" w:history="1">
+          <w:hyperlink w:anchor="_Toc229577345" w:history="1">
             <w:r>
               <w:rPr>
                 <w:rStyle w:val="Lienhypertexte"/>
+                <w:rFonts w:cs="Arial"/>
                 <w:noProof/>
               </w:rPr>
               <w:t>2.1</w:t>
@@ -873,7 +879,7 @@
                 <w:noProof/>
                 <w:webHidden/>
               </w:rPr>
-              <w:instrText xml:space="preserve"> PAGEREF _Toc229491358 \h </w:instrText>
+              <w:instrText xml:space="preserve"> PAGEREF _Toc229577345 \h </w:instrText>
             </w:r>
             <w:r>
               <w:rPr>
@@ -920,10 +926,11 @@
               <w14:ligatures w14:val="standardContextual"/>
             </w:rPr>
           </w:pPr>
-          <w:hyperlink w:anchor="_Toc229491359" w:history="1">
+          <w:hyperlink w:anchor="_Toc229577346" w:history="1">
             <w:r>
               <w:rPr>
                 <w:rStyle w:val="Lienhypertexte"/>
+                <w:rFonts w:cs="Arial"/>
                 <w:noProof/>
               </w:rPr>
               <w:t>2.2</w:t>
@@ -965,7 +972,7 @@
                 <w:noProof/>
                 <w:webHidden/>
               </w:rPr>
-              <w:instrText xml:space="preserve"> PAGEREF _Toc229491359 \h </w:instrText>
+              <w:instrText xml:space="preserve"> PAGEREF _Toc229577346 \h </w:instrText>
             </w:r>
             <w:r>
               <w:rPr>
@@ -1012,10 +1019,11 @@
               <w14:ligatures w14:val="standardContextual"/>
             </w:rPr>
           </w:pPr>
-          <w:hyperlink w:anchor="_Toc229491360" w:history="1">
+          <w:hyperlink w:anchor="_Toc229577347" w:history="1">
             <w:r>
               <w:rPr>
                 <w:rStyle w:val="Lienhypertexte"/>
+                <w:rFonts w:cs="Arial"/>
                 <w:noProof/>
               </w:rPr>
               <w:t>2.3</w:t>
@@ -1057,7 +1065,7 @@
                 <w:noProof/>
                 <w:webHidden/>
               </w:rPr>
-              <w:instrText xml:space="preserve"> PAGEREF _Toc229491360 \h </w:instrText>
+              <w:instrText xml:space="preserve"> PAGEREF _Toc229577347 \h </w:instrText>
             </w:r>
             <w:r>
               <w:rPr>
@@ -1104,10 +1112,11 @@
               <w14:ligatures w14:val="standardContextual"/>
             </w:rPr>
           </w:pPr>
-          <w:hyperlink w:anchor="_Toc229491361" w:history="1">
+          <w:hyperlink w:anchor="_Toc229577348" w:history="1">
             <w:r>
               <w:rPr>
                 <w:rStyle w:val="Lienhypertexte"/>
+                <w:rFonts w:cs="Arial"/>
                 <w:noProof/>
               </w:rPr>
               <w:t>2.4</w:t>
@@ -1149,7 +1158,7 @@
                 <w:noProof/>
                 <w:webHidden/>
               </w:rPr>
-              <w:instrText xml:space="preserve"> PAGEREF _Toc229491361 \h </w:instrText>
+              <w:instrText xml:space="preserve"> PAGEREF _Toc229577348 \h </w:instrText>
             </w:r>
             <w:r>
               <w:rPr>
@@ -1196,10 +1205,11 @@
               <w14:ligatures w14:val="standardContextual"/>
             </w:rPr>
           </w:pPr>
-          <w:hyperlink w:anchor="_Toc229491362" w:history="1">
+          <w:hyperlink w:anchor="_Toc229577349" w:history="1">
             <w:r>
               <w:rPr>
                 <w:rStyle w:val="Lienhypertexte"/>
+                <w:rFonts w:cs="Arial"/>
                 <w:noProof/>
               </w:rPr>
               <w:t>2.5</w:t>
@@ -1241,7 +1251,7 @@
                 <w:noProof/>
                 <w:webHidden/>
               </w:rPr>
-              <w:instrText xml:space="preserve"> PAGEREF _Toc229491362 \h </w:instrText>
+              <w:instrText xml:space="preserve"> PAGEREF _Toc229577349 \h </w:instrText>
             </w:r>
             <w:r>
               <w:rPr>
@@ -1288,10 +1298,11 @@
               <w14:ligatures w14:val="standardContextual"/>
             </w:rPr>
           </w:pPr>
-          <w:hyperlink w:anchor="_Toc229491363" w:history="1">
+          <w:hyperlink w:anchor="_Toc229577350" w:history="1">
             <w:r>
               <w:rPr>
                 <w:rStyle w:val="Lienhypertexte"/>
+                <w:rFonts w:cs="Arial"/>
                 <w:noProof/>
               </w:rPr>
               <w:t>2.6</w:t>
@@ -1333,7 +1344,7 @@
                 <w:noProof/>
                 <w:webHidden/>
               </w:rPr>
-              <w:instrText xml:space="preserve"> PAGEREF _Toc229491363 \h </w:instrText>
+              <w:instrText xml:space="preserve"> PAGEREF _Toc229577350 \h </w:instrText>
             </w:r>
             <w:r>
               <w:rPr>
@@ -1380,10 +1391,11 @@
               <w14:ligatures w14:val="standardContextual"/>
             </w:rPr>
           </w:pPr>
-          <w:hyperlink w:anchor="_Toc229491364" w:history="1">
+          <w:hyperlink w:anchor="_Toc229577351" w:history="1">
             <w:r>
               <w:rPr>
                 <w:rStyle w:val="Lienhypertexte"/>
+                <w:rFonts w:cs="Arial"/>
                 <w:noProof/>
               </w:rPr>
               <w:t>2.7</w:t>
@@ -1425,7 +1437,7 @@
                 <w:noProof/>
                 <w:webHidden/>
               </w:rPr>
-              <w:instrText xml:space="preserve"> PAGEREF _Toc229491364 \h </w:instrText>
+              <w:instrText xml:space="preserve"> PAGEREF _Toc229577351 \h </w:instrText>
             </w:r>
             <w:r>
               <w:rPr>
@@ -1472,10 +1484,11 @@
               <w14:ligatures w14:val="standardContextual"/>
             </w:rPr>
           </w:pPr>
-          <w:hyperlink w:anchor="_Toc229491365" w:history="1">
+          <w:hyperlink w:anchor="_Toc229577352" w:history="1">
             <w:r>
               <w:rPr>
                 <w:rStyle w:val="Lienhypertexte"/>
+                <w:rFonts w:cs="Arial"/>
                 <w:noProof/>
               </w:rPr>
               <w:t>2.8</w:t>
@@ -1517,7 +1530,7 @@
                 <w:noProof/>
                 <w:webHidden/>
               </w:rPr>
-              <w:instrText xml:space="preserve"> PAGEREF _Toc229491365 \h </w:instrText>
+              <w:instrText xml:space="preserve"> PAGEREF _Toc229577352 \h </w:instrText>
             </w:r>
             <w:r>
               <w:rPr>
@@ -1564,10 +1577,11 @@
               <w14:ligatures w14:val="standardContextual"/>
             </w:rPr>
           </w:pPr>
-          <w:hyperlink w:anchor="_Toc229491366" w:history="1">
+          <w:hyperlink w:anchor="_Toc229577353" w:history="1">
             <w:r>
               <w:rPr>
                 <w:rStyle w:val="Lienhypertexte"/>
+                <w:rFonts w:cs="Arial"/>
                 <w:noProof/>
               </w:rPr>
               <w:t>2.9</w:t>
@@ -1609,7 +1623,7 @@
                 <w:noProof/>
                 <w:webHidden/>
               </w:rPr>
-              <w:instrText xml:space="preserve"> PAGEREF _Toc229491366 \h </w:instrText>
+              <w:instrText xml:space="preserve"> PAGEREF _Toc229577353 \h </w:instrText>
             </w:r>
             <w:r>
               <w:rPr>
@@ -1656,10 +1670,11 @@
               <w14:ligatures w14:val="standardContextual"/>
             </w:rPr>
           </w:pPr>
-          <w:hyperlink w:anchor="_Toc229491367" w:history="1">
+          <w:hyperlink w:anchor="_Toc229577354" w:history="1">
             <w:r>
               <w:rPr>
                 <w:rStyle w:val="Lienhypertexte"/>
+                <w:rFonts w:cs="Arial"/>
                 <w:noProof/>
               </w:rPr>
               <w:t>2.10</w:t>
@@ -1701,7 +1716,7 @@
                 <w:noProof/>
                 <w:webHidden/>
               </w:rPr>
-              <w:instrText xml:space="preserve"> PAGEREF _Toc229491367 \h </w:instrText>
+              <w:instrText xml:space="preserve"> PAGEREF _Toc229577354 \h </w:instrText>
             </w:r>
             <w:r>
               <w:rPr>
@@ -1748,10 +1763,11 @@
               <w14:ligatures w14:val="standardContextual"/>
             </w:rPr>
           </w:pPr>
-          <w:hyperlink w:anchor="_Toc229491368" w:history="1">
+          <w:hyperlink w:anchor="_Toc229577355" w:history="1">
             <w:r>
               <w:rPr>
                 <w:rStyle w:val="Lienhypertexte"/>
+                <w:rFonts w:cs="Arial"/>
                 <w:noProof/>
               </w:rPr>
               <w:t>2.11</w:t>
@@ -1793,7 +1809,7 @@
                 <w:noProof/>
                 <w:webHidden/>
               </w:rPr>
-              <w:instrText xml:space="preserve"> PAGEREF _Toc229491368 \h </w:instrText>
+              <w:instrText xml:space="preserve"> PAGEREF _Toc229577355 \h </w:instrText>
             </w:r>
             <w:r>
               <w:rPr>
@@ -1840,7 +1856,7 @@
               <w14:ligatures w14:val="standardContextual"/>
             </w:rPr>
           </w:pPr>
-          <w:hyperlink w:anchor="_Toc229491369" w:history="1">
+          <w:hyperlink w:anchor="_Toc229577356" w:history="1">
             <w:r>
               <w:rPr>
                 <w:rStyle w:val="Lienhypertexte"/>
@@ -1885,7 +1901,7 @@
                 <w:noProof/>
                 <w:webHidden/>
               </w:rPr>
-              <w:instrText xml:space="preserve"> PAGEREF _Toc229491369 \h </w:instrText>
+              <w:instrText xml:space="preserve"> PAGEREF _Toc229577356 \h </w:instrText>
             </w:r>
             <w:r>
               <w:rPr>
@@ -1932,10 +1948,11 @@
               <w14:ligatures w14:val="standardContextual"/>
             </w:rPr>
           </w:pPr>
-          <w:hyperlink w:anchor="_Toc229491370" w:history="1">
+          <w:hyperlink w:anchor="_Toc229577357" w:history="1">
             <w:r>
               <w:rPr>
                 <w:rStyle w:val="Lienhypertexte"/>
+                <w:rFonts w:cs="Arial"/>
                 <w:noProof/>
               </w:rPr>
               <w:t>3.1</w:t>
@@ -1977,7 +1994,7 @@
                 <w:noProof/>
                 <w:webHidden/>
               </w:rPr>
-              <w:instrText xml:space="preserve"> PAGEREF _Toc229491370 \h </w:instrText>
+              <w:instrText xml:space="preserve"> PAGEREF _Toc229577357 \h </w:instrText>
             </w:r>
             <w:r>
               <w:rPr>
@@ -2024,10 +2041,11 @@
               <w14:ligatures w14:val="standardContextual"/>
             </w:rPr>
           </w:pPr>
-          <w:hyperlink w:anchor="_Toc229491371" w:history="1">
+          <w:hyperlink w:anchor="_Toc229577358" w:history="1">
             <w:r>
               <w:rPr>
                 <w:rStyle w:val="Lienhypertexte"/>
+                <w:rFonts w:cs="Arial"/>
                 <w:noProof/>
                 <w:lang w:val="fr-CH"/>
               </w:rPr>
@@ -2071,7 +2089,7 @@
                 <w:noProof/>
                 <w:webHidden/>
               </w:rPr>
-              <w:instrText xml:space="preserve"> PAGEREF _Toc229491371 \h </w:instrText>
+              <w:instrText xml:space="preserve"> PAGEREF _Toc229577358 \h </w:instrText>
             </w:r>
             <w:r>
               <w:rPr>
@@ -2118,10 +2136,11 @@
               <w14:ligatures w14:val="standardContextual"/>
             </w:rPr>
           </w:pPr>
-          <w:hyperlink w:anchor="_Toc229491372" w:history="1">
+          <w:hyperlink w:anchor="_Toc229577359" w:history="1">
             <w:r>
               <w:rPr>
                 <w:rStyle w:val="Lienhypertexte"/>
+                <w:rFonts w:cs="Arial"/>
                 <w:i/>
                 <w:iCs/>
                 <w:noProof/>
@@ -2166,7 +2185,7 @@
                 <w:noProof/>
                 <w:webHidden/>
               </w:rPr>
-              <w:instrText xml:space="preserve"> PAGEREF _Toc229491372 \h </w:instrText>
+              <w:instrText xml:space="preserve"> PAGEREF _Toc229577359 \h </w:instrText>
             </w:r>
             <w:r>
               <w:rPr>
@@ -2187,6 +2206,573 @@
                 <w:webHidden/>
               </w:rPr>
               <w:t>35</w:t>
+            </w:r>
+            <w:r>
+              <w:rPr>
+                <w:noProof/>
+                <w:webHidden/>
+              </w:rPr>
+              <w:fldChar w:fldCharType="end"/>
+            </w:r>
+          </w:hyperlink>
+        </w:p>
+        <w:p>
+          <w:pPr>
+            <w:pStyle w:val="TM2"/>
+            <w:tabs>
+              <w:tab w:val="left" w:pos="960"/>
+              <w:tab w:val="right" w:leader="dot" w:pos="9062"/>
+            </w:tabs>
+            <w:rPr>
+              <w:rFonts w:asciiTheme="minorHAnsi" w:eastAsiaTheme="minorEastAsia" w:hAnsiTheme="minorHAnsi" w:cstheme="minorBidi"/>
+              <w:noProof/>
+              <w:kern w:val="2"/>
+              <w:szCs w:val="24"/>
+              <w:lang w:val="fr-CH" w:eastAsia="fr-CH"/>
+              <w14:ligatures w14:val="standardContextual"/>
+            </w:rPr>
+          </w:pPr>
+          <w:hyperlink w:anchor="_Toc229577360" w:history="1">
+            <w:r>
+              <w:rPr>
+                <w:rStyle w:val="Lienhypertexte"/>
+                <w:rFonts w:cs="Arial"/>
+                <w:noProof/>
+                <w:lang w:val="fr-CH"/>
+              </w:rPr>
+              <w:t>3.4</w:t>
+            </w:r>
+            <w:r>
+              <w:rPr>
+                <w:rFonts w:asciiTheme="minorHAnsi" w:eastAsiaTheme="minorEastAsia" w:hAnsiTheme="minorHAnsi" w:cstheme="minorBidi"/>
+                <w:noProof/>
+                <w:kern w:val="2"/>
+                <w:szCs w:val="24"/>
+                <w:lang w:val="fr-CH" w:eastAsia="fr-CH"/>
+                <w14:ligatures w14:val="standardContextual"/>
+              </w:rPr>
+              <w:tab/>
+            </w:r>
+            <w:r>
+              <w:rPr>
+                <w:rStyle w:val="Lienhypertexte"/>
+                <w:noProof/>
+                <w:lang w:val="fr-CH"/>
+              </w:rPr>
+              <w:t>Erreurs restantes :</w:t>
+            </w:r>
+            <w:r>
+              <w:rPr>
+                <w:noProof/>
+                <w:webHidden/>
+              </w:rPr>
+              <w:tab/>
+            </w:r>
+            <w:r>
+              <w:rPr>
+                <w:noProof/>
+                <w:webHidden/>
+              </w:rPr>
+              <w:fldChar w:fldCharType="begin"/>
+            </w:r>
+            <w:r>
+              <w:rPr>
+                <w:noProof/>
+                <w:webHidden/>
+              </w:rPr>
+              <w:instrText xml:space="preserve"> PAGEREF _Toc229577360 \h </w:instrText>
+            </w:r>
+            <w:r>
+              <w:rPr>
+                <w:noProof/>
+                <w:webHidden/>
+              </w:rPr>
+            </w:r>
+            <w:r>
+              <w:rPr>
+                <w:noProof/>
+                <w:webHidden/>
+              </w:rPr>
+              <w:fldChar w:fldCharType="separate"/>
+            </w:r>
+            <w:r>
+              <w:rPr>
+                <w:noProof/>
+                <w:webHidden/>
+              </w:rPr>
+              <w:t>49</w:t>
+            </w:r>
+            <w:r>
+              <w:rPr>
+                <w:noProof/>
+                <w:webHidden/>
+              </w:rPr>
+              <w:fldChar w:fldCharType="end"/>
+            </w:r>
+          </w:hyperlink>
+        </w:p>
+        <w:p>
+          <w:pPr>
+            <w:pStyle w:val="TM2"/>
+            <w:tabs>
+              <w:tab w:val="left" w:pos="960"/>
+              <w:tab w:val="right" w:leader="dot" w:pos="9062"/>
+            </w:tabs>
+            <w:rPr>
+              <w:rFonts w:asciiTheme="minorHAnsi" w:eastAsiaTheme="minorEastAsia" w:hAnsiTheme="minorHAnsi" w:cstheme="minorBidi"/>
+              <w:noProof/>
+              <w:kern w:val="2"/>
+              <w:szCs w:val="24"/>
+              <w:lang w:val="fr-CH" w:eastAsia="fr-CH"/>
+              <w14:ligatures w14:val="standardContextual"/>
+            </w:rPr>
+          </w:pPr>
+          <w:hyperlink w:anchor="_Toc229577361" w:history="1">
+            <w:r>
+              <w:rPr>
+                <w:rStyle w:val="Lienhypertexte"/>
+                <w:rFonts w:cs="Arial"/>
+                <w:noProof/>
+              </w:rPr>
+              <w:t>3.5</w:t>
+            </w:r>
+            <w:r>
+              <w:rPr>
+                <w:rFonts w:asciiTheme="minorHAnsi" w:eastAsiaTheme="minorEastAsia" w:hAnsiTheme="minorHAnsi" w:cstheme="minorBidi"/>
+                <w:noProof/>
+                <w:kern w:val="2"/>
+                <w:szCs w:val="24"/>
+                <w:lang w:val="fr-CH" w:eastAsia="fr-CH"/>
+                <w14:ligatures w14:val="standardContextual"/>
+              </w:rPr>
+              <w:tab/>
+            </w:r>
+            <w:r>
+              <w:rPr>
+                <w:rStyle w:val="Lienhypertexte"/>
+                <w:noProof/>
+              </w:rPr>
+              <w:t>Liste des documents fournis</w:t>
+            </w:r>
+            <w:r>
+              <w:rPr>
+                <w:noProof/>
+                <w:webHidden/>
+              </w:rPr>
+              <w:tab/>
+            </w:r>
+            <w:r>
+              <w:rPr>
+                <w:noProof/>
+                <w:webHidden/>
+              </w:rPr>
+              <w:fldChar w:fldCharType="begin"/>
+            </w:r>
+            <w:r>
+              <w:rPr>
+                <w:noProof/>
+                <w:webHidden/>
+              </w:rPr>
+              <w:instrText xml:space="preserve"> PAGEREF _Toc229577361 \h </w:instrText>
+            </w:r>
+            <w:r>
+              <w:rPr>
+                <w:noProof/>
+                <w:webHidden/>
+              </w:rPr>
+            </w:r>
+            <w:r>
+              <w:rPr>
+                <w:noProof/>
+                <w:webHidden/>
+              </w:rPr>
+              <w:fldChar w:fldCharType="separate"/>
+            </w:r>
+            <w:r>
+              <w:rPr>
+                <w:noProof/>
+                <w:webHidden/>
+              </w:rPr>
+              <w:t>49</w:t>
+            </w:r>
+            <w:r>
+              <w:rPr>
+                <w:noProof/>
+                <w:webHidden/>
+              </w:rPr>
+              <w:fldChar w:fldCharType="end"/>
+            </w:r>
+          </w:hyperlink>
+        </w:p>
+        <w:p>
+          <w:pPr>
+            <w:pStyle w:val="TM1"/>
+            <w:tabs>
+              <w:tab w:val="left" w:pos="480"/>
+              <w:tab w:val="right" w:leader="dot" w:pos="9062"/>
+            </w:tabs>
+            <w:rPr>
+              <w:rFonts w:asciiTheme="minorHAnsi" w:eastAsiaTheme="minorEastAsia" w:hAnsiTheme="minorHAnsi" w:cstheme="minorBidi"/>
+              <w:noProof/>
+              <w:kern w:val="2"/>
+              <w:szCs w:val="24"/>
+              <w:lang w:val="fr-CH" w:eastAsia="fr-CH"/>
+              <w14:ligatures w14:val="standardContextual"/>
+            </w:rPr>
+          </w:pPr>
+          <w:hyperlink w:anchor="_Toc229577362" w:history="1">
+            <w:r>
+              <w:rPr>
+                <w:rStyle w:val="Lienhypertexte"/>
+                <w:noProof/>
+                <w:lang w:val="fr-CH"/>
+              </w:rPr>
+              <w:t>4</w:t>
+            </w:r>
+            <w:r>
+              <w:rPr>
+                <w:rFonts w:asciiTheme="minorHAnsi" w:eastAsiaTheme="minorEastAsia" w:hAnsiTheme="minorHAnsi" w:cstheme="minorBidi"/>
+                <w:noProof/>
+                <w:kern w:val="2"/>
+                <w:szCs w:val="24"/>
+                <w:lang w:val="fr-CH" w:eastAsia="fr-CH"/>
+                <w14:ligatures w14:val="standardContextual"/>
+              </w:rPr>
+              <w:tab/>
+            </w:r>
+            <w:r>
+              <w:rPr>
+                <w:rStyle w:val="Lienhypertexte"/>
+                <w:noProof/>
+                <w:lang w:val="fr-CH"/>
+              </w:rPr>
+              <w:t>Conclusion</w:t>
+            </w:r>
+            <w:r>
+              <w:rPr>
+                <w:noProof/>
+                <w:webHidden/>
+              </w:rPr>
+              <w:tab/>
+            </w:r>
+            <w:r>
+              <w:rPr>
+                <w:noProof/>
+                <w:webHidden/>
+              </w:rPr>
+              <w:fldChar w:fldCharType="begin"/>
+            </w:r>
+            <w:r>
+              <w:rPr>
+                <w:noProof/>
+                <w:webHidden/>
+              </w:rPr>
+              <w:instrText xml:space="preserve"> PAGEREF _Toc229577362 \h </w:instrText>
+            </w:r>
+            <w:r>
+              <w:rPr>
+                <w:noProof/>
+                <w:webHidden/>
+              </w:rPr>
+            </w:r>
+            <w:r>
+              <w:rPr>
+                <w:noProof/>
+                <w:webHidden/>
+              </w:rPr>
+              <w:fldChar w:fldCharType="separate"/>
+            </w:r>
+            <w:r>
+              <w:rPr>
+                <w:noProof/>
+                <w:webHidden/>
+              </w:rPr>
+              <w:t>49</w:t>
+            </w:r>
+            <w:r>
+              <w:rPr>
+                <w:noProof/>
+                <w:webHidden/>
+              </w:rPr>
+              <w:fldChar w:fldCharType="end"/>
+            </w:r>
+          </w:hyperlink>
+        </w:p>
+        <w:p>
+          <w:pPr>
+            <w:pStyle w:val="TM2"/>
+            <w:tabs>
+              <w:tab w:val="left" w:pos="960"/>
+              <w:tab w:val="right" w:leader="dot" w:pos="9062"/>
+            </w:tabs>
+            <w:rPr>
+              <w:rFonts w:asciiTheme="minorHAnsi" w:eastAsiaTheme="minorEastAsia" w:hAnsiTheme="minorHAnsi" w:cstheme="minorBidi"/>
+              <w:noProof/>
+              <w:kern w:val="2"/>
+              <w:szCs w:val="24"/>
+              <w:lang w:val="fr-CH" w:eastAsia="fr-CH"/>
+              <w14:ligatures w14:val="standardContextual"/>
+            </w:rPr>
+          </w:pPr>
+          <w:hyperlink w:anchor="_Toc229577363" w:history="1">
+            <w:r>
+              <w:rPr>
+                <w:rStyle w:val="Lienhypertexte"/>
+                <w:rFonts w:cs="Arial"/>
+                <w:noProof/>
+                <w:lang w:val="fr-CH"/>
+              </w:rPr>
+              <w:t>4.1</w:t>
+            </w:r>
+            <w:r>
+              <w:rPr>
+                <w:rFonts w:asciiTheme="minorHAnsi" w:eastAsiaTheme="minorEastAsia" w:hAnsiTheme="minorHAnsi" w:cstheme="minorBidi"/>
+                <w:noProof/>
+                <w:kern w:val="2"/>
+                <w:szCs w:val="24"/>
+                <w:lang w:val="fr-CH" w:eastAsia="fr-CH"/>
+                <w14:ligatures w14:val="standardContextual"/>
+              </w:rPr>
+              <w:tab/>
+            </w:r>
+            <w:r>
+              <w:rPr>
+                <w:rStyle w:val="Lienhypertexte"/>
+                <w:noProof/>
+                <w:lang w:val="fr-CH"/>
+              </w:rPr>
+              <w:t>Objectifs atteints / non-atteints</w:t>
+            </w:r>
+            <w:r>
+              <w:rPr>
+                <w:noProof/>
+                <w:webHidden/>
+              </w:rPr>
+              <w:tab/>
+            </w:r>
+            <w:r>
+              <w:rPr>
+                <w:noProof/>
+                <w:webHidden/>
+              </w:rPr>
+              <w:fldChar w:fldCharType="begin"/>
+            </w:r>
+            <w:r>
+              <w:rPr>
+                <w:noProof/>
+                <w:webHidden/>
+              </w:rPr>
+              <w:instrText xml:space="preserve"> PAGEREF _Toc229577363 \h </w:instrText>
+            </w:r>
+            <w:r>
+              <w:rPr>
+                <w:noProof/>
+                <w:webHidden/>
+              </w:rPr>
+            </w:r>
+            <w:r>
+              <w:rPr>
+                <w:noProof/>
+                <w:webHidden/>
+              </w:rPr>
+              <w:fldChar w:fldCharType="separate"/>
+            </w:r>
+            <w:r>
+              <w:rPr>
+                <w:noProof/>
+                <w:webHidden/>
+              </w:rPr>
+              <w:t>49</w:t>
+            </w:r>
+            <w:r>
+              <w:rPr>
+                <w:noProof/>
+                <w:webHidden/>
+              </w:rPr>
+              <w:fldChar w:fldCharType="end"/>
+            </w:r>
+          </w:hyperlink>
+        </w:p>
+        <w:p>
+          <w:pPr>
+            <w:pStyle w:val="TM2"/>
+            <w:tabs>
+              <w:tab w:val="left" w:pos="960"/>
+              <w:tab w:val="right" w:leader="dot" w:pos="9062"/>
+            </w:tabs>
+            <w:rPr>
+              <w:rFonts w:asciiTheme="minorHAnsi" w:eastAsiaTheme="minorEastAsia" w:hAnsiTheme="minorHAnsi" w:cstheme="minorBidi"/>
+              <w:noProof/>
+              <w:kern w:val="2"/>
+              <w:szCs w:val="24"/>
+              <w:lang w:val="fr-CH" w:eastAsia="fr-CH"/>
+              <w14:ligatures w14:val="standardContextual"/>
+            </w:rPr>
+          </w:pPr>
+          <w:hyperlink w:anchor="_Toc229577364" w:history="1">
+            <w:r>
+              <w:rPr>
+                <w:rStyle w:val="Lienhypertexte"/>
+                <w:rFonts w:cs="Arial"/>
+                <w:noProof/>
+                <w:lang w:val="fr-CH"/>
+              </w:rPr>
+              <w:t>4.2</w:t>
+            </w:r>
+            <w:r>
+              <w:rPr>
+                <w:rFonts w:asciiTheme="minorHAnsi" w:eastAsiaTheme="minorEastAsia" w:hAnsiTheme="minorHAnsi" w:cstheme="minorBidi"/>
+                <w:noProof/>
+                <w:kern w:val="2"/>
+                <w:szCs w:val="24"/>
+                <w:lang w:val="fr-CH" w:eastAsia="fr-CH"/>
+                <w14:ligatures w14:val="standardContextual"/>
+              </w:rPr>
+              <w:tab/>
+            </w:r>
+            <w:r>
+              <w:rPr>
+                <w:rStyle w:val="Lienhypertexte"/>
+                <w:noProof/>
+                <w:lang w:val="fr-CH"/>
+              </w:rPr>
+              <w:t>Points positifs / négatifs</w:t>
+            </w:r>
+            <w:r>
+              <w:rPr>
+                <w:noProof/>
+                <w:webHidden/>
+              </w:rPr>
+              <w:tab/>
+            </w:r>
+            <w:r>
+              <w:rPr>
+                <w:noProof/>
+                <w:webHidden/>
+              </w:rPr>
+              <w:fldChar w:fldCharType="begin"/>
+            </w:r>
+            <w:r>
+              <w:rPr>
+                <w:noProof/>
+                <w:webHidden/>
+              </w:rPr>
+              <w:instrText xml:space="preserve"> PAGEREF _Toc229577364 \h </w:instrText>
+            </w:r>
+            <w:r>
+              <w:rPr>
+                <w:noProof/>
+                <w:webHidden/>
+              </w:rPr>
+            </w:r>
+            <w:r>
+              <w:rPr>
+                <w:noProof/>
+                <w:webHidden/>
+              </w:rPr>
+              <w:fldChar w:fldCharType="separate"/>
+            </w:r>
+            <w:r>
+              <w:rPr>
+                <w:noProof/>
+                <w:webHidden/>
+              </w:rPr>
+              <w:t>50</w:t>
+            </w:r>
+            <w:r>
+              <w:rPr>
+                <w:noProof/>
+                <w:webHidden/>
+              </w:rPr>
+              <w:fldChar w:fldCharType="end"/>
+            </w:r>
+          </w:hyperlink>
+        </w:p>
+        <w:p>
+          <w:pPr>
+            <w:pStyle w:val="TM2"/>
+            <w:tabs>
+              <w:tab w:val="left" w:pos="960"/>
+              <w:tab w:val="right" w:leader="dot" w:pos="9062"/>
+            </w:tabs>
+            <w:rPr>
+              <w:rFonts w:asciiTheme="minorHAnsi" w:eastAsiaTheme="minorEastAsia" w:hAnsiTheme="minorHAnsi" w:cstheme="minorBidi"/>
+              <w:noProof/>
+              <w:kern w:val="2"/>
+              <w:szCs w:val="24"/>
+              <w:lang w:val="fr-CH" w:eastAsia="fr-CH"/>
+              <w14:ligatures w14:val="standardContextual"/>
+            </w:rPr>
+          </w:pPr>
+          <w:hyperlink w:anchor="_Toc229577365" w:history="1">
+            <w:r>
+              <w:rPr>
+                <w:rStyle w:val="Lienhypertexte"/>
+                <w:rFonts w:cs="Arial"/>
+                <w:noProof/>
+                <w:lang w:val="fr-CH"/>
+              </w:rPr>
+              <w:t>4.3</w:t>
+            </w:r>
+            <w:r>
+              <w:rPr>
+                <w:rFonts w:asciiTheme="minorHAnsi" w:eastAsiaTheme="minorEastAsia" w:hAnsiTheme="minorHAnsi" w:cstheme="minorBidi"/>
+                <w:noProof/>
+                <w:kern w:val="2"/>
+                <w:szCs w:val="24"/>
+                <w:lang w:val="fr-CH" w:eastAsia="fr-CH"/>
+                <w14:ligatures w14:val="standardContextual"/>
+              </w:rPr>
+              <w:tab/>
+            </w:r>
+            <w:r>
+              <w:rPr>
+                <w:rStyle w:val="Lienhypertexte"/>
+                <w:noProof/>
+                <w:lang w:val="fr-CH"/>
+              </w:rPr>
+              <w:t>Améliorations possibles</w:t>
+            </w:r>
+            <w:r>
+              <w:rPr>
+                <w:noProof/>
+                <w:webHidden/>
+              </w:rPr>
+              <w:tab/>
+            </w:r>
+            <w:r>
+              <w:rPr>
+                <w:noProof/>
+                <w:webHidden/>
+              </w:rPr>
+              <w:fldChar w:fldCharType="begin"/>
+            </w:r>
+            <w:r>
+              <w:rPr>
+                <w:noProof/>
+                <w:webHidden/>
+              </w:rPr>
+              <w:instrText xml:space="preserve"> PAGEREF _Toc229577365 \h </w:instrText>
+            </w:r>
+            <w:r>
+              <w:rPr>
+                <w:noProof/>
+                <w:webHidden/>
+              </w:rPr>
+            </w:r>
+            <w:r>
+              <w:rPr>
+                <w:noProof/>
+                <w:webHidden/>
+              </w:rPr>
+              <w:fldChar w:fldCharType="separate"/>
+            </w:r>
+            <w:r>
+              <w:rPr>
+                <w:noProof/>
+                <w:webHidden/>
+              </w:rPr>
+              <w:t>50</w:t>
             </w:r>
             <w:r>
               <w:rPr>
@@ -2219,8 +2805,8 @@
           <w:u w:val="single"/>
         </w:rPr>
       </w:pPr>
-      <w:bookmarkStart w:id="1" w:name="_Toc499021832"/>
-      <w:bookmarkStart w:id="2" w:name="_Toc229491353"/>
+      <w:bookmarkStart w:id="2" w:name="_Toc499021832"/>
+      <w:bookmarkStart w:id="3" w:name="_Toc229577340"/>
       <w:r>
         <w:rPr>
           <w:u w:val="single"/>
@@ -2228,8 +2814,8 @@
         <w:lastRenderedPageBreak/>
         <w:t>Analyse préliminaire</w:t>
       </w:r>
-      <w:bookmarkEnd w:id="1"/>
       <w:bookmarkEnd w:id="2"/>
+      <w:bookmarkEnd w:id="3"/>
     </w:p>
     <w:p>
       <w:pPr>
@@ -2238,16 +2824,16 @@
           <w:iCs/>
         </w:rPr>
       </w:pPr>
-      <w:bookmarkStart w:id="3" w:name="_Toc499021833"/>
-      <w:bookmarkStart w:id="4" w:name="_Toc229491354"/>
+      <w:bookmarkStart w:id="4" w:name="_Toc499021833"/>
+      <w:bookmarkStart w:id="5" w:name="_Toc229577341"/>
       <w:r>
         <w:rPr>
           <w:iCs/>
         </w:rPr>
         <w:t>Introduction</w:t>
       </w:r>
-      <w:bookmarkEnd w:id="3"/>
       <w:bookmarkEnd w:id="4"/>
+      <w:bookmarkEnd w:id="5"/>
       <w:r>
         <w:rPr>
           <w:iCs/>
@@ -2296,7 +2882,21 @@
         <w:rPr>
           <w:lang w:val="fr-CH"/>
         </w:rPr>
-        <w:t>Kaizen Classroom est une organisation à but non lucratif, sociale et solidaire, dont la finalité est de soutenir l'apprentissage des élèves en difficulté. Actuellement, le suivi des périodes de soutien (1 à 2 périodes par semaine) est géré à l’aide fichiers Excel ou googlesheet amenant à des interprétations diverses quant au remplissage par les enseignants ainsi qu’une forte complexité pour les administrateurs quant à la comptabilisation des périodes effectuées.</w:t>
+        <w:t xml:space="preserve">Kaizen Classroom est une organisation à but non lucratif, sociale et solidaire, dont la finalité est de soutenir l'apprentissage des élèves en difficulté. Actuellement, le suivi des périodes de soutien (1 à 2 périodes par semaine) est géré à l’aide fichiers Excel ou </w:t>
+      </w:r>
+      <w:proofErr w:type="spellStart"/>
+      <w:r>
+        <w:rPr>
+          <w:lang w:val="fr-CH"/>
+        </w:rPr>
+        <w:t>googlesheet</w:t>
+      </w:r>
+      <w:proofErr w:type="spellEnd"/>
+      <w:r>
+        <w:rPr>
+          <w:lang w:val="fr-CH"/>
+        </w:rPr>
+        <w:t xml:space="preserve"> amenant à des interprétations diverses quant au remplissage par les enseignants ainsi qu’une forte complexité pour les administrateurs quant à la comptabilisation des périodes effectuées.</w:t>
       </w:r>
     </w:p>
     <w:p>
@@ -2419,21 +3019,35 @@
         <w:rPr>
           <w:szCs w:val="14"/>
         </w:rPr>
-        <w:t xml:space="preserve"> moderne (Streamlit)</w:t>
-      </w:r>
-    </w:p>
-    <w:p>
-      <w:pPr>
+        <w:t xml:space="preserve"> moderne (</w:t>
+      </w:r>
+      <w:proofErr w:type="spellStart"/>
+      <w:r>
         <w:rPr>
           <w:szCs w:val="14"/>
         </w:rPr>
-      </w:pPr>
-    </w:p>
-    <w:p>
-      <w:pPr>
+        <w:t>Streamlit</w:t>
+      </w:r>
+      <w:proofErr w:type="spellEnd"/>
+      <w:r>
         <w:rPr>
           <w:szCs w:val="14"/>
         </w:rPr>
+        <w:t>)</w:t>
+      </w:r>
+    </w:p>
+    <w:p>
+      <w:pPr>
+        <w:rPr>
+          <w:szCs w:val="14"/>
+        </w:rPr>
+      </w:pPr>
+    </w:p>
+    <w:p>
+      <w:pPr>
+        <w:rPr>
+          <w:szCs w:val="14"/>
+        </w:rPr>
       </w:pPr>
     </w:p>
     <w:p>
@@ -2443,7 +3057,7 @@
           <w:iCs/>
         </w:rPr>
       </w:pPr>
-      <w:bookmarkStart w:id="5" w:name="_Toc229491355"/>
+      <w:bookmarkStart w:id="6" w:name="_Toc229577342"/>
       <w:r>
         <w:rPr>
           <w:iCs/>
@@ -2456,7 +3070,7 @@
         </w:rPr>
         <w:t xml:space="preserve"> du projet</w:t>
       </w:r>
-      <w:bookmarkEnd w:id="5"/>
+      <w:bookmarkEnd w:id="6"/>
     </w:p>
     <w:p/>
     <w:p>
@@ -2967,7 +3581,21 @@
         <w:rPr>
           <w:lang w:val="fr-CH"/>
         </w:rPr>
-        <w:t xml:space="preserve"> Langage Python avec le Framework Streamlit.</w:t>
+        <w:t xml:space="preserve"> Langage Python avec le Framework </w:t>
+      </w:r>
+      <w:proofErr w:type="spellStart"/>
+      <w:r>
+        <w:rPr>
+          <w:lang w:val="fr-CH"/>
+        </w:rPr>
+        <w:t>Streamlit</w:t>
+      </w:r>
+      <w:proofErr w:type="spellEnd"/>
+      <w:r>
+        <w:rPr>
+          <w:lang w:val="fr-CH"/>
+        </w:rPr>
+        <w:t>.</w:t>
       </w:r>
     </w:p>
     <w:p>
@@ -3151,17 +3779,33 @@
         </w:rPr>
         <w:t xml:space="preserve">Respect des délais des rendus (Tous les </w:t>
       </w:r>
+      <w:proofErr w:type="gramStart"/>
       <w:r>
         <w:rPr>
           <w:szCs w:val="14"/>
         </w:rPr>
         <w:t>Mardi</w:t>
       </w:r>
+      <w:proofErr w:type="gramEnd"/>
       <w:r>
         <w:rPr>
           <w:szCs w:val="14"/>
         </w:rPr>
-        <w:t xml:space="preserve"> et Jeudi + Rendu Final)</w:t>
+        <w:t xml:space="preserve"> et </w:t>
+      </w:r>
+      <w:proofErr w:type="gramStart"/>
+      <w:r>
+        <w:rPr>
+          <w:szCs w:val="14"/>
+        </w:rPr>
+        <w:t>Jeudi</w:t>
+      </w:r>
+      <w:proofErr w:type="gramEnd"/>
+      <w:r>
+        <w:rPr>
+          <w:szCs w:val="14"/>
+        </w:rPr>
+        <w:t xml:space="preserve"> + Rendu Final)</w:t>
       </w:r>
     </w:p>
     <w:p>
@@ -3327,7 +3971,7 @@
           <w:iCs/>
         </w:rPr>
       </w:pPr>
-      <w:bookmarkStart w:id="6" w:name="_Toc229491356"/>
+      <w:bookmarkStart w:id="7" w:name="_Toc229577343"/>
       <w:r>
         <w:rPr>
           <w:iCs/>
@@ -3340,7 +3984,7 @@
         </w:rPr>
         <w:t>nification initiale</w:t>
       </w:r>
-      <w:bookmarkEnd w:id="6"/>
+      <w:bookmarkEnd w:id="7"/>
     </w:p>
     <w:p/>
     <w:p>
@@ -3805,7 +4449,8 @@
                                 <w:noProof/>
                               </w:rPr>
                             </w:pPr>
-                            <w:bookmarkStart w:id="7" w:name="_Toc229488227"/>
+                            <w:bookmarkStart w:id="8" w:name="_Toc229488227"/>
+                            <w:bookmarkStart w:id="9" w:name="_Toc229582201"/>
                             <w:r>
                               <w:t xml:space="preserve">Figure </w:t>
                             </w:r>
@@ -3830,7 +4475,8 @@
                             <w:r>
                               <w:t xml:space="preserve"> Planification Initiale</w:t>
                             </w:r>
-                            <w:bookmarkEnd w:id="7"/>
+                            <w:bookmarkEnd w:id="8"/>
+                            <w:bookmarkEnd w:id="9"/>
                           </w:p>
                         </w:txbxContent>
                       </wps:txbx>
@@ -3865,7 +4511,8 @@
                           <w:noProof/>
                         </w:rPr>
                       </w:pPr>
-                      <w:bookmarkStart w:id="8" w:name="_Toc229488227"/>
+                      <w:bookmarkStart w:id="10" w:name="_Toc229488227"/>
+                      <w:bookmarkStart w:id="11" w:name="_Toc229582201"/>
                       <w:r>
                         <w:t xml:space="preserve">Figure </w:t>
                       </w:r>
@@ -3890,7 +4537,8 @@
                       <w:r>
                         <w:t xml:space="preserve"> Planification Initiale</w:t>
                       </w:r>
-                      <w:bookmarkEnd w:id="8"/>
+                      <w:bookmarkEnd w:id="10"/>
+                      <w:bookmarkEnd w:id="11"/>
                     </w:p>
                   </w:txbxContent>
                 </v:textbox>
@@ -3914,7 +4562,7 @@
           <w:u w:val="single"/>
         </w:rPr>
       </w:pPr>
-      <w:bookmarkStart w:id="9" w:name="_Toc229491357"/>
+      <w:bookmarkStart w:id="12" w:name="_Toc229577344"/>
       <w:r>
         <w:rPr>
           <w:u w:val="single"/>
@@ -3922,18 +4570,18 @@
         <w:lastRenderedPageBreak/>
         <w:t>Analyse / Conception</w:t>
       </w:r>
-      <w:bookmarkEnd w:id="9"/>
+      <w:bookmarkEnd w:id="12"/>
     </w:p>
     <w:p/>
     <w:p>
       <w:pPr>
         <w:pStyle w:val="Titre2"/>
       </w:pPr>
-      <w:bookmarkStart w:id="10" w:name="_Toc229491358"/>
+      <w:bookmarkStart w:id="13" w:name="_Toc229577345"/>
       <w:r>
         <w:t>Technologies utilisées</w:t>
       </w:r>
-      <w:bookmarkEnd w:id="10"/>
+      <w:bookmarkEnd w:id="13"/>
     </w:p>
     <w:p/>
     <w:p>
@@ -3974,6 +4622,7 @@
           <w:numId w:val="19"/>
         </w:numPr>
       </w:pPr>
+      <w:proofErr w:type="spellStart"/>
       <w:r>
         <w:rPr>
           <w:b/>
@@ -3993,7 +4642,15 @@
           <w:b/>
           <w:bCs/>
         </w:rPr>
-        <w:t>harm </w:t>
+        <w:t>harm</w:t>
+      </w:r>
+      <w:proofErr w:type="spellEnd"/>
+      <w:r>
+        <w:rPr>
+          <w:b/>
+          <w:bCs/>
+        </w:rPr>
+        <w:t> </w:t>
       </w:r>
       <w:r>
         <w:t>:</w:t>
@@ -4021,6 +4678,7 @@
           <w:numId w:val="18"/>
         </w:numPr>
       </w:pPr>
+      <w:proofErr w:type="spellStart"/>
       <w:r>
         <w:rPr>
           <w:b/>
@@ -4028,6 +4686,7 @@
         </w:rPr>
         <w:t>Streamlit</w:t>
       </w:r>
+      <w:proofErr w:type="spellEnd"/>
       <w:r>
         <w:t> : Framework utilisé pour l’interface utilisateur. Il permet de transformer des scripts Python en applications web interactives</w:t>
       </w:r>
@@ -4203,7 +4862,31 @@
           <w:szCs w:val="14"/>
           <w:lang w:val="fr-CH" w:eastAsia="fr-FR"/>
         </w:rPr>
-        <w:t xml:space="preserve">MySQL Connector : </w:t>
+        <w:t xml:space="preserve">MySQL </w:t>
+      </w:r>
+      <w:proofErr w:type="spellStart"/>
+      <w:r>
+        <w:rPr>
+          <w:rFonts w:ascii="Arial" w:hAnsi="Arial"/>
+          <w:b/>
+          <w:bCs/>
+          <w:sz w:val="24"/>
+          <w:szCs w:val="14"/>
+          <w:lang w:val="fr-CH" w:eastAsia="fr-FR"/>
+        </w:rPr>
+        <w:t>Connector</w:t>
+      </w:r>
+      <w:proofErr w:type="spellEnd"/>
+      <w:r>
+        <w:rPr>
+          <w:rFonts w:ascii="Arial" w:hAnsi="Arial"/>
+          <w:b/>
+          <w:bCs/>
+          <w:sz w:val="24"/>
+          <w:szCs w:val="14"/>
+          <w:lang w:val="fr-CH" w:eastAsia="fr-FR"/>
+        </w:rPr>
+        <w:t xml:space="preserve"> : </w:t>
       </w:r>
       <w:r>
         <w:rPr>
@@ -4476,7 +5159,27 @@
           <w:szCs w:val="14"/>
           <w:lang w:eastAsia="fr-FR"/>
         </w:rPr>
-        <w:t>ithme de hachage Blowfish.</w:t>
+        <w:t xml:space="preserve">ithme de hachage </w:t>
+      </w:r>
+      <w:proofErr w:type="spellStart"/>
+      <w:r>
+        <w:rPr>
+          <w:rFonts w:ascii="Arial" w:hAnsi="Arial"/>
+          <w:sz w:val="24"/>
+          <w:szCs w:val="14"/>
+          <w:lang w:eastAsia="fr-FR"/>
+        </w:rPr>
+        <w:t>Blowfish</w:t>
+      </w:r>
+      <w:proofErr w:type="spellEnd"/>
+      <w:r>
+        <w:rPr>
+          <w:rFonts w:ascii="Arial" w:hAnsi="Arial"/>
+          <w:sz w:val="24"/>
+          <w:szCs w:val="14"/>
+          <w:lang w:eastAsia="fr-FR"/>
+        </w:rPr>
+        <w:t>.</w:t>
       </w:r>
     </w:p>
     <w:p>
@@ -4560,6 +5263,7 @@
           <w:lang w:eastAsia="fr-FR"/>
         </w:rPr>
       </w:pPr>
+      <w:proofErr w:type="spellStart"/>
       <w:r>
         <w:rPr>
           <w:rFonts w:ascii="Arial" w:hAnsi="Arial"/>
@@ -4569,7 +5273,19 @@
           <w:szCs w:val="14"/>
           <w:lang w:eastAsia="fr-FR"/>
         </w:rPr>
-        <w:t xml:space="preserve">Figma : </w:t>
+        <w:t>Figma</w:t>
+      </w:r>
+      <w:proofErr w:type="spellEnd"/>
+      <w:r>
+        <w:rPr>
+          <w:rFonts w:ascii="Arial" w:hAnsi="Arial"/>
+          <w:b/>
+          <w:bCs/>
+          <w:sz w:val="24"/>
+          <w:szCs w:val="14"/>
+          <w:lang w:eastAsia="fr-FR"/>
+        </w:rPr>
+        <w:t xml:space="preserve"> : </w:t>
       </w:r>
       <w:r>
         <w:rPr>
@@ -4662,6 +5378,7 @@
           <w:lang w:val="fr-CH" w:eastAsia="fr-FR"/>
         </w:rPr>
       </w:pPr>
+      <w:proofErr w:type="spellStart"/>
       <w:r>
         <w:rPr>
           <w:rFonts w:ascii="Arial" w:hAnsi="Arial"/>
@@ -4671,7 +5388,19 @@
           <w:szCs w:val="14"/>
           <w:lang w:val="fr-CH" w:eastAsia="fr-FR"/>
         </w:rPr>
-        <w:t xml:space="preserve">Pytest : </w:t>
+        <w:t>Pytest</w:t>
+      </w:r>
+      <w:proofErr w:type="spellEnd"/>
+      <w:r>
+        <w:rPr>
+          <w:rFonts w:ascii="Arial" w:hAnsi="Arial"/>
+          <w:b/>
+          <w:bCs/>
+          <w:sz w:val="24"/>
+          <w:szCs w:val="14"/>
+          <w:lang w:val="fr-CH" w:eastAsia="fr-FR"/>
+        </w:rPr>
+        <w:t xml:space="preserve"> : </w:t>
       </w:r>
       <w:r>
         <w:rPr>
@@ -5029,11 +5758,11 @@
       <w:pPr>
         <w:pStyle w:val="Titre2"/>
       </w:pPr>
-      <w:bookmarkStart w:id="11" w:name="_Toc229491359"/>
+      <w:bookmarkStart w:id="14" w:name="_Toc229577346"/>
       <w:r>
         <w:t>Use Cases</w:t>
       </w:r>
-      <w:bookmarkEnd w:id="11"/>
+      <w:bookmarkEnd w:id="14"/>
     </w:p>
     <w:p/>
     <w:p>
@@ -5377,7 +6106,15 @@
               <w:jc w:val="center"/>
             </w:pPr>
             <w:r>
-              <w:t>Se connecter de façon sécurisée (ID / Password).</w:t>
+              <w:t xml:space="preserve">Se connecter de façon sécurisée (ID / </w:t>
+            </w:r>
+            <w:proofErr w:type="spellStart"/>
+            <w:r>
+              <w:t>Password</w:t>
+            </w:r>
+            <w:proofErr w:type="spellEnd"/>
+            <w:r>
+              <w:t>).</w:t>
             </w:r>
           </w:p>
         </w:tc>
@@ -6796,7 +7533,15 @@
         <w:spacing w:after="160" w:line="278" w:lineRule="auto"/>
       </w:pPr>
       <w:r>
-        <w:t>L'admin sélectionne l'entité à gérer (ex: "Élèves").</w:t>
+        <w:t>L'admin sélectionne l'entité à gérer (</w:t>
+      </w:r>
+      <w:proofErr w:type="gramStart"/>
+      <w:r>
+        <w:t>ex:</w:t>
+      </w:r>
+      <w:proofErr w:type="gramEnd"/>
+      <w:r>
+        <w:t xml:space="preserve"> "Élèves").</w:t>
       </w:r>
     </w:p>
     <w:p>
@@ -7179,7 +7924,7 @@
       <w:pPr>
         <w:pStyle w:val="Titre2"/>
       </w:pPr>
-      <w:bookmarkStart w:id="12" w:name="_Toc229491360"/>
+      <w:bookmarkStart w:id="15" w:name="_Toc229577347"/>
       <w:r>
         <w:t xml:space="preserve">Analyse des </w:t>
       </w:r>
@@ -7189,7 +7934,7 @@
       <w:r>
         <w:t>esoins</w:t>
       </w:r>
-      <w:bookmarkEnd w:id="12"/>
+      <w:bookmarkEnd w:id="15"/>
     </w:p>
     <w:p/>
     <w:p/>
@@ -8427,7 +9172,15 @@
         <w:t>Simplicité :</w:t>
       </w:r>
       <w:r>
-        <w:t xml:space="preserve"> L'interface Streamlit doit être épurée (public cible ayant une aisance technique variable).</w:t>
+        <w:t xml:space="preserve"> L'interface </w:t>
+      </w:r>
+      <w:proofErr w:type="spellStart"/>
+      <w:r>
+        <w:t>Streamlit</w:t>
+      </w:r>
+      <w:proofErr w:type="spellEnd"/>
+      <w:r>
+        <w:t xml:space="preserve"> doit être épurée (public cible ayant une aisance technique variable).</w:t>
       </w:r>
     </w:p>
     <w:p>
@@ -8527,6 +9280,14 @@
     </w:p>
     <w:p>
       <w:pPr>
+        <w:rPr>
+          <w:b/>
+          <w:bCs/>
+        </w:rPr>
+      </w:pPr>
+    </w:p>
+    <w:p>
+      <w:pPr>
         <w:numPr>
           <w:ilvl w:val="0"/>
           <w:numId w:val="16"/>
@@ -8545,16 +9306,15 @@
       </w:r>
     </w:p>
     <w:p/>
-    <w:p/>
     <w:p>
       <w:pPr>
         <w:pStyle w:val="Titre2"/>
       </w:pPr>
-      <w:bookmarkStart w:id="13" w:name="_Toc229491361"/>
+      <w:bookmarkStart w:id="16" w:name="_Toc229577348"/>
       <w:r>
         <w:t>Analyse des risques</w:t>
       </w:r>
-      <w:bookmarkEnd w:id="13"/>
+      <w:bookmarkEnd w:id="16"/>
       <w:r>
         <w:t> </w:t>
       </w:r>
@@ -8960,7 +9720,15 @@
               <w:t>Retard sur le planning</w:t>
             </w:r>
             <w:r>
-              <w:t xml:space="preserve"> (difficulté technique avec Streamlit)</w:t>
+              <w:t xml:space="preserve"> (difficulté technique avec </w:t>
+            </w:r>
+            <w:proofErr w:type="spellStart"/>
+            <w:r>
+              <w:t>Streamlit</w:t>
+            </w:r>
+            <w:proofErr w:type="spellEnd"/>
+            <w:r>
+              <w:t>)</w:t>
             </w:r>
           </w:p>
         </w:tc>
@@ -9223,7 +9991,15 @@
               <w:jc w:val="center"/>
             </w:pPr>
             <w:r>
-              <w:t>Hachage des mots de passe (bcrypt) et contrôle strict des sessions sur chaque page.</w:t>
+              <w:t>Hachage des mots de passe (</w:t>
+            </w:r>
+            <w:proofErr w:type="spellStart"/>
+            <w:r>
+              <w:t>bcrypt</w:t>
+            </w:r>
+            <w:proofErr w:type="spellEnd"/>
+            <w:r>
+              <w:t>) et contrôle strict des sessions sur chaque page.</w:t>
             </w:r>
           </w:p>
         </w:tc>
@@ -9691,11 +10467,11 @@
       <w:pPr>
         <w:pStyle w:val="Titre2"/>
       </w:pPr>
-      <w:bookmarkStart w:id="14" w:name="_Toc229491362"/>
+      <w:bookmarkStart w:id="17" w:name="_Toc229577349"/>
       <w:r>
         <w:t>Planification</w:t>
       </w:r>
-      <w:bookmarkEnd w:id="14"/>
+      <w:bookmarkEnd w:id="17"/>
     </w:p>
     <w:p/>
     <w:p/>
@@ -9984,7 +10760,15 @@
         <w:t>I</w:t>
       </w:r>
       <w:r>
-        <w:t xml:space="preserve">nterface Streamlit. </w:t>
+        <w:t xml:space="preserve">nterface </w:t>
+      </w:r>
+      <w:proofErr w:type="spellStart"/>
+      <w:r>
+        <w:t>Streamlit</w:t>
+      </w:r>
+      <w:proofErr w:type="spellEnd"/>
+      <w:r>
+        <w:t xml:space="preserve">. </w:t>
       </w:r>
     </w:p>
     <w:p/>
@@ -10101,19 +10885,28 @@
       <w:pPr>
         <w:pStyle w:val="Titre2"/>
       </w:pPr>
-      <w:bookmarkStart w:id="15" w:name="_Toc229491363"/>
+      <w:bookmarkStart w:id="18" w:name="_Toc229577350"/>
       <w:r>
         <w:t>Maquettes</w:t>
       </w:r>
-      <w:bookmarkEnd w:id="15"/>
+      <w:bookmarkEnd w:id="18"/>
     </w:p>
     <w:p/>
+    <w:p/>
     <w:p>
       <w:pPr>
         <w:jc w:val="both"/>
       </w:pPr>
       <w:r>
-        <w:t>Pour créer les maquettes, j’ai utilisé l’IA dans Figma qui m’a permis de générer le design pour les maquettes, je lui ai dit ce que je voulais comme design et il me la générer.</w:t>
+        <w:t xml:space="preserve">Pour créer les maquettes, j’ai utilisé l’IA dans </w:t>
+      </w:r>
+      <w:proofErr w:type="spellStart"/>
+      <w:r>
+        <w:t>Figma</w:t>
+      </w:r>
+      <w:proofErr w:type="spellEnd"/>
+      <w:r>
+        <w:t xml:space="preserve"> qui m’a permis de générer le design pour les maquettes, je lui ai dit ce que je voulais comme design et il me la générer.</w:t>
       </w:r>
     </w:p>
     <w:p/>
@@ -10145,7 +10938,6 @@
           <w:b/>
           <w:bCs/>
         </w:rPr>
-        <w:lastRenderedPageBreak/>
         <w:t>Page de Login :</w:t>
       </w:r>
     </w:p>
@@ -10222,7 +11014,8 @@
         <w:pStyle w:val="Lgende"/>
         <w:jc w:val="center"/>
       </w:pPr>
-      <w:bookmarkStart w:id="16" w:name="_Toc229488228"/>
+      <w:bookmarkStart w:id="19" w:name="_Toc229488228"/>
+      <w:bookmarkStart w:id="20" w:name="_Toc229582202"/>
       <w:r>
         <w:t xml:space="preserve">Figure </w:t>
       </w:r>
@@ -10247,7 +11040,8 @@
       <w:r>
         <w:t xml:space="preserve"> - Page Login</w:t>
       </w:r>
-      <w:bookmarkEnd w:id="16"/>
+      <w:bookmarkEnd w:id="19"/>
+      <w:bookmarkEnd w:id="20"/>
     </w:p>
     <w:p>
       <w:pPr>
@@ -10255,60 +11049,59 @@
       </w:pPr>
     </w:p>
     <w:p/>
+    <w:p>
+      <w:r>
+        <w:rPr>
+          <w:b/>
+          <w:bCs/>
+        </w:rPr>
+        <w:t>Page Enseignant </w:t>
+      </w:r>
+      <w:r>
+        <w:rPr>
+          <w:b/>
+          <w:bCs/>
+        </w:rPr>
+        <w:t xml:space="preserve"> - Saisie du Suivi</w:t>
+      </w:r>
+      <w:r>
+        <w:rPr>
+          <w:b/>
+          <w:bCs/>
+        </w:rPr>
+        <w:t xml:space="preserve"> </w:t>
+      </w:r>
+      <w:r>
+        <w:rPr>
+          <w:b/>
+          <w:bCs/>
+        </w:rPr>
+        <w:t>hebdomadaire</w:t>
+      </w:r>
+      <w:r>
+        <w:rPr>
+          <w:b/>
+          <w:bCs/>
+        </w:rPr>
+        <w:t xml:space="preserve"> :</w:t>
+      </w:r>
+      <w:r>
+        <w:rPr>
+          <w:b/>
+          <w:bCs/>
+        </w:rPr>
+        <w:t xml:space="preserve"> </w:t>
+      </w:r>
+      <w:r>
+        <w:rPr>
+          <w:b/>
+          <w:bCs/>
+        </w:rPr>
+        <w:br/>
+      </w:r>
+    </w:p>
     <w:p/>
     <w:p>
-      <w:r>
-        <w:rPr>
-          <w:b/>
-          <w:bCs/>
-        </w:rPr>
-        <w:t>Page Enseignant </w:t>
-      </w:r>
-      <w:r>
-        <w:rPr>
-          <w:b/>
-          <w:bCs/>
-        </w:rPr>
-        <w:t xml:space="preserve"> - Saisie du Suivi</w:t>
-      </w:r>
-      <w:r>
-        <w:rPr>
-          <w:b/>
-          <w:bCs/>
-        </w:rPr>
-        <w:t xml:space="preserve"> </w:t>
-      </w:r>
-      <w:r>
-        <w:rPr>
-          <w:b/>
-          <w:bCs/>
-        </w:rPr>
-        <w:t>hebdomadaire</w:t>
-      </w:r>
-      <w:r>
-        <w:rPr>
-          <w:b/>
-          <w:bCs/>
-        </w:rPr>
-        <w:t xml:space="preserve"> :</w:t>
-      </w:r>
-      <w:r>
-        <w:rPr>
-          <w:b/>
-          <w:bCs/>
-        </w:rPr>
-        <w:t xml:space="preserve"> </w:t>
-      </w:r>
-      <w:r>
-        <w:rPr>
-          <w:b/>
-          <w:bCs/>
-        </w:rPr>
-        <w:br/>
-      </w:r>
-    </w:p>
-    <w:p/>
-    <w:p>
       <w:pPr>
         <w:rPr>
           <w:b/>
@@ -10331,7 +11124,7 @@
           <w:noProof/>
         </w:rPr>
         <w:drawing>
-          <wp:inline distT="0" distB="0" distL="0" distR="0" wp14:anchorId="3C32B613" wp14:editId="4ED185E1">
+          <wp:inline distT="0" distB="0" distL="0" distR="0" wp14:anchorId="3C32B613" wp14:editId="20038A5E">
             <wp:extent cx="6217285" cy="3355622"/>
             <wp:effectExtent l="0" t="0" r="0" b="0"/>
             <wp:docPr id="348671587" name="Image 2"/>
@@ -10385,7 +11178,8 @@
         <w:pStyle w:val="Lgende"/>
         <w:jc w:val="center"/>
       </w:pPr>
-      <w:bookmarkStart w:id="17" w:name="_Toc229488229"/>
+      <w:bookmarkStart w:id="21" w:name="_Toc229488229"/>
+      <w:bookmarkStart w:id="22" w:name="_Toc229582203"/>
       <w:r>
         <w:t xml:space="preserve">Figure </w:t>
       </w:r>
@@ -10410,7 +11204,8 @@
       <w:r>
         <w:t xml:space="preserve"> - Page Enseignant Saisie du Suivi</w:t>
       </w:r>
-      <w:bookmarkEnd w:id="17"/>
+      <w:bookmarkEnd w:id="21"/>
+      <w:bookmarkEnd w:id="22"/>
     </w:p>
     <w:p>
       <w:pPr>
@@ -10510,7 +11305,7 @@
           <w:noProof/>
         </w:rPr>
         <w:drawing>
-          <wp:inline distT="0" distB="0" distL="0" distR="0" wp14:anchorId="5420EF65" wp14:editId="5A3C1A80">
+          <wp:inline distT="0" distB="0" distL="0" distR="0" wp14:anchorId="5420EF65" wp14:editId="72AE33BB">
             <wp:extent cx="5753735" cy="3140075"/>
             <wp:effectExtent l="0" t="0" r="0" b="3175"/>
             <wp:docPr id="843555547" name="Image 4"/>
@@ -10568,7 +11363,8 @@
           <w:bCs/>
         </w:rPr>
       </w:pPr>
-      <w:bookmarkStart w:id="18" w:name="_Toc229488230"/>
+      <w:bookmarkStart w:id="23" w:name="_Toc229488230"/>
+      <w:bookmarkStart w:id="24" w:name="_Toc229582204"/>
       <w:r>
         <w:t xml:space="preserve">Figure </w:t>
       </w:r>
@@ -10593,7 +11389,8 @@
       <w:r>
         <w:t xml:space="preserve"> - Page Enseignant Saisie du Suivi avec Motif d'absence</w:t>
       </w:r>
-      <w:bookmarkEnd w:id="18"/>
+      <w:bookmarkEnd w:id="23"/>
+      <w:bookmarkEnd w:id="24"/>
     </w:p>
     <w:p>
       <w:pPr>
@@ -10669,7 +11466,7 @@
           <w:noProof/>
         </w:rPr>
         <w:drawing>
-          <wp:inline distT="0" distB="0" distL="0" distR="0" wp14:anchorId="29A03BCB" wp14:editId="02AA4C41">
+          <wp:inline distT="0" distB="0" distL="0" distR="0" wp14:anchorId="29A03BCB" wp14:editId="3B8183E8">
             <wp:extent cx="6217285" cy="3373863"/>
             <wp:effectExtent l="0" t="0" r="0" b="0"/>
             <wp:docPr id="113514515" name="Image 3"/>
@@ -10723,7 +11520,8 @@
         <w:pStyle w:val="Lgende"/>
         <w:jc w:val="center"/>
       </w:pPr>
-      <w:bookmarkStart w:id="19" w:name="_Toc229488231"/>
+      <w:bookmarkStart w:id="25" w:name="_Toc229488231"/>
+      <w:bookmarkStart w:id="26" w:name="_Toc229582205"/>
       <w:r>
         <w:t xml:space="preserve">Figure </w:t>
       </w:r>
@@ -10748,36 +11546,22 @@
       <w:r>
         <w:t xml:space="preserve"> - Consultation des Suivis</w:t>
       </w:r>
-      <w:bookmarkEnd w:id="19"/>
-    </w:p>
-    <w:p>
-      <w:pPr>
-        <w:rPr>
-          <w:b/>
-          <w:bCs/>
-        </w:rPr>
-      </w:pPr>
-    </w:p>
-    <w:p>
-      <w:pPr>
-        <w:rPr>
-          <w:b/>
-          <w:bCs/>
-        </w:rPr>
-      </w:pPr>
-    </w:p>
-    <w:p>
-      <w:pPr>
-        <w:rPr>
-          <w:b/>
-          <w:bCs/>
-        </w:rPr>
-      </w:pPr>
-      <w:r>
-        <w:rPr>
-          <w:b/>
-          <w:bCs/>
-        </w:rPr>
+      <w:bookmarkEnd w:id="25"/>
+      <w:bookmarkEnd w:id="26"/>
+    </w:p>
+    <w:p>
+      <w:pPr>
+        <w:rPr>
+          <w:b/>
+          <w:bCs/>
+        </w:rPr>
+      </w:pPr>
+      <w:r>
+        <w:rPr>
+          <w:b/>
+          <w:bCs/>
+        </w:rPr>
+        <w:lastRenderedPageBreak/>
         <w:t xml:space="preserve">Page Admin </w:t>
       </w:r>
       <w:r>
@@ -10805,7 +11589,7 @@
           <w:noProof/>
         </w:rPr>
         <w:drawing>
-          <wp:inline distT="0" distB="0" distL="0" distR="0" wp14:anchorId="444FF89B" wp14:editId="3DEB3057">
+          <wp:inline distT="0" distB="0" distL="0" distR="0" wp14:anchorId="444FF89B" wp14:editId="30BC1BC1">
             <wp:extent cx="5760720" cy="3143842"/>
             <wp:effectExtent l="0" t="0" r="0" b="0"/>
             <wp:docPr id="1023119873" name="Image 4"/>
@@ -10859,7 +11643,8 @@
         <w:pStyle w:val="Lgende"/>
         <w:jc w:val="center"/>
       </w:pPr>
-      <w:bookmarkStart w:id="20" w:name="_Toc229488232"/>
+      <w:bookmarkStart w:id="27" w:name="_Toc229488232"/>
+      <w:bookmarkStart w:id="28" w:name="_Toc229582206"/>
       <w:r>
         <w:t xml:space="preserve">Figure </w:t>
       </w:r>
@@ -10884,7 +11669,8 @@
       <w:r>
         <w:t xml:space="preserve"> - Statistiques</w:t>
       </w:r>
-      <w:bookmarkEnd w:id="20"/>
+      <w:bookmarkEnd w:id="27"/>
+      <w:bookmarkEnd w:id="28"/>
     </w:p>
     <w:p/>
     <w:p/>
@@ -10939,7 +11725,7 @@
           <w:noProof/>
         </w:rPr>
         <w:drawing>
-          <wp:inline distT="0" distB="0" distL="0" distR="0" wp14:anchorId="053E4D0F" wp14:editId="1F1684A3">
+          <wp:inline distT="0" distB="0" distL="0" distR="0" wp14:anchorId="053E4D0F" wp14:editId="12611054">
             <wp:extent cx="5753735" cy="3053715"/>
             <wp:effectExtent l="0" t="0" r="0" b="0"/>
             <wp:docPr id="1545237616" name="Image 6"/>
@@ -10993,7 +11779,8 @@
         <w:pStyle w:val="Lgende"/>
         <w:jc w:val="center"/>
       </w:pPr>
-      <w:bookmarkStart w:id="21" w:name="_Toc229488233"/>
+      <w:bookmarkStart w:id="29" w:name="_Toc229488233"/>
+      <w:bookmarkStart w:id="30" w:name="_Toc229582207"/>
       <w:r>
         <w:t xml:space="preserve">Figure </w:t>
       </w:r>
@@ -11018,9 +11805,26 @@
       <w:r>
         <w:t xml:space="preserve"> - Tous les Suivis</w:t>
       </w:r>
-      <w:bookmarkEnd w:id="21"/>
+      <w:bookmarkEnd w:id="29"/>
+      <w:bookmarkEnd w:id="30"/>
     </w:p>
     <w:p/>
+    <w:p>
+      <w:pPr>
+        <w:rPr>
+          <w:b/>
+          <w:bCs/>
+        </w:rPr>
+      </w:pPr>
+    </w:p>
+    <w:p>
+      <w:pPr>
+        <w:rPr>
+          <w:b/>
+          <w:bCs/>
+        </w:rPr>
+      </w:pPr>
+    </w:p>
     <w:p>
       <w:pPr>
         <w:rPr>
@@ -11119,7 +11923,7 @@
           <w:noProof/>
         </w:rPr>
         <w:drawing>
-          <wp:inline distT="0" distB="0" distL="0" distR="0" wp14:anchorId="61034CED" wp14:editId="4B6C917F">
+          <wp:inline distT="0" distB="0" distL="0" distR="0" wp14:anchorId="61034CED" wp14:editId="30D2645D">
             <wp:extent cx="6182101" cy="3364302"/>
             <wp:effectExtent l="0" t="0" r="9525" b="7620"/>
             <wp:docPr id="2052415666" name="Image 7"/>
@@ -11173,7 +11977,8 @@
         <w:pStyle w:val="Lgende"/>
         <w:jc w:val="center"/>
       </w:pPr>
-      <w:bookmarkStart w:id="22" w:name="_Toc229488234"/>
+      <w:bookmarkStart w:id="31" w:name="_Toc229488234"/>
+      <w:bookmarkStart w:id="32" w:name="_Toc229582208"/>
       <w:r>
         <w:t xml:space="preserve">Figure </w:t>
       </w:r>
@@ -11204,7 +12009,8 @@
       <w:r>
         <w:t>CRUD)</w:t>
       </w:r>
-      <w:bookmarkEnd w:id="22"/>
+      <w:bookmarkEnd w:id="31"/>
+      <w:bookmarkEnd w:id="32"/>
     </w:p>
     <w:p/>
     <w:p>
@@ -11314,7 +12120,8 @@
         <w:pStyle w:val="Lgende"/>
         <w:jc w:val="center"/>
       </w:pPr>
-      <w:bookmarkStart w:id="23" w:name="_Toc229488235"/>
+      <w:bookmarkStart w:id="33" w:name="_Toc229488235"/>
+      <w:bookmarkStart w:id="34" w:name="_Toc229582209"/>
       <w:r>
         <w:t xml:space="preserve">Figure </w:t>
       </w:r>
@@ -11339,7 +12146,8 @@
       <w:r>
         <w:t xml:space="preserve"> - Pop-up Modification d'élève</w:t>
       </w:r>
-      <w:bookmarkEnd w:id="23"/>
+      <w:bookmarkEnd w:id="33"/>
+      <w:bookmarkEnd w:id="34"/>
     </w:p>
     <w:p/>
     <w:p/>
@@ -11462,7 +12270,8 @@
         <w:pStyle w:val="Lgende"/>
         <w:jc w:val="center"/>
       </w:pPr>
-      <w:bookmarkStart w:id="24" w:name="_Toc229488236"/>
+      <w:bookmarkStart w:id="35" w:name="_Toc229488236"/>
+      <w:bookmarkStart w:id="36" w:name="_Toc229582210"/>
       <w:r>
         <w:t xml:space="preserve">Figure </w:t>
       </w:r>
@@ -11487,7 +12296,8 @@
       <w:r>
         <w:t xml:space="preserve"> - Pop-up Ajout d'élève</w:t>
       </w:r>
-      <w:bookmarkEnd w:id="24"/>
+      <w:bookmarkEnd w:id="35"/>
+      <w:bookmarkEnd w:id="36"/>
     </w:p>
     <w:p/>
     <w:p/>
@@ -11547,7 +12357,7 @@
           <w:noProof/>
         </w:rPr>
         <w:drawing>
-          <wp:inline distT="0" distB="0" distL="0" distR="0" wp14:anchorId="44AFE0B6" wp14:editId="540E80B5">
+          <wp:inline distT="0" distB="0" distL="0" distR="0" wp14:anchorId="44AFE0B6" wp14:editId="27B0484C">
             <wp:extent cx="5972810" cy="3228670"/>
             <wp:effectExtent l="0" t="0" r="8890" b="0"/>
             <wp:docPr id="1976688816" name="Image 11"/>
@@ -11606,7 +12416,8 @@
         <w:pStyle w:val="Lgende"/>
         <w:jc w:val="center"/>
       </w:pPr>
-      <w:bookmarkStart w:id="25" w:name="_Toc229488237"/>
+      <w:bookmarkStart w:id="37" w:name="_Toc229488237"/>
+      <w:bookmarkStart w:id="38" w:name="_Toc229582211"/>
       <w:r>
         <w:t xml:space="preserve">Figure </w:t>
       </w:r>
@@ -11631,13 +12442,14 @@
       <w:r>
         <w:t xml:space="preserve"> - Attribution pédagogique</w:t>
       </w:r>
-      <w:bookmarkEnd w:id="25"/>
+      <w:bookmarkEnd w:id="37"/>
+      <w:bookmarkEnd w:id="38"/>
     </w:p>
     <w:p>
       <w:pPr>
         <w:pStyle w:val="Titre2"/>
       </w:pPr>
-      <w:bookmarkStart w:id="26" w:name="_Toc229491364"/>
+      <w:bookmarkStart w:id="39" w:name="_Toc229577351"/>
       <w:r>
         <w:lastRenderedPageBreak/>
         <w:t>Modèle Conceptuel de Données</w:t>
@@ -11698,7 +12510,7 @@
           </wp:inline>
         </w:drawing>
       </w:r>
-      <w:bookmarkEnd w:id="26"/>
+      <w:bookmarkEnd w:id="39"/>
     </w:p>
     <w:p/>
     <w:p>
@@ -11711,7 +12523,8 @@
         <w:pStyle w:val="Lgende"/>
         <w:jc w:val="center"/>
       </w:pPr>
-      <w:bookmarkStart w:id="27" w:name="_Toc229488238"/>
+      <w:bookmarkStart w:id="40" w:name="_Toc229488238"/>
+      <w:bookmarkStart w:id="41" w:name="_Toc229582212"/>
       <w:r>
         <w:t xml:space="preserve">Figure </w:t>
       </w:r>
@@ -11742,7 +12555,8 @@
       <w:r>
         <w:t xml:space="preserve"> MCD</w:t>
       </w:r>
-      <w:bookmarkEnd w:id="27"/>
+      <w:bookmarkEnd w:id="40"/>
+      <w:bookmarkEnd w:id="41"/>
     </w:p>
     <w:p/>
     <w:p>
@@ -11924,6 +12738,7 @@
       <w:r>
         <w:t>u champ « </w:t>
       </w:r>
+      <w:proofErr w:type="spellStart"/>
       <w:r>
         <w:t>numéro</w:t>
       </w:r>
@@ -11939,6 +12754,7 @@
       <w:r>
         <w:t>suivi</w:t>
       </w:r>
+      <w:proofErr w:type="spellEnd"/>
       <w:r>
         <w:t> »</w:t>
       </w:r>
@@ -11961,7 +12777,15 @@
         <w:t xml:space="preserve">Ajout </w:t>
       </w:r>
       <w:r>
-        <w:t xml:space="preserve">du champ « est_actif » dans la table </w:t>
+        <w:t>du champ « </w:t>
+      </w:r>
+      <w:proofErr w:type="spellStart"/>
+      <w:r>
+        <w:t>est_actif</w:t>
+      </w:r>
+      <w:proofErr w:type="spellEnd"/>
+      <w:r>
+        <w:t xml:space="preserve"> » dans la table </w:t>
       </w:r>
       <w:r>
         <w:t>Élèves.</w:t>
@@ -11976,7 +12800,23 @@
         </w:numPr>
       </w:pPr>
       <w:r>
-        <w:t xml:space="preserve">Ajout des champs « heure_debut et heure_fin » </w:t>
+        <w:t>Ajout des champs « </w:t>
+      </w:r>
+      <w:proofErr w:type="spellStart"/>
+      <w:r>
+        <w:t>heure_debut</w:t>
+      </w:r>
+      <w:proofErr w:type="spellEnd"/>
+      <w:r>
+        <w:t xml:space="preserve"> et </w:t>
+      </w:r>
+      <w:proofErr w:type="spellStart"/>
+      <w:r>
+        <w:t>heure_fin</w:t>
+      </w:r>
+      <w:proofErr w:type="spellEnd"/>
+      <w:r>
+        <w:t xml:space="preserve"> » </w:t>
       </w:r>
     </w:p>
     <w:p>
@@ -11991,13 +12831,26 @@
         <w:t xml:space="preserve">Changement de cardinalité de </w:t>
       </w:r>
       <w:r>
-        <w:t>« 1</w:t>
-      </w:r>
-      <w:r>
-        <w:t xml:space="preserve">,n à </w:t>
-      </w:r>
-      <w:r>
-        <w:t>0,n »</w:t>
+        <w:t>« </w:t>
+      </w:r>
+      <w:proofErr w:type="gramStart"/>
+      <w:r>
+        <w:t>1</w:t>
+      </w:r>
+      <w:r>
+        <w:t>,n</w:t>
+      </w:r>
+      <w:proofErr w:type="gramEnd"/>
+      <w:r>
+        <w:t xml:space="preserve"> à </w:t>
+      </w:r>
+      <w:proofErr w:type="gramStart"/>
+      <w:r>
+        <w:t>0,n</w:t>
+      </w:r>
+      <w:proofErr w:type="gramEnd"/>
+      <w:r>
+        <w:t> »</w:t>
       </w:r>
       <w:r>
         <w:t xml:space="preserve"> pour relation entre  Élèves à Utilisateurs</w:t>
@@ -12114,12 +12967,26 @@
         <w:rPr>
           <w:rFonts w:cs="Arial"/>
         </w:rPr>
-        <w:t> » au lieu de « 1,n »</w:t>
-      </w:r>
+        <w:t> » au lieu de « </w:t>
+      </w:r>
+      <w:proofErr w:type="gramStart"/>
       <w:r>
         <w:rPr>
           <w:rFonts w:cs="Arial"/>
         </w:rPr>
+        <w:t>1,n</w:t>
+      </w:r>
+      <w:proofErr w:type="gramEnd"/>
+      <w:r>
+        <w:rPr>
+          <w:rFonts w:cs="Arial"/>
+        </w:rPr>
+        <w:t> »</w:t>
+      </w:r>
+      <w:r>
+        <w:rPr>
+          <w:rFonts w:cs="Arial"/>
+        </w:rPr>
         <w:t>.</w:t>
       </w:r>
     </w:p>
@@ -12394,11 +13261,11 @@
       <w:pPr>
         <w:pStyle w:val="Titre2"/>
       </w:pPr>
-      <w:bookmarkStart w:id="28" w:name="_Toc229491365"/>
+      <w:bookmarkStart w:id="42" w:name="_Toc229577352"/>
       <w:r>
         <w:t>Choix technique du système de session</w:t>
       </w:r>
-      <w:bookmarkEnd w:id="28"/>
+      <w:bookmarkEnd w:id="42"/>
     </w:p>
     <w:p/>
     <w:p>
@@ -12406,8 +13273,34 @@
         <w:t xml:space="preserve">Pour maintenir la connexion de l’utilisateur et gérer les droits d’accès (Enseignant ou Administrateur) </w:t>
       </w:r>
       <w:r>
-        <w:t>tout au long de sa navigation, j’ai choisi d’utiliser le module natif de Streamlit : st.session_state .</w:t>
-      </w:r>
+        <w:t xml:space="preserve">tout au long de sa navigation, j’ai choisi d’utiliser le module natif de </w:t>
+      </w:r>
+      <w:proofErr w:type="spellStart"/>
+      <w:r>
+        <w:t>Streamlit</w:t>
+      </w:r>
+      <w:proofErr w:type="spellEnd"/>
+      <w:r>
+        <w:t xml:space="preserve"> : </w:t>
+      </w:r>
+      <w:proofErr w:type="spellStart"/>
+      <w:proofErr w:type="gramStart"/>
+      <w:r>
+        <w:t>st.session</w:t>
+      </w:r>
+      <w:proofErr w:type="gramEnd"/>
+      <w:r>
+        <w:t>_</w:t>
+      </w:r>
+      <w:proofErr w:type="gramStart"/>
+      <w:r>
+        <w:t>state</w:t>
+      </w:r>
+      <w:proofErr w:type="spellEnd"/>
+      <w:r>
+        <w:t xml:space="preserve"> .</w:t>
+      </w:r>
+      <w:proofErr w:type="gramEnd"/>
     </w:p>
     <w:p/>
     <w:p>
@@ -12434,8 +13327,21 @@
       </w:pPr>
     </w:p>
     <w:p>
-      <w:r>
-        <w:t>Le session_state est un dictionnaire Python persistant durant toute la durée de la session de l'utilisateur sur le navigateur. Il est idéal pour ce projet car :</w:t>
+      <w:proofErr w:type="gramStart"/>
+      <w:r>
+        <w:t xml:space="preserve">Le </w:t>
+      </w:r>
+      <w:proofErr w:type="spellStart"/>
+      <w:r>
+        <w:t>session</w:t>
+      </w:r>
+      <w:proofErr w:type="gramEnd"/>
+      <w:r>
+        <w:t>_state</w:t>
+      </w:r>
+      <w:proofErr w:type="spellEnd"/>
+      <w:r>
+        <w:t xml:space="preserve"> est un dictionnaire Python persistant durant toute la durée de la session de l'utilisateur sur le navigateur. Il est idéal pour ce projet car :</w:t>
       </w:r>
     </w:p>
     <w:p/>
@@ -12461,7 +13367,15 @@
         <w:t>ex :</w:t>
       </w:r>
       <w:r>
-        <w:t xml:space="preserve"> logged_in = True) sans avoir besoin de cookies complexes.</w:t>
+        <w:t xml:space="preserve"> </w:t>
+      </w:r>
+      <w:proofErr w:type="spellStart"/>
+      <w:r>
+        <w:t>logged_in</w:t>
+      </w:r>
+      <w:proofErr w:type="spellEnd"/>
+      <w:r>
+        <w:t xml:space="preserve"> = True) sans avoir besoin de cookies complexes.</w:t>
       </w:r>
     </w:p>
     <w:p>
@@ -12480,7 +13394,15 @@
         <w:t>Sécurité côté serveur :</w:t>
       </w:r>
       <w:r>
-        <w:t xml:space="preserve"> Contrairement aux cookies classiques stockés chez l'utilisateur, les données de session_state restent sur le serveur, ce qui limite les risques de manipulation des rôles par l'utilisateur.</w:t>
+        <w:t xml:space="preserve"> Contrairement aux cookies classiques stockés chez l'utilisateur, les données de </w:t>
+      </w:r>
+      <w:proofErr w:type="spellStart"/>
+      <w:r>
+        <w:t>session_state</w:t>
+      </w:r>
+      <w:proofErr w:type="spellEnd"/>
+      <w:r>
+        <w:t xml:space="preserve"> restent sur le serveur, ce qui limite les risques de manipulation des rôles par l'utilisateur.</w:t>
       </w:r>
     </w:p>
     <w:p>
@@ -12499,7 +13421,31 @@
         <w:t>Réactivité :</w:t>
       </w:r>
       <w:r>
-        <w:t xml:space="preserve"> Streamlit recharge la page à chaque interaction ; le session_state assure que l'utilisateur ne soit pas déconnecté à chaque clic.</w:t>
+        <w:t xml:space="preserve"> </w:t>
+      </w:r>
+      <w:proofErr w:type="spellStart"/>
+      <w:r>
+        <w:t>Streamlit</w:t>
+      </w:r>
+      <w:proofErr w:type="spellEnd"/>
+      <w:r>
+        <w:t xml:space="preserve"> recharge la page à chaque interaction ; </w:t>
+      </w:r>
+      <w:proofErr w:type="gramStart"/>
+      <w:r>
+        <w:t xml:space="preserve">le </w:t>
+      </w:r>
+      <w:proofErr w:type="spellStart"/>
+      <w:r>
+        <w:t>session</w:t>
+      </w:r>
+      <w:proofErr w:type="gramEnd"/>
+      <w:r>
+        <w:t>_state</w:t>
+      </w:r>
+      <w:proofErr w:type="spellEnd"/>
+      <w:r>
+        <w:t xml:space="preserve"> assure que l'utilisateur ne soit pas déconnecté à chaque clic.</w:t>
       </w:r>
     </w:p>
     <w:p>
@@ -12515,12 +13461,12 @@
       <w:pPr>
         <w:pStyle w:val="Titre2"/>
       </w:pPr>
-      <w:bookmarkStart w:id="29" w:name="_Toc229491366"/>
+      <w:bookmarkStart w:id="43" w:name="_Toc229577353"/>
       <w:r>
         <w:lastRenderedPageBreak/>
         <w:t>Chiffrements des mots de passes</w:t>
       </w:r>
-      <w:bookmarkEnd w:id="29"/>
+      <w:bookmarkEnd w:id="43"/>
     </w:p>
     <w:p>
       <w:pPr>
@@ -12552,13 +13498,30 @@
           <w:b/>
           <w:bCs/>
         </w:rPr>
-        <w:t>Choix technique : la bibliothèque bcrypt</w:t>
-      </w:r>
+        <w:t xml:space="preserve">Choix technique : la bibliothèque </w:t>
+      </w:r>
+      <w:proofErr w:type="spellStart"/>
+      <w:r>
+        <w:rPr>
+          <w:b/>
+          <w:bCs/>
+        </w:rPr>
+        <w:t>bcrypt</w:t>
+      </w:r>
+      <w:proofErr w:type="spellEnd"/>
     </w:p>
     <w:p/>
     <w:p>
       <w:r>
-        <w:t>J’ai choisi d’utiliser la bibliothèque bcrypt pour gérer la sécurisation des accès. C’est un standard de l’industrie pour plusieurs raisons :</w:t>
+        <w:t xml:space="preserve">J’ai choisi d’utiliser la bibliothèque </w:t>
+      </w:r>
+      <w:proofErr w:type="spellStart"/>
+      <w:r>
+        <w:t>bcrypt</w:t>
+      </w:r>
+      <w:proofErr w:type="spellEnd"/>
+      <w:r>
+        <w:t xml:space="preserve"> pour gérer la sécurisation des accès. C’est un standard de l’industrie pour plusieurs raisons :</w:t>
       </w:r>
       <w:r>
         <w:br/>
@@ -12580,7 +13543,15 @@
         <w:t>Salage automatique (Salt) :</w:t>
       </w:r>
       <w:r>
-        <w:t xml:space="preserve"> bcrypt génère un « sel » aléatoire pour chaque mot de passe, </w:t>
+        <w:t xml:space="preserve"> </w:t>
+      </w:r>
+      <w:proofErr w:type="spellStart"/>
+      <w:r>
+        <w:t>bcrypt</w:t>
+      </w:r>
+      <w:proofErr w:type="spellEnd"/>
+      <w:r>
+        <w:t xml:space="preserve"> génère un « sel » aléatoire pour chaque mot de passe, </w:t>
       </w:r>
       <w:r>
         <w:t>ce qui empêche deux utilisateurs ayant le même mot de passe d’avoir le même hash en base de données. Cela protège contre les attaques « Rainbow Tables</w:t>
@@ -12606,7 +13577,15 @@
         <w:t xml:space="preserve">Lenteur adaptive : </w:t>
       </w:r>
       <w:r>
-        <w:t>Contrairement à MD5 ou SHA-1 (qui sont obsolètes), bcrypt est volontairement un peu lent, ce qui rend les attaques par "Brute Force" très difficiles.</w:t>
+        <w:t xml:space="preserve">Contrairement à MD5 ou SHA-1 (qui sont obsolètes), </w:t>
+      </w:r>
+      <w:proofErr w:type="spellStart"/>
+      <w:r>
+        <w:t>bcrypt</w:t>
+      </w:r>
+      <w:proofErr w:type="spellEnd"/>
+      <w:r>
+        <w:t xml:space="preserve"> est volontairement un peu lent, ce qui rend les attaques par "Brute Force" très difficiles.</w:t>
       </w:r>
     </w:p>
     <w:p/>
@@ -12626,38 +13605,60 @@
         <w:t>Compatibilité Python</w:t>
       </w:r>
       <w:r>
-        <w:t> : Elle s’intègre parfaitement avec Streamlit et MySQL.</w:t>
-      </w:r>
-    </w:p>
-    <w:p>
-      <w:pPr>
-        <w:rPr>
-          <w:b/>
-          <w:bCs/>
-        </w:rPr>
-      </w:pPr>
-    </w:p>
-    <w:p>
-      <w:pPr>
-        <w:rPr>
-          <w:b/>
-          <w:bCs/>
-        </w:rPr>
-      </w:pPr>
-    </w:p>
-    <w:p>
-      <w:pPr>
-        <w:rPr>
-          <w:b/>
-          <w:bCs/>
-        </w:rPr>
-      </w:pPr>
-      <w:r>
-        <w:rPr>
-          <w:b/>
-          <w:bCs/>
-        </w:rPr>
-        <w:t>Détais tec</w:t>
+        <w:t xml:space="preserve"> : Elle s’intègre parfaitement avec </w:t>
+      </w:r>
+      <w:proofErr w:type="spellStart"/>
+      <w:r>
+        <w:t>Streamlit</w:t>
+      </w:r>
+      <w:proofErr w:type="spellEnd"/>
+      <w:r>
+        <w:t xml:space="preserve"> et MySQL.</w:t>
+      </w:r>
+    </w:p>
+    <w:p>
+      <w:pPr>
+        <w:rPr>
+          <w:b/>
+          <w:bCs/>
+        </w:rPr>
+      </w:pPr>
+    </w:p>
+    <w:p>
+      <w:pPr>
+        <w:rPr>
+          <w:b/>
+          <w:bCs/>
+        </w:rPr>
+      </w:pPr>
+    </w:p>
+    <w:p>
+      <w:pPr>
+        <w:rPr>
+          <w:b/>
+          <w:bCs/>
+        </w:rPr>
+      </w:pPr>
+      <w:r>
+        <w:rPr>
+          <w:b/>
+          <w:bCs/>
+        </w:rPr>
+        <w:t>Détai</w:t>
+      </w:r>
+      <w:r>
+        <w:rPr>
+          <w:b/>
+          <w:bCs/>
+        </w:rPr>
+        <w:t>l</w:t>
+      </w:r>
+      <w:r>
+        <w:rPr>
+          <w:b/>
+          <w:bCs/>
+        </w:rPr>
+        <w:t>s tec</w:t>
       </w:r>
       <w:r>
         <w:rPr>
@@ -12731,7 +13732,21 @@
         <w:rPr>
           <w:lang w:val="fr-CH"/>
         </w:rPr>
-        <w:t xml:space="preserve"> Bcrypt génère et intègre automatiquement un "sel" (une chaîne aléatoire) unique pour chaque mot de passe. Cela garantit que deux utilisateurs ayant le même mot de passe (ex: "12345") auront des hashs totalement différents en base de données, rendant les attaques par tables de correspondance (Rainbow Tables) impossibles.</w:t>
+        <w:t xml:space="preserve"> Bcrypt génère et intègre automatiquement un "sel" (une chaîne aléatoire) unique pour chaque mot de passe. Cela garantit que deux utilisateurs ayant le même mot de passe (ex: "12345") auront des </w:t>
+      </w:r>
+      <w:proofErr w:type="spellStart"/>
+      <w:r>
+        <w:rPr>
+          <w:lang w:val="fr-CH"/>
+        </w:rPr>
+        <w:t>hashs</w:t>
+      </w:r>
+      <w:proofErr w:type="spellEnd"/>
+      <w:r>
+        <w:rPr>
+          <w:lang w:val="fr-CH"/>
+        </w:rPr>
+        <w:t xml:space="preserve"> totalement différents en base de données, rendant les attaques par tables de correspondance (Rainbow Tables) impossibles.</w:t>
       </w:r>
     </w:p>
     <w:p>
@@ -12804,12 +13819,12 @@
       <w:pPr>
         <w:pStyle w:val="Titre2"/>
       </w:pPr>
-      <w:bookmarkStart w:id="30" w:name="_Toc229491367"/>
+      <w:bookmarkStart w:id="44" w:name="_Toc229577354"/>
       <w:r>
         <w:lastRenderedPageBreak/>
         <w:t>Modèle Logique de Données</w:t>
       </w:r>
-      <w:bookmarkEnd w:id="30"/>
+      <w:bookmarkEnd w:id="44"/>
     </w:p>
     <w:p>
       <w:pPr>
@@ -12911,7 +13926,8 @@
         <w:pStyle w:val="Lgende"/>
         <w:jc w:val="center"/>
       </w:pPr>
-      <w:bookmarkStart w:id="31" w:name="_Toc229488239"/>
+      <w:bookmarkStart w:id="45" w:name="_Toc229488239"/>
+      <w:bookmarkStart w:id="46" w:name="_Toc229582213"/>
       <w:r>
         <w:t xml:space="preserve">Figure </w:t>
       </w:r>
@@ -12936,7 +13952,8 @@
       <w:r>
         <w:t xml:space="preserve"> - MLD</w:t>
       </w:r>
-      <w:bookmarkEnd w:id="31"/>
+      <w:bookmarkEnd w:id="45"/>
+      <w:bookmarkEnd w:id="46"/>
     </w:p>
     <w:p/>
     <w:p/>
@@ -12945,10 +13962,18 @@
     <w:p>
       <w:r>
         <w:lastRenderedPageBreak/>
-        <w:t>La table « A</w:t>
-      </w:r>
-      <w:r>
-        <w:t>ssignments »</w:t>
+        <w:t>La table « </w:t>
+      </w:r>
+      <w:proofErr w:type="spellStart"/>
+      <w:r>
+        <w:t>A</w:t>
+      </w:r>
+      <w:r>
+        <w:t>ssignments</w:t>
+      </w:r>
+      <w:proofErr w:type="spellEnd"/>
+      <w:r>
+        <w:t> »</w:t>
       </w:r>
       <w:r>
         <w:t> </w:t>
@@ -12982,7 +14007,15 @@
         <w:t xml:space="preserve">le mot de passe </w:t>
       </w:r>
       <w:r>
-        <w:t xml:space="preserve">dans la table « Users » a  une longueur de </w:t>
+        <w:t>dans la table « </w:t>
+      </w:r>
+      <w:proofErr w:type="spellStart"/>
+      <w:r>
+        <w:t>Users</w:t>
+      </w:r>
+      <w:proofErr w:type="spellEnd"/>
+      <w:r>
+        <w:t xml:space="preserve"> » a  une longueur de </w:t>
       </w:r>
       <w:r>
         <w:t>60</w:t>
@@ -12991,13 +14024,26 @@
         <w:t xml:space="preserve"> caractères pour </w:t>
       </w:r>
       <w:r>
-        <w:t>accueillir le hash généré par bcrypt</w:t>
-      </w:r>
+        <w:t xml:space="preserve">accueillir le hash généré par </w:t>
+      </w:r>
+      <w:proofErr w:type="spellStart"/>
+      <w:r>
+        <w:t>bcrypt</w:t>
+      </w:r>
+      <w:proofErr w:type="spellEnd"/>
       <w:r>
         <w:t xml:space="preserve"> car </w:t>
       </w:r>
       <w:r>
-        <w:t>un hash bcrypt se décompose de la manière suivante :</w:t>
+        <w:t xml:space="preserve">un hash </w:t>
+      </w:r>
+      <w:proofErr w:type="spellStart"/>
+      <w:r>
+        <w:t>bcrypt</w:t>
+      </w:r>
+      <w:proofErr w:type="spellEnd"/>
+      <w:r>
+        <w:t xml:space="preserve"> se décompose de la manière suivante :</w:t>
       </w:r>
     </w:p>
     <w:p/>
@@ -13024,7 +14070,21 @@
         <w:rPr>
           <w:lang w:val="fr-CH"/>
         </w:rPr>
-        <w:t xml:space="preserve"> : Par exemple $2b$ ou $2a$, ce qui indique quelle version de bcrypt a été utilisée.</w:t>
+        <w:t xml:space="preserve"> : Par exemple $2b$ ou $2a$, ce qui indique quelle version de </w:t>
+      </w:r>
+      <w:proofErr w:type="spellStart"/>
+      <w:r>
+        <w:rPr>
+          <w:lang w:val="fr-CH"/>
+        </w:rPr>
+        <w:t>bcrypt</w:t>
+      </w:r>
+      <w:proofErr w:type="spellEnd"/>
+      <w:r>
+        <w:rPr>
+          <w:lang w:val="fr-CH"/>
+        </w:rPr>
+        <w:t xml:space="preserve"> a été utilisée.</w:t>
       </w:r>
     </w:p>
     <w:p>
@@ -13142,7 +14202,15 @@
     <w:p/>
     <w:p>
       <w:r>
-        <w:t>Les emails sont marq</w:t>
+        <w:t xml:space="preserve">Les </w:t>
+      </w:r>
+      <w:proofErr w:type="gramStart"/>
+      <w:r>
+        <w:t>emails</w:t>
+      </w:r>
+      <w:proofErr w:type="gramEnd"/>
+      <w:r>
+        <w:t xml:space="preserve"> sont marq</w:t>
       </w:r>
       <w:r>
         <w:t>ués comme UNIQUE pour éviter les doublons de comptes.</w:t>
@@ -13151,7 +14219,15 @@
     <w:p/>
     <w:p>
       <w:r>
-        <w:t xml:space="preserve">Pour l’email j’ai choisi </w:t>
+        <w:t xml:space="preserve">Pour </w:t>
+      </w:r>
+      <w:proofErr w:type="gramStart"/>
+      <w:r>
+        <w:t>l’email</w:t>
+      </w:r>
+      <w:proofErr w:type="gramEnd"/>
+      <w:r>
+        <w:t xml:space="preserve"> j’ai choisi </w:t>
       </w:r>
       <w:r>
         <w:t xml:space="preserve">de mettre une longueur de 320 caractères </w:t>
@@ -13179,14 +14255,14 @@
       <w:pPr>
         <w:pStyle w:val="Titre2"/>
       </w:pPr>
-      <w:bookmarkStart w:id="32" w:name="_Toc229491368"/>
+      <w:bookmarkStart w:id="47" w:name="_Toc229577355"/>
       <w:r>
         <w:t xml:space="preserve">Stratégie de </w:t>
       </w:r>
       <w:r>
         <w:t>test</w:t>
       </w:r>
-      <w:bookmarkEnd w:id="32"/>
+      <w:bookmarkEnd w:id="47"/>
     </w:p>
     <w:p/>
     <w:p>
@@ -13332,8 +14408,13 @@
         <w:t xml:space="preserve"> </w:t>
       </w:r>
       <w:r>
-        <w:t>Test des composants visuels de Streamlit</w:t>
-      </w:r>
+        <w:t xml:space="preserve">Test des composants visuels de </w:t>
+      </w:r>
+      <w:proofErr w:type="spellStart"/>
+      <w:r>
+        <w:t>Streamlit</w:t>
+      </w:r>
+      <w:proofErr w:type="spellEnd"/>
     </w:p>
     <w:p/>
     <w:p>
@@ -13368,7 +14449,15 @@
         <w:t>Outils :</w:t>
       </w:r>
       <w:r>
-        <w:t xml:space="preserve"> HeidiSQL </w:t>
+        <w:t xml:space="preserve"> </w:t>
+      </w:r>
+      <w:proofErr w:type="spellStart"/>
+      <w:r>
+        <w:t>HeidiSQL</w:t>
+      </w:r>
+      <w:proofErr w:type="spellEnd"/>
+      <w:r>
+        <w:t xml:space="preserve"> </w:t>
       </w:r>
       <w:r>
         <w:t>pour vérifier l’état des tables après les manipulations</w:t>
@@ -13395,7 +14484,23 @@
         <w:t>Automatisation :</w:t>
       </w:r>
       <w:r>
-        <w:t xml:space="preserve"> Utilisation d’un script de Seeding ( seed_users.py) pour réinitialiser un environnement de test propre et sécurisé en un clic.</w:t>
+        <w:t xml:space="preserve"> Utilisation d’un script de </w:t>
+      </w:r>
+      <w:proofErr w:type="spellStart"/>
+      <w:r>
+        <w:t>Seeding</w:t>
+      </w:r>
+      <w:proofErr w:type="spellEnd"/>
+      <w:r>
+        <w:t xml:space="preserve"> </w:t>
+      </w:r>
+      <w:proofErr w:type="gramStart"/>
+      <w:r>
+        <w:t>( seed_users.py</w:t>
+      </w:r>
+      <w:proofErr w:type="gramEnd"/>
+      <w:r>
+        <w:t>) pour réinitialiser un environnement de test propre et sécurisé en un clic.</w:t>
       </w:r>
     </w:p>
     <w:p/>
@@ -13460,7 +14565,15 @@
         <w:t>Cas limites :</w:t>
       </w:r>
       <w:r>
-        <w:t xml:space="preserve"> Je teste les erreurs courantes (mauvais mot de passe, email inexistant, champs vides) pour m'assurer que l'application ne "plante" pas mais affiche une erreur compréhensible</w:t>
+        <w:t xml:space="preserve"> Je teste les erreurs courantes (mauvais mot de passe, </w:t>
+      </w:r>
+      <w:proofErr w:type="gramStart"/>
+      <w:r>
+        <w:t>email</w:t>
+      </w:r>
+      <w:proofErr w:type="gramEnd"/>
+      <w:r>
+        <w:t xml:space="preserve"> inexistant, champs vides) pour m'assurer que l'application ne "plante" pas mais affiche une erreur compréhensible</w:t>
       </w:r>
       <w:r>
         <w:t>.</w:t>
@@ -13473,7 +14586,7 @@
           <w:u w:val="single"/>
         </w:rPr>
       </w:pPr>
-      <w:bookmarkStart w:id="33" w:name="_Toc229491369"/>
+      <w:bookmarkStart w:id="48" w:name="_Toc229577356"/>
       <w:r>
         <w:rPr>
           <w:u w:val="single"/>
@@ -13481,17 +14594,17 @@
         <w:lastRenderedPageBreak/>
         <w:t>Réalisation</w:t>
       </w:r>
-      <w:bookmarkEnd w:id="33"/>
+      <w:bookmarkEnd w:id="48"/>
     </w:p>
     <w:p>
       <w:pPr>
         <w:pStyle w:val="Titre2"/>
       </w:pPr>
-      <w:bookmarkStart w:id="34" w:name="_Toc229491370"/>
+      <w:bookmarkStart w:id="49" w:name="_Toc229577357"/>
       <w:r>
         <w:t>Architecture de l’application</w:t>
       </w:r>
-      <w:bookmarkEnd w:id="34"/>
+      <w:bookmarkEnd w:id="49"/>
     </w:p>
     <w:p>
       <w:pPr>
@@ -13503,10 +14616,10 @@
           <w:noProof/>
         </w:rPr>
         <w:drawing>
-          <wp:inline distT="0" distB="0" distL="0" distR="0" wp14:anchorId="0195343D" wp14:editId="0EDA0FED">
-            <wp:extent cx="2924175" cy="5194497"/>
-            <wp:effectExtent l="0" t="0" r="0" b="6350"/>
-            <wp:docPr id="1826304709" name="Image 1"/>
+          <wp:inline distT="0" distB="0" distL="0" distR="0" wp14:anchorId="6F8EE241" wp14:editId="511B1921">
+            <wp:extent cx="3676650" cy="6906785"/>
+            <wp:effectExtent l="0" t="0" r="0" b="8890"/>
+            <wp:docPr id="1612265019" name="Image 1"/>
             <wp:cNvGraphicFramePr>
               <a:graphicFrameLocks xmlns:a="http://schemas.openxmlformats.org/drawingml/2006/main" noChangeAspect="1"/>
             </wp:cNvGraphicFramePr>
@@ -13514,7 +14627,7 @@
               <a:graphicData uri="http://schemas.openxmlformats.org/drawingml/2006/picture">
                 <pic:pic xmlns:pic="http://schemas.openxmlformats.org/drawingml/2006/picture">
                   <pic:nvPicPr>
-                    <pic:cNvPr id="1826304709" name=""/>
+                    <pic:cNvPr id="1612265019" name=""/>
                     <pic:cNvPicPr/>
                   </pic:nvPicPr>
                   <pic:blipFill>
@@ -13526,7 +14639,7 @@
                   <pic:spPr>
                     <a:xfrm>
                       <a:off x="0" y="0"/>
-                      <a:ext cx="2926981" cy="5199482"/>
+                      <a:ext cx="3682083" cy="6916991"/>
                     </a:xfrm>
                     <a:prstGeom prst="rect">
                       <a:avLst/>
@@ -13544,7 +14657,8 @@
         <w:pStyle w:val="Lgende"/>
         <w:jc w:val="center"/>
       </w:pPr>
-      <w:bookmarkStart w:id="35" w:name="_Toc229488240"/>
+      <w:bookmarkStart w:id="50" w:name="_Toc229488240"/>
+      <w:bookmarkStart w:id="51" w:name="_Toc229582214"/>
       <w:r>
         <w:t xml:space="preserve">Figure </w:t>
       </w:r>
@@ -13569,22 +14683,14 @@
       <w:r>
         <w:t xml:space="preserve"> - Architecture de l'application</w:t>
       </w:r>
-      <w:bookmarkEnd w:id="35"/>
+      <w:bookmarkEnd w:id="50"/>
+      <w:bookmarkEnd w:id="51"/>
     </w:p>
     <w:p/>
     <w:p/>
     <w:p/>
     <w:p/>
     <w:p/>
-    <w:p/>
-    <w:p/>
-    <w:p/>
-    <w:p/>
-    <w:p/>
-    <w:p/>
-    <w:p/>
-    <w:p/>
-    <w:p/>
     <w:p>
       <w:pPr>
         <w:pStyle w:val="Titre2"/>
@@ -13592,7 +14698,7 @@
           <w:lang w:val="fr-CH"/>
         </w:rPr>
       </w:pPr>
-      <w:bookmarkStart w:id="36" w:name="_Toc229491371"/>
+      <w:bookmarkStart w:id="52" w:name="_Toc229577358"/>
       <w:r>
         <w:rPr>
           <w:lang w:val="fr-CH"/>
@@ -13600,7 +14706,7 @@
         <w:lastRenderedPageBreak/>
         <w:t>Dossier de Réalisation</w:t>
       </w:r>
-      <w:bookmarkEnd w:id="36"/>
+      <w:bookmarkEnd w:id="52"/>
     </w:p>
     <w:p/>
     <w:p>
@@ -13677,7 +14783,15 @@
         <w:t>Outils de développement :</w:t>
       </w:r>
       <w:r>
-        <w:t xml:space="preserve"> Pycharm 2025.2.0.1, MySQL Workbench </w:t>
+        <w:t xml:space="preserve"> </w:t>
+      </w:r>
+      <w:proofErr w:type="spellStart"/>
+      <w:r>
+        <w:t>Pycharm</w:t>
+      </w:r>
+      <w:proofErr w:type="spellEnd"/>
+      <w:r>
+        <w:t xml:space="preserve"> 2025.2.0.1, MySQL Workbench </w:t>
       </w:r>
       <w:r>
         <w:t>pour le MLD, Draw.io pour le MCD.</w:t>
@@ -13732,11 +14846,29 @@
       <w:r>
         <w:t xml:space="preserve"> Elle offre le meilleur compromis entre les nouvelles fonctionnalités et la compatibilité totale avec les bibliothèques tierces indispensables à mon projet, telles que </w:t>
       </w:r>
-      <w:r>
-        <w:t>Streamlit, Bcrypt</w:t>
-      </w:r>
-      <w:r>
-        <w:t xml:space="preserve"> et MySQL-Connector.</w:t>
+      <w:proofErr w:type="spellStart"/>
+      <w:r>
+        <w:t>Streamlit</w:t>
+      </w:r>
+      <w:proofErr w:type="spellEnd"/>
+      <w:r>
+        <w:t xml:space="preserve">, </w:t>
+      </w:r>
+      <w:proofErr w:type="spellStart"/>
+      <w:r>
+        <w:t>Bcrypt</w:t>
+      </w:r>
+      <w:proofErr w:type="spellEnd"/>
+      <w:r>
+        <w:t xml:space="preserve"> et MySQL-</w:t>
+      </w:r>
+      <w:proofErr w:type="spellStart"/>
+      <w:r>
+        <w:t>Connector</w:t>
+      </w:r>
+      <w:proofErr w:type="spellEnd"/>
+      <w:r>
+        <w:t>.</w:t>
       </w:r>
       <w:r>
         <w:t xml:space="preserve"> Utiliser une version plus ancienne aurait été </w:t>
@@ -13789,7 +14921,21 @@
         <w:rPr>
           <w:lang w:val="fr-CH"/>
         </w:rPr>
-        <w:t xml:space="preserve"> La version 8.0 est une version dite LTS (Long Term Support). Elle est éprouvée, extrêmement stable et largement utilisée en entreprise. </w:t>
+        <w:t xml:space="preserve"> La version 8.0 est une version dite LTS (Long </w:t>
+      </w:r>
+      <w:proofErr w:type="spellStart"/>
+      <w:r>
+        <w:rPr>
+          <w:lang w:val="fr-CH"/>
+        </w:rPr>
+        <w:t>Term</w:t>
+      </w:r>
+      <w:proofErr w:type="spellEnd"/>
+      <w:r>
+        <w:rPr>
+          <w:lang w:val="fr-CH"/>
+        </w:rPr>
+        <w:t xml:space="preserve"> Support). Elle est éprouvée, extrêmement stable et largement utilisée en entreprise. </w:t>
       </w:r>
       <w:r>
         <w:rPr>
@@ -13801,7 +14947,21 @@
         <w:rPr>
           <w:lang w:val="fr-CH"/>
         </w:rPr>
-        <w:t>9.x sont des versios « Innovation », ce qui signifie qu’elles changent tous les 3 mois et ne sont pas faites pour la stabilité à long terme.</w:t>
+        <w:t xml:space="preserve">9.x sont des </w:t>
+      </w:r>
+      <w:proofErr w:type="spellStart"/>
+      <w:r>
+        <w:rPr>
+          <w:lang w:val="fr-CH"/>
+        </w:rPr>
+        <w:t>versios</w:t>
+      </w:r>
+      <w:proofErr w:type="spellEnd"/>
+      <w:r>
+        <w:rPr>
+          <w:lang w:val="fr-CH"/>
+        </w:rPr>
+        <w:t xml:space="preserve"> « Innovation », ce qui signifie qu’elles changent tous les 3 mois et ne sont pas faites pour la stabilité à long terme.</w:t>
       </w:r>
     </w:p>
     <w:p>
@@ -13834,7 +14994,49 @@
         <w:rPr>
           <w:lang w:val="fr-CH"/>
         </w:rPr>
-        <w:t xml:space="preserve"> MySQL 8.0 garantit une compatibilité parfaite avec tous les connecteurs Python (mysql-connector-python) et les outils d'administration comme MySQL Workbench ou HeidiSQL. Les versions 9.x introduisent parfois des changements dans les protocoles d'authentification qui peuvent créer des conflits avec certaines bibliothèques tierces.</w:t>
+        <w:t xml:space="preserve"> MySQL 8.0 garantit une compatibilité parfaite avec tous les connecteurs Python (</w:t>
+      </w:r>
+      <w:proofErr w:type="spellStart"/>
+      <w:r>
+        <w:rPr>
+          <w:lang w:val="fr-CH"/>
+        </w:rPr>
+        <w:t>mysql</w:t>
+      </w:r>
+      <w:proofErr w:type="spellEnd"/>
+      <w:r>
+        <w:rPr>
+          <w:lang w:val="fr-CH"/>
+        </w:rPr>
+        <w:t>-</w:t>
+      </w:r>
+      <w:proofErr w:type="spellStart"/>
+      <w:r>
+        <w:rPr>
+          <w:lang w:val="fr-CH"/>
+        </w:rPr>
+        <w:t>connector</w:t>
+      </w:r>
+      <w:proofErr w:type="spellEnd"/>
+      <w:r>
+        <w:rPr>
+          <w:lang w:val="fr-CH"/>
+        </w:rPr>
+        <w:t xml:space="preserve">-python) et les outils d'administration comme MySQL Workbench ou </w:t>
+      </w:r>
+      <w:proofErr w:type="spellStart"/>
+      <w:r>
+        <w:rPr>
+          <w:lang w:val="fr-CH"/>
+        </w:rPr>
+        <w:t>HeidiSQL</w:t>
+      </w:r>
+      <w:proofErr w:type="spellEnd"/>
+      <w:r>
+        <w:rPr>
+          <w:lang w:val="fr-CH"/>
+        </w:rPr>
+        <w:t>. Les versions 9.x introduisent parfois des changements dans les protocoles d'authentification qui peuvent créer des conflits avec certaines bibliothèques tierces.</w:t>
       </w:r>
     </w:p>
     <w:p>
@@ -13934,7 +15136,14 @@
         </w:numPr>
       </w:pPr>
       <w:r>
-        <w:t>database.py : Contient la configuration de base de la connexion MySQL</w:t>
+        <w:rPr>
+          <w:b/>
+          <w:bCs/>
+        </w:rPr>
+        <w:t>database.py :</w:t>
+      </w:r>
+      <w:r>
+        <w:t xml:space="preserve"> Contient la configuration de base de la connexion MySQL</w:t>
       </w:r>
       <w:r>
         <w:t xml:space="preserve"> et aussi la vérification du login</w:t>
@@ -13943,7 +15152,6 @@
         <w:t>. C’est ici que l’application établit le pont avec le serveur de base de données.</w:t>
       </w:r>
     </w:p>
-    <w:p/>
     <w:p/>
     <w:p>
       <w:pPr>
@@ -13959,6 +15167,8 @@
       </w:pPr>
       <w:r>
         <w:rPr>
+          <w:b/>
+          <w:bCs/>
           <w:lang w:val="fr-CH"/>
         </w:rPr>
         <w:t>data_manager.py :</w:t>
@@ -13999,15 +15209,17 @@
       </w:pPr>
       <w:r>
         <w:rPr>
-          <w:lang w:val="fr-CH"/>
-        </w:rPr>
-        <w:t>s</w:t>
-      </w:r>
-      <w:r>
-        <w:rPr>
-          <w:lang w:val="fr-CH"/>
-        </w:rPr>
-        <w:t>ecurity.py : G</w:t>
+          <w:b/>
+          <w:bCs/>
+          <w:lang w:val="fr-CH"/>
+        </w:rPr>
+        <w:t>security.py :</w:t>
+      </w:r>
+      <w:r>
+        <w:rPr>
+          <w:lang w:val="fr-CH"/>
+        </w:rPr>
+        <w:t xml:space="preserve"> G</w:t>
       </w:r>
       <w:r>
         <w:rPr>
@@ -14084,7 +15296,21 @@
         <w:rPr>
           <w:lang w:val="fr-CH"/>
         </w:rPr>
-        <w:t>grâce à Streamlit.</w:t>
+        <w:t xml:space="preserve">grâce à </w:t>
+      </w:r>
+      <w:proofErr w:type="spellStart"/>
+      <w:r>
+        <w:rPr>
+          <w:lang w:val="fr-CH"/>
+        </w:rPr>
+        <w:t>Streamlit</w:t>
+      </w:r>
+      <w:proofErr w:type="spellEnd"/>
+      <w:r>
+        <w:rPr>
+          <w:lang w:val="fr-CH"/>
+        </w:rPr>
+        <w:t>.</w:t>
       </w:r>
     </w:p>
     <w:p>
@@ -14107,9 +15333,17 @@
       </w:pPr>
       <w:r>
         <w:rPr>
-          <w:lang w:val="fr-CH"/>
-        </w:rPr>
-        <w:t xml:space="preserve">login.py : Le point d’entrée de l’application. Il gère l’authentification et redirige l’utilisateur vers la bonne page selon son </w:t>
+          <w:b/>
+          <w:bCs/>
+          <w:lang w:val="fr-CH"/>
+        </w:rPr>
+        <w:t>login.py :</w:t>
+      </w:r>
+      <w:r>
+        <w:rPr>
+          <w:lang w:val="fr-CH"/>
+        </w:rPr>
+        <w:t xml:space="preserve"> Le point d’entrée de l’application. Il gère l’authentification et redirige l’utilisateur vers la bonne page selon son </w:t>
       </w:r>
       <w:r>
         <w:rPr>
@@ -14144,15 +15378,25 @@
       </w:pPr>
       <w:r>
         <w:rPr>
+          <w:b/>
+          <w:bCs/>
           <w:lang w:val="fr-CH"/>
         </w:rPr>
         <w:t>a</w:t>
       </w:r>
       <w:r>
         <w:rPr>
-          <w:lang w:val="fr-CH"/>
-        </w:rPr>
-        <w:t>dmin_page.py : Contient toute l’interface destinée aux administrateurs.</w:t>
+          <w:b/>
+          <w:bCs/>
+          <w:lang w:val="fr-CH"/>
+        </w:rPr>
+        <w:t>dmin_page.py :</w:t>
+      </w:r>
+      <w:r>
+        <w:rPr>
+          <w:lang w:val="fr-CH"/>
+        </w:rPr>
+        <w:t xml:space="preserve"> Contient toute l’interface destinée aux administrateurs.</w:t>
       </w:r>
     </w:p>
     <w:p>
@@ -14175,15 +15419,25 @@
       </w:pPr>
       <w:r>
         <w:rPr>
+          <w:b/>
+          <w:bCs/>
           <w:lang w:val="fr-CH"/>
         </w:rPr>
         <w:t>t</w:t>
       </w:r>
       <w:r>
         <w:rPr>
-          <w:lang w:val="fr-CH"/>
-        </w:rPr>
-        <w:t>eacher_page.py : Interface dédiée aux enseignants pour la saisie des suivis et la consultation de leurs propres activités.</w:t>
+          <w:b/>
+          <w:bCs/>
+          <w:lang w:val="fr-CH"/>
+        </w:rPr>
+        <w:t>eacher_page.py :</w:t>
+      </w:r>
+      <w:r>
+        <w:rPr>
+          <w:lang w:val="fr-CH"/>
+        </w:rPr>
+        <w:t xml:space="preserve"> Interface dédiée aux enseignants pour la saisie des suivis et la consultation de leurs propres activités.</w:t>
       </w:r>
     </w:p>
     <w:p>
@@ -14230,9 +15484,49 @@
       </w:pPr>
       <w:r>
         <w:rPr>
-          <w:lang w:val="fr-CH"/>
-        </w:rPr>
-        <w:t>/database : Contient Script_Create_DB.sql, le script permettant de recréer l’intégralité de la structure de la base de données</w:t>
+          <w:b/>
+          <w:bCs/>
+          <w:lang w:val="fr-CH"/>
+        </w:rPr>
+        <w:t>/</w:t>
+      </w:r>
+      <w:proofErr w:type="spellStart"/>
+      <w:r>
+        <w:rPr>
+          <w:b/>
+          <w:bCs/>
+          <w:lang w:val="fr-CH"/>
+        </w:rPr>
+        <w:t>database</w:t>
+      </w:r>
+      <w:proofErr w:type="spellEnd"/>
+      <w:r>
+        <w:rPr>
+          <w:b/>
+          <w:bCs/>
+          <w:lang w:val="fr-CH"/>
+        </w:rPr>
+        <w:t> :</w:t>
+      </w:r>
+      <w:r>
+        <w:rPr>
+          <w:lang w:val="fr-CH"/>
+        </w:rPr>
+        <w:t xml:space="preserve"> Contient </w:t>
+      </w:r>
+      <w:proofErr w:type="spellStart"/>
+      <w:r>
+        <w:rPr>
+          <w:lang w:val="fr-CH"/>
+        </w:rPr>
+        <w:t>Script_Create_DB.sql</w:t>
+      </w:r>
+      <w:proofErr w:type="spellEnd"/>
+      <w:r>
+        <w:rPr>
+          <w:lang w:val="fr-CH"/>
+        </w:rPr>
+        <w:t>, le script permettant de recréer l’intégralité de la structure de la base de données</w:t>
       </w:r>
       <w:r>
         <w:rPr>
@@ -14261,9 +15555,17 @@
       </w:pPr>
       <w:r>
         <w:rPr>
-          <w:lang w:val="fr-CH"/>
-        </w:rPr>
-        <w:t>/design : Regroupe la partie réflexion du projet :</w:t>
+          <w:b/>
+          <w:bCs/>
+          <w:lang w:val="fr-CH"/>
+        </w:rPr>
+        <w:t>/design :</w:t>
+      </w:r>
+      <w:r>
+        <w:rPr>
+          <w:lang w:val="fr-CH"/>
+        </w:rPr>
+        <w:t xml:space="preserve"> Regroupe la partie réflexion du projet :</w:t>
       </w:r>
     </w:p>
     <w:p>
@@ -14288,9 +15590,17 @@
       </w:pPr>
       <w:r>
         <w:rPr>
-          <w:lang w:val="fr-CH"/>
-        </w:rPr>
-        <w:t>MCD et MLD : Schémas conc</w:t>
+          <w:b/>
+          <w:bCs/>
+          <w:lang w:val="fr-CH"/>
+        </w:rPr>
+        <w:t>MCD et MLD :</w:t>
+      </w:r>
+      <w:r>
+        <w:rPr>
+          <w:lang w:val="fr-CH"/>
+        </w:rPr>
+        <w:t xml:space="preserve"> Schémas conc</w:t>
       </w:r>
       <w:r>
         <w:rPr>
@@ -14322,9 +15632,17 @@
       </w:pPr>
       <w:r>
         <w:rPr>
-          <w:lang w:val="fr-CH"/>
-        </w:rPr>
-        <w:t>Maquettes : les dessins préparatoires de l’interface utilisateur.</w:t>
+          <w:b/>
+          <w:bCs/>
+          <w:lang w:val="fr-CH"/>
+        </w:rPr>
+        <w:t>Maquettes :</w:t>
+      </w:r>
+      <w:r>
+        <w:rPr>
+          <w:lang w:val="fr-CH"/>
+        </w:rPr>
+        <w:t xml:space="preserve"> les dessins préparatoires de l’interface utilisateur.</w:t>
       </w:r>
     </w:p>
     <w:p>
@@ -14343,27 +15661,176 @@
           <w:numId w:val="40"/>
         </w:numPr>
         <w:rPr>
-          <w:lang w:val="fr-CH"/>
-        </w:rPr>
-      </w:pPr>
-      <w:r>
-        <w:rPr>
+          <w:b/>
+          <w:bCs/>
+          <w:lang w:val="fr-CH"/>
+        </w:rPr>
+      </w:pPr>
+      <w:r>
+        <w:rPr>
+          <w:b/>
+          <w:bCs/>
           <w:lang w:val="fr-CH"/>
         </w:rPr>
         <w:t>/</w:t>
       </w:r>
       <w:r>
         <w:rPr>
-          <w:lang w:val="fr-CH"/>
-        </w:rPr>
-        <w:t xml:space="preserve">docs : </w:t>
-      </w:r>
-      <w:r>
-        <w:rPr>
-          <w:lang w:val="fr-CH"/>
-        </w:rPr>
-        <w:t>Journal de travail et documentation en PDF.</w:t>
-      </w:r>
+          <w:b/>
+          <w:bCs/>
+          <w:lang w:val="fr-CH"/>
+        </w:rPr>
+        <w:t>docs :</w:t>
+      </w:r>
+      <w:r>
+        <w:rPr>
+          <w:lang w:val="fr-CH"/>
+        </w:rPr>
+        <w:t xml:space="preserve"> </w:t>
+      </w:r>
+      <w:r>
+        <w:rPr>
+          <w:lang w:val="fr-CH"/>
+        </w:rPr>
+        <w:t>Journal de travail</w:t>
+      </w:r>
+      <w:r>
+        <w:rPr>
+          <w:lang w:val="fr-CH"/>
+        </w:rPr>
+        <w:t xml:space="preserve"> en .xlsx</w:t>
+      </w:r>
+      <w:r>
+        <w:rPr>
+          <w:lang w:val="fr-CH"/>
+        </w:rPr>
+        <w:t xml:space="preserve"> et documentation </w:t>
+      </w:r>
+      <w:r>
+        <w:rPr>
+          <w:lang w:val="fr-CH"/>
+        </w:rPr>
+        <w:t xml:space="preserve"> en .docx </w:t>
+      </w:r>
+      <w:r>
+        <w:rPr>
+          <w:lang w:val="fr-CH"/>
+        </w:rPr>
+        <w:t>e</w:t>
+      </w:r>
+      <w:r>
+        <w:rPr>
+          <w:lang w:val="fr-CH"/>
+        </w:rPr>
+        <w:t xml:space="preserve">t aussi en </w:t>
+      </w:r>
+      <w:r>
+        <w:rPr>
+          <w:lang w:val="fr-CH"/>
+        </w:rPr>
+        <w:t>PDF.</w:t>
+      </w:r>
+    </w:p>
+    <w:p>
+      <w:pPr>
+        <w:pStyle w:val="Paragraphedeliste"/>
+        <w:rPr>
+          <w:b/>
+          <w:bCs/>
+          <w:lang w:val="fr-CH"/>
+        </w:rPr>
+      </w:pPr>
+    </w:p>
+    <w:p>
+      <w:pPr>
+        <w:pStyle w:val="Paragraphedeliste"/>
+        <w:numPr>
+          <w:ilvl w:val="0"/>
+          <w:numId w:val="40"/>
+        </w:numPr>
+        <w:rPr>
+          <w:b/>
+          <w:bCs/>
+          <w:lang w:val="fr-CH"/>
+        </w:rPr>
+      </w:pPr>
+      <w:r>
+        <w:rPr>
+          <w:b/>
+          <w:bCs/>
+          <w:lang w:val="fr-CH"/>
+        </w:rPr>
+        <w:t>/tests :</w:t>
+      </w:r>
+      <w:r>
+        <w:rPr>
+          <w:lang w:val="fr-CH"/>
+        </w:rPr>
+        <w:t xml:space="preserve"> Contient le script de test automatisés </w:t>
+      </w:r>
+      <w:r>
+        <w:rPr>
+          <w:lang w:val="fr-CH"/>
+        </w:rPr>
+        <w:t>« </w:t>
+      </w:r>
+      <w:r>
+        <w:rPr>
+          <w:lang w:val="fr-CH"/>
+        </w:rPr>
+        <w:t>test_security.py</w:t>
+      </w:r>
+      <w:r>
+        <w:rPr>
+          <w:lang w:val="fr-CH"/>
+        </w:rPr>
+        <w:t> ».</w:t>
+      </w:r>
+    </w:p>
+    <w:p>
+      <w:pPr>
+        <w:rPr>
+          <w:b/>
+          <w:bCs/>
+          <w:lang w:val="fr-CH"/>
+        </w:rPr>
+      </w:pPr>
+    </w:p>
+    <w:p>
+      <w:pPr>
+        <w:rPr>
+          <w:b/>
+          <w:bCs/>
+          <w:lang w:val="fr-CH"/>
+        </w:rPr>
+      </w:pPr>
+    </w:p>
+    <w:p>
+      <w:pPr>
+        <w:rPr>
+          <w:b/>
+          <w:bCs/>
+          <w:lang w:val="fr-CH"/>
+        </w:rPr>
+      </w:pPr>
+    </w:p>
+    <w:p>
+      <w:pPr>
+        <w:rPr>
+          <w:b/>
+          <w:bCs/>
+          <w:lang w:val="fr-CH"/>
+        </w:rPr>
+      </w:pPr>
+    </w:p>
+    <w:p>
+      <w:pPr>
+        <w:rPr>
+          <w:b/>
+          <w:bCs/>
+          <w:lang w:val="fr-CH"/>
+        </w:rPr>
+      </w:pPr>
     </w:p>
     <w:p>
       <w:pPr>
@@ -14420,15 +15887,25 @@
       </w:pPr>
       <w:r>
         <w:rPr>
+          <w:b/>
+          <w:bCs/>
           <w:lang w:val="fr-CH"/>
         </w:rPr>
         <w:t>r</w:t>
       </w:r>
       <w:r>
         <w:rPr>
-          <w:lang w:val="fr-CH"/>
-        </w:rPr>
-        <w:t xml:space="preserve">equirements.txt : Liste </w:t>
+          <w:b/>
+          <w:bCs/>
+          <w:lang w:val="fr-CH"/>
+        </w:rPr>
+        <w:t>equirements.txt :</w:t>
+      </w:r>
+      <w:r>
+        <w:rPr>
+          <w:lang w:val="fr-CH"/>
+        </w:rPr>
+        <w:t xml:space="preserve"> Liste </w:t>
       </w:r>
       <w:r>
         <w:rPr>
@@ -14445,6 +15922,7 @@
     </w:p>
     <w:p>
       <w:pPr>
+        <w:pStyle w:val="Paragraphedeliste"/>
         <w:rPr>
           <w:lang w:val="fr-CH"/>
         </w:rPr>
@@ -14461,12 +15939,73 @@
           <w:lang w:val="fr-CH"/>
         </w:rPr>
       </w:pPr>
-      <w:r>
-        <w:rPr>
-          <w:lang w:val="fr-CH"/>
-        </w:rPr>
-        <w:lastRenderedPageBreak/>
-        <w:t>seed_users.py : Un script utilitaire pour remplir la base de données avec des utilisateurs de test lors du premier lancement.</w:t>
+      <w:proofErr w:type="gramStart"/>
+      <w:r>
+        <w:rPr>
+          <w:b/>
+          <w:bCs/>
+          <w:lang w:val="fr-CH"/>
+        </w:rPr>
+        <w:t>.</w:t>
+      </w:r>
+      <w:proofErr w:type="spellStart"/>
+      <w:r>
+        <w:rPr>
+          <w:b/>
+          <w:bCs/>
+          <w:lang w:val="fr-CH"/>
+        </w:rPr>
+        <w:t>env</w:t>
+      </w:r>
+      <w:proofErr w:type="spellEnd"/>
+      <w:proofErr w:type="gramEnd"/>
+      <w:r>
+        <w:rPr>
+          <w:b/>
+          <w:bCs/>
+          <w:lang w:val="fr-CH"/>
+        </w:rPr>
+        <w:t> :</w:t>
+      </w:r>
+      <w:r>
+        <w:rPr>
+          <w:lang w:val="fr-CH"/>
+        </w:rPr>
+        <w:t xml:space="preserve"> Fichier contenant les identifiants de connexion </w:t>
+      </w:r>
+      <w:r>
+        <w:rPr>
+          <w:lang w:val="fr-CH"/>
+        </w:rPr>
+        <w:t>locaux (</w:t>
+      </w:r>
+      <w:r>
+        <w:rPr>
+          <w:lang w:val="fr-CH"/>
+        </w:rPr>
+        <w:t xml:space="preserve">masqué par </w:t>
+      </w:r>
+      <w:proofErr w:type="gramStart"/>
+      <w:r>
+        <w:rPr>
+          <w:lang w:val="fr-CH"/>
+        </w:rPr>
+        <w:t>le .</w:t>
+      </w:r>
+      <w:proofErr w:type="spellStart"/>
+      <w:r>
+        <w:rPr>
+          <w:lang w:val="fr-CH"/>
+        </w:rPr>
+        <w:t>gitignore</w:t>
+      </w:r>
+      <w:proofErr w:type="spellEnd"/>
+      <w:proofErr w:type="gramEnd"/>
+      <w:r>
+        <w:rPr>
+          <w:lang w:val="fr-CH"/>
+        </w:rPr>
+        <w:t xml:space="preserve"> pour la sécurité)</w:t>
       </w:r>
     </w:p>
     <w:p>
@@ -14487,24 +16026,70 @@
           <w:lang w:val="fr-CH"/>
         </w:rPr>
       </w:pPr>
-      <w:r>
-        <w:rPr>
-          <w:lang w:val="fr-CH"/>
-        </w:rPr>
-        <w:t>. gitignore</w:t>
-      </w:r>
-      <w:r>
-        <w:rPr>
-          <w:lang w:val="fr-CH"/>
-        </w:rPr>
-        <w:t xml:space="preserve"> : Indique à Git de ne pas sauvegarder les fichiers </w:t>
-      </w:r>
-      <w:r>
-        <w:rPr>
-          <w:lang w:val="fr-CH"/>
-        </w:rPr>
-        <w:t>inutiles ou sensibles.</w:t>
-      </w:r>
+      <w:proofErr w:type="gramStart"/>
+      <w:r>
+        <w:rPr>
+          <w:b/>
+          <w:bCs/>
+          <w:lang w:val="fr-CH"/>
+        </w:rPr>
+        <w:t>.</w:t>
+      </w:r>
+      <w:proofErr w:type="spellStart"/>
+      <w:r>
+        <w:rPr>
+          <w:b/>
+          <w:bCs/>
+          <w:lang w:val="fr-CH"/>
+        </w:rPr>
+        <w:t>env</w:t>
+      </w:r>
+      <w:proofErr w:type="gramEnd"/>
+      <w:r>
+        <w:rPr>
+          <w:b/>
+          <w:bCs/>
+          <w:lang w:val="fr-CH"/>
+        </w:rPr>
+        <w:t>.example</w:t>
+      </w:r>
+      <w:proofErr w:type="spellEnd"/>
+      <w:r>
+        <w:rPr>
+          <w:b/>
+          <w:bCs/>
+          <w:lang w:val="fr-CH"/>
+        </w:rPr>
+        <w:t> :</w:t>
+      </w:r>
+      <w:r>
+        <w:rPr>
+          <w:lang w:val="fr-CH"/>
+        </w:rPr>
+        <w:t xml:space="preserve"> </w:t>
+      </w:r>
+      <w:r>
+        <w:rPr>
+          <w:lang w:val="fr-CH"/>
+        </w:rPr>
+        <w:t xml:space="preserve">Modèle de configuration pour aider l’utilisateur à créer son propre </w:t>
+      </w:r>
+      <w:proofErr w:type="gramStart"/>
+      <w:r>
+        <w:rPr>
+          <w:lang w:val="fr-CH"/>
+        </w:rPr>
+        <w:t>fichier .</w:t>
+      </w:r>
+      <w:proofErr w:type="spellStart"/>
+      <w:r>
+        <w:rPr>
+          <w:lang w:val="fr-CH"/>
+        </w:rPr>
+        <w:t>env</w:t>
+      </w:r>
+      <w:proofErr w:type="spellEnd"/>
+      <w:proofErr w:type="gramEnd"/>
     </w:p>
     <w:p>
       <w:pPr>
@@ -14526,9 +16111,107 @@
       </w:pPr>
       <w:r>
         <w:rPr>
-          <w:lang w:val="fr-CH"/>
-        </w:rPr>
-        <w:t xml:space="preserve">README.md : Le guide d’accueil </w:t>
+          <w:b/>
+          <w:bCs/>
+          <w:lang w:val="fr-CH"/>
+        </w:rPr>
+        <w:t>seed_users.py :</w:t>
+      </w:r>
+      <w:r>
+        <w:rPr>
+          <w:lang w:val="fr-CH"/>
+        </w:rPr>
+        <w:t xml:space="preserve"> Un script utilitaire pour remplir la base de données avec des utilisateurs de test lors du premier lancement.</w:t>
+      </w:r>
+    </w:p>
+    <w:p>
+      <w:pPr>
+        <w:rPr>
+          <w:lang w:val="fr-CH"/>
+        </w:rPr>
+      </w:pPr>
+    </w:p>
+    <w:p>
+      <w:pPr>
+        <w:pStyle w:val="Paragraphedeliste"/>
+        <w:numPr>
+          <w:ilvl w:val="0"/>
+          <w:numId w:val="42"/>
+        </w:numPr>
+        <w:rPr>
+          <w:lang w:val="fr-CH"/>
+        </w:rPr>
+      </w:pPr>
+      <w:r>
+        <w:rPr>
+          <w:b/>
+          <w:bCs/>
+          <w:lang w:val="fr-CH"/>
+        </w:rPr>
+        <w:t xml:space="preserve">. </w:t>
+      </w:r>
+      <w:proofErr w:type="spellStart"/>
+      <w:r>
+        <w:rPr>
+          <w:b/>
+          <w:bCs/>
+          <w:lang w:val="fr-CH"/>
+        </w:rPr>
+        <w:t>gitignore</w:t>
+      </w:r>
+      <w:proofErr w:type="spellEnd"/>
+      <w:r>
+        <w:rPr>
+          <w:b/>
+          <w:bCs/>
+          <w:lang w:val="fr-CH"/>
+        </w:rPr>
+        <w:t> :</w:t>
+      </w:r>
+      <w:r>
+        <w:rPr>
+          <w:lang w:val="fr-CH"/>
+        </w:rPr>
+        <w:t xml:space="preserve"> Indique à Git de ne pas sauvegarder les fichiers </w:t>
+      </w:r>
+      <w:r>
+        <w:rPr>
+          <w:lang w:val="fr-CH"/>
+        </w:rPr>
+        <w:t>inutiles ou sensibles.</w:t>
+      </w:r>
+    </w:p>
+    <w:p>
+      <w:pPr>
+        <w:rPr>
+          <w:lang w:val="fr-CH"/>
+        </w:rPr>
+      </w:pPr>
+    </w:p>
+    <w:p>
+      <w:pPr>
+        <w:pStyle w:val="Paragraphedeliste"/>
+        <w:numPr>
+          <w:ilvl w:val="0"/>
+          <w:numId w:val="42"/>
+        </w:numPr>
+        <w:rPr>
+          <w:lang w:val="fr-CH"/>
+        </w:rPr>
+      </w:pPr>
+      <w:r>
+        <w:rPr>
+          <w:b/>
+          <w:bCs/>
+          <w:lang w:val="fr-CH"/>
+        </w:rPr>
+        <w:t>README.md :</w:t>
+      </w:r>
+      <w:r>
+        <w:rPr>
+          <w:lang w:val="fr-CH"/>
+        </w:rPr>
+        <w:t xml:space="preserve"> Le guide d’accueil </w:t>
       </w:r>
       <w:r>
         <w:rPr>
@@ -14609,6 +16292,15 @@
         </w:rPr>
         <w:t xml:space="preserve">Librairies externes : </w:t>
       </w:r>
+    </w:p>
+    <w:p>
+      <w:pPr>
+        <w:rPr>
+          <w:b/>
+          <w:bCs/>
+          <w:lang w:val="fr-CH"/>
+        </w:rPr>
+      </w:pPr>
     </w:p>
     <w:p>
       <w:pPr>
@@ -14621,11 +16313,19 @@
           <w:lang w:val="fr-CH"/>
         </w:rPr>
       </w:pPr>
-      <w:r>
-        <w:rPr>
-          <w:lang w:val="fr-CH"/>
-        </w:rPr>
-        <w:t xml:space="preserve">Streamlit </w:t>
+      <w:proofErr w:type="spellStart"/>
+      <w:r>
+        <w:rPr>
+          <w:lang w:val="fr-CH"/>
+        </w:rPr>
+        <w:t>Streamlit</w:t>
+      </w:r>
+      <w:proofErr w:type="spellEnd"/>
+      <w:r>
+        <w:rPr>
+          <w:lang w:val="fr-CH"/>
+        </w:rPr>
+        <w:t xml:space="preserve"> </w:t>
       </w:r>
     </w:p>
     <w:p>
@@ -14663,11 +16363,33 @@
           <w:lang w:val="fr-CH"/>
         </w:rPr>
       </w:pPr>
-      <w:r>
-        <w:rPr>
-          <w:lang w:val="fr-CH"/>
-        </w:rPr>
-        <w:t>Mysql-connector-python</w:t>
+      <w:proofErr w:type="spellStart"/>
+      <w:r>
+        <w:rPr>
+          <w:lang w:val="fr-CH"/>
+        </w:rPr>
+        <w:t>Mysql</w:t>
+      </w:r>
+      <w:proofErr w:type="spellEnd"/>
+      <w:r>
+        <w:rPr>
+          <w:lang w:val="fr-CH"/>
+        </w:rPr>
+        <w:t>-</w:t>
+      </w:r>
+      <w:proofErr w:type="spellStart"/>
+      <w:r>
+        <w:rPr>
+          <w:lang w:val="fr-CH"/>
+        </w:rPr>
+        <w:t>connector</w:t>
+      </w:r>
+      <w:proofErr w:type="spellEnd"/>
+      <w:r>
+        <w:rPr>
+          <w:lang w:val="fr-CH"/>
+        </w:rPr>
+        <w:t>-python</w:t>
       </w:r>
     </w:p>
     <w:p>
@@ -14685,8 +16407,44 @@
         <w:rPr>
           <w:lang w:val="fr-CH"/>
         </w:rPr>
-        <w:t>Python-dotenv</w:t>
-      </w:r>
+        <w:t>Python-</w:t>
+      </w:r>
+      <w:proofErr w:type="spellStart"/>
+      <w:r>
+        <w:rPr>
+          <w:lang w:val="fr-CH"/>
+        </w:rPr>
+        <w:t>dotenv</w:t>
+      </w:r>
+      <w:proofErr w:type="spellEnd"/>
+    </w:p>
+    <w:p>
+      <w:pPr>
+        <w:pStyle w:val="Paragraphedeliste"/>
+        <w:numPr>
+          <w:ilvl w:val="0"/>
+          <w:numId w:val="44"/>
+        </w:numPr>
+        <w:rPr>
+          <w:lang w:val="fr-CH"/>
+        </w:rPr>
+      </w:pPr>
+      <w:proofErr w:type="spellStart"/>
+      <w:r>
+        <w:rPr>
+          <w:lang w:val="fr-CH"/>
+        </w:rPr>
+        <w:t>pytest</w:t>
+      </w:r>
+      <w:proofErr w:type="spellEnd"/>
+    </w:p>
+    <w:p>
+      <w:pPr>
+        <w:pStyle w:val="Paragraphedeliste"/>
+        <w:rPr>
+          <w:lang w:val="fr-CH"/>
+        </w:rPr>
+      </w:pPr>
     </w:p>
     <w:p>
       <w:pPr>
@@ -14791,7 +16549,21 @@
         <w:rPr>
           <w:lang w:val="fr-CH"/>
         </w:rPr>
-        <w:t xml:space="preserve"> : Le langage de programmation utilisé.</w:t>
+        <w:t xml:space="preserve"> : </w:t>
+      </w:r>
+      <w:proofErr w:type="spellStart"/>
+      <w:r>
+        <w:rPr>
+          <w:lang w:val="fr-CH"/>
+        </w:rPr>
+        <w:t>Language</w:t>
+      </w:r>
+      <w:proofErr w:type="spellEnd"/>
+      <w:r>
+        <w:rPr>
+          <w:lang w:val="fr-CH"/>
+        </w:rPr>
+        <w:t xml:space="preserve"> de programmation de l’application</w:t>
       </w:r>
     </w:p>
     <w:p>
@@ -14810,19 +16582,37 @@
           <w:bCs/>
           <w:lang w:val="fr-CH"/>
         </w:rPr>
-        <w:t>MySQL Server</w:t>
-      </w:r>
-      <w:r>
-        <w:rPr>
-          <w:lang w:val="fr-CH"/>
-        </w:rPr>
-        <w:t xml:space="preserve"> : Pour la gestion de la base de données</w:t>
-      </w:r>
-      <w:r>
-        <w:rPr>
-          <w:lang w:val="fr-CH"/>
-        </w:rPr>
-        <w:t>.</w:t>
+        <w:t>Serveur MySQL</w:t>
+      </w:r>
+      <w:r>
+        <w:rPr>
+          <w:lang w:val="fr-CH"/>
+        </w:rPr>
+        <w:t xml:space="preserve"> : Pour la gestion de la base de </w:t>
+      </w:r>
+      <w:r>
+        <w:rPr>
+          <w:lang w:val="fr-CH"/>
+        </w:rPr>
+        <w:t>données</w:t>
+      </w:r>
+      <w:r>
+        <w:rPr>
+          <w:lang w:val="fr-CH"/>
+        </w:rPr>
+        <w:t>. (</w:t>
+      </w:r>
+      <w:r>
+        <w:rPr>
+          <w:lang w:val="fr-CH"/>
+        </w:rPr>
+        <w:t xml:space="preserve">XAMPP ou MAMP pour </w:t>
+      </w:r>
+      <w:r>
+        <w:rPr>
+          <w:lang w:val="fr-CH"/>
+        </w:rPr>
+        <w:t>Mac)</w:t>
       </w:r>
     </w:p>
     <w:p>
@@ -14898,6 +16688,26 @@
     </w:p>
     <w:p>
       <w:pPr>
+        <w:ind w:left="720"/>
+        <w:rPr>
+          <w:b/>
+          <w:bCs/>
+          <w:lang w:val="fr-CH"/>
+        </w:rPr>
+      </w:pPr>
+    </w:p>
+    <w:p>
+      <w:pPr>
+        <w:ind w:left="720"/>
+        <w:rPr>
+          <w:b/>
+          <w:bCs/>
+          <w:lang w:val="fr-CH"/>
+        </w:rPr>
+      </w:pPr>
+    </w:p>
+    <w:p>
+      <w:pPr>
         <w:rPr>
           <w:b/>
           <w:bCs/>
@@ -14979,60 +16789,26 @@
         </w:rPr>
         <w:t>« </w:t>
       </w:r>
+      <w:proofErr w:type="gramStart"/>
       <w:r>
         <w:rPr>
           <w:lang w:val="en-GB"/>
         </w:rPr>
-        <w:t>pip install -r requirements.txt</w:t>
-      </w:r>
+        <w:t>pip</w:t>
+      </w:r>
+      <w:proofErr w:type="gramEnd"/>
       <w:r>
         <w:rPr>
           <w:lang w:val="en-GB"/>
         </w:rPr>
+        <w:t xml:space="preserve"> install -r requirements.txt</w:t>
+      </w:r>
+      <w:r>
+        <w:rPr>
+          <w:lang w:val="en-GB"/>
+        </w:rPr>
         <w:t> »</w:t>
       </w:r>
-    </w:p>
-    <w:p>
-      <w:pPr>
-        <w:rPr>
-          <w:lang w:val="en-GB"/>
-        </w:rPr>
-      </w:pPr>
-    </w:p>
-    <w:p>
-      <w:pPr>
-        <w:rPr>
-          <w:lang w:val="en-GB"/>
-        </w:rPr>
-      </w:pPr>
-    </w:p>
-    <w:p>
-      <w:pPr>
-        <w:rPr>
-          <w:lang w:val="en-GB"/>
-        </w:rPr>
-      </w:pPr>
-    </w:p>
-    <w:p>
-      <w:pPr>
-        <w:rPr>
-          <w:lang w:val="en-GB"/>
-        </w:rPr>
-      </w:pPr>
-    </w:p>
-    <w:p>
-      <w:pPr>
-        <w:rPr>
-          <w:lang w:val="en-GB"/>
-        </w:rPr>
-      </w:pPr>
-    </w:p>
-    <w:p>
-      <w:pPr>
-        <w:rPr>
-          <w:lang w:val="en-GB"/>
-        </w:rPr>
-      </w:pPr>
     </w:p>
     <w:p>
       <w:pPr>
@@ -15113,7 +16889,35 @@
         <w:rPr>
           <w:lang w:val="fr-CH"/>
         </w:rPr>
-        <w:t xml:space="preserve"> : Importer le script SQL fourni (/database/Script_Create_DB.sql) dans votre instance MySQL.</w:t>
+        <w:t xml:space="preserve"> : Importer le script SQL fourni (/</w:t>
+      </w:r>
+      <w:proofErr w:type="spellStart"/>
+      <w:r>
+        <w:rPr>
+          <w:lang w:val="fr-CH"/>
+        </w:rPr>
+        <w:t>database</w:t>
+      </w:r>
+      <w:proofErr w:type="spellEnd"/>
+      <w:r>
+        <w:rPr>
+          <w:lang w:val="fr-CH"/>
+        </w:rPr>
+        <w:t>/</w:t>
+      </w:r>
+      <w:proofErr w:type="spellStart"/>
+      <w:r>
+        <w:rPr>
+          <w:lang w:val="fr-CH"/>
+        </w:rPr>
+        <w:t>Script_Create_DB.sql</w:t>
+      </w:r>
+      <w:proofErr w:type="spellEnd"/>
+      <w:r>
+        <w:rPr>
+          <w:lang w:val="fr-CH"/>
+        </w:rPr>
+        <w:t>) dans votre instance MySQL.</w:t>
       </w:r>
     </w:p>
     <w:p>
@@ -15198,8 +17002,37 @@
         <w:rPr>
           <w:lang w:val="fr-CH"/>
         </w:rPr>
-        <w:t xml:space="preserve">Renommer le fichier .env.example </w:t>
-      </w:r>
+        <w:t xml:space="preserve">Renommer le </w:t>
+      </w:r>
+      <w:proofErr w:type="gramStart"/>
+      <w:r>
+        <w:rPr>
+          <w:lang w:val="fr-CH"/>
+        </w:rPr>
+        <w:t>fichier .</w:t>
+      </w:r>
+      <w:proofErr w:type="spellStart"/>
+      <w:r>
+        <w:rPr>
+          <w:lang w:val="fr-CH"/>
+        </w:rPr>
+        <w:t>env</w:t>
+      </w:r>
+      <w:proofErr w:type="gramEnd"/>
+      <w:r>
+        <w:rPr>
+          <w:lang w:val="fr-CH"/>
+        </w:rPr>
+        <w:t>.example</w:t>
+      </w:r>
+      <w:proofErr w:type="spellEnd"/>
+      <w:r>
+        <w:rPr>
+          <w:lang w:val="fr-CH"/>
+        </w:rPr>
+        <w:t xml:space="preserve"> </w:t>
+      </w:r>
+      <w:proofErr w:type="gramStart"/>
       <w:r>
         <w:rPr>
           <w:lang w:val="fr-CH"/>
@@ -15218,6 +17051,7 @@
         </w:rPr>
         <w:t>.</w:t>
       </w:r>
+      <w:proofErr w:type="gramEnd"/>
       <w:r>
         <w:rPr>
           <w:lang w:val="fr-CH"/>
@@ -15263,20 +17097,31 @@
           <w:lang w:val="fr-CH"/>
         </w:rPr>
       </w:pPr>
-    </w:p>
-    <w:p>
-      <w:pPr>
-        <w:rPr>
-          <w:lang w:val="fr-CH"/>
-        </w:rPr>
-      </w:pPr>
-      <w:r>
-        <w:rPr>
-          <w:b/>
-          <w:bCs/>
-          <w:lang w:val="fr-CH"/>
-        </w:rPr>
-        <w:t>4. Amorçage des données (Seeding)</w:t>
+      <w:r>
+        <w:rPr>
+          <w:b/>
+          <w:bCs/>
+          <w:lang w:val="fr-CH"/>
+        </w:rPr>
+        <w:t>4. Amorçage des données (</w:t>
+      </w:r>
+      <w:proofErr w:type="spellStart"/>
+      <w:r>
+        <w:rPr>
+          <w:b/>
+          <w:bCs/>
+          <w:lang w:val="fr-CH"/>
+        </w:rPr>
+        <w:t>Seeding</w:t>
+      </w:r>
+      <w:proofErr w:type="spellEnd"/>
+      <w:r>
+        <w:rPr>
+          <w:b/>
+          <w:bCs/>
+          <w:lang w:val="fr-CH"/>
+        </w:rPr>
+        <w:t>)</w:t>
       </w:r>
     </w:p>
     <w:p>
@@ -15302,13 +17147,13 @@
         <w:rPr>
           <w:lang w:val="fr-CH"/>
         </w:rPr>
-        <w:t>l’application</w:t>
-      </w:r>
-      <w:r>
-        <w:rPr>
-          <w:lang w:val="fr-CH"/>
-        </w:rPr>
-        <w:t xml:space="preserve"> , un script </w:t>
+        <w:t>l’application,</w:t>
+      </w:r>
+      <w:r>
+        <w:rPr>
+          <w:lang w:val="fr-CH"/>
+        </w:rPr>
+        <w:t xml:space="preserve"> un script </w:t>
       </w:r>
       <w:r>
         <w:rPr>
@@ -15457,19 +17302,41 @@
         <w:rPr>
           <w:lang w:val="fr-CH"/>
         </w:rPr>
-        <w:t>e utilisateur est lancée via le frame</w:t>
-      </w:r>
-      <w:r>
-        <w:rPr>
-          <w:lang w:val="fr-CH"/>
-        </w:rPr>
-        <w:t xml:space="preserve">work </w:t>
-      </w:r>
-      <w:r>
-        <w:rPr>
-          <w:lang w:val="fr-CH"/>
-        </w:rPr>
-        <w:t>Streamlit :</w:t>
+        <w:t xml:space="preserve">e utilisateur est lancée via le </w:t>
+      </w:r>
+      <w:proofErr w:type="spellStart"/>
+      <w:r>
+        <w:rPr>
+          <w:lang w:val="fr-CH"/>
+        </w:rPr>
+        <w:t>frame</w:t>
+      </w:r>
+      <w:r>
+        <w:rPr>
+          <w:lang w:val="fr-CH"/>
+        </w:rPr>
+        <w:t>work</w:t>
+      </w:r>
+      <w:proofErr w:type="spellEnd"/>
+      <w:r>
+        <w:rPr>
+          <w:lang w:val="fr-CH"/>
+        </w:rPr>
+        <w:t xml:space="preserve"> </w:t>
+      </w:r>
+      <w:proofErr w:type="spellStart"/>
+      <w:r>
+        <w:rPr>
+          <w:lang w:val="fr-CH"/>
+        </w:rPr>
+        <w:t>Streamlit</w:t>
+      </w:r>
+      <w:proofErr w:type="spellEnd"/>
+      <w:r>
+        <w:rPr>
+          <w:lang w:val="fr-CH"/>
+        </w:rPr>
+        <w:t> :</w:t>
       </w:r>
     </w:p>
     <w:p>
@@ -15513,106 +17380,22 @@
         <w:rPr>
           <w:lang w:val="fr-CH"/>
         </w:rPr>
-        <w:t>« streamlit run login.py »</w:t>
-      </w:r>
-    </w:p>
-    <w:p>
-      <w:pPr>
-        <w:rPr>
-          <w:lang w:val="fr-CH"/>
-        </w:rPr>
-      </w:pPr>
-    </w:p>
-    <w:p>
-      <w:pPr>
-        <w:rPr>
-          <w:lang w:val="fr-CH"/>
-        </w:rPr>
-      </w:pPr>
-    </w:p>
-    <w:p>
-      <w:pPr>
-        <w:rPr>
-          <w:lang w:val="fr-CH"/>
-        </w:rPr>
-      </w:pPr>
-    </w:p>
-    <w:p>
-      <w:pPr>
-        <w:rPr>
-          <w:lang w:val="fr-CH"/>
-        </w:rPr>
-      </w:pPr>
-    </w:p>
-    <w:p>
-      <w:pPr>
-        <w:rPr>
-          <w:lang w:val="fr-CH"/>
-        </w:rPr>
-      </w:pPr>
-    </w:p>
-    <w:p>
-      <w:pPr>
-        <w:rPr>
-          <w:lang w:val="fr-CH"/>
-        </w:rPr>
-      </w:pPr>
-    </w:p>
-    <w:p>
-      <w:pPr>
-        <w:rPr>
-          <w:lang w:val="fr-CH"/>
-        </w:rPr>
-      </w:pPr>
-    </w:p>
-    <w:p>
-      <w:pPr>
-        <w:rPr>
-          <w:lang w:val="fr-CH"/>
-        </w:rPr>
-      </w:pPr>
-    </w:p>
-    <w:p>
-      <w:pPr>
-        <w:rPr>
-          <w:lang w:val="fr-CH"/>
-        </w:rPr>
-      </w:pPr>
-    </w:p>
-    <w:p>
-      <w:pPr>
-        <w:rPr>
-          <w:lang w:val="fr-CH"/>
-        </w:rPr>
-      </w:pPr>
-    </w:p>
-    <w:p>
-      <w:pPr>
-        <w:rPr>
-          <w:lang w:val="fr-CH"/>
-        </w:rPr>
-      </w:pPr>
-    </w:p>
-    <w:p>
-      <w:pPr>
-        <w:rPr>
-          <w:lang w:val="fr-CH"/>
-        </w:rPr>
-      </w:pPr>
-    </w:p>
-    <w:p>
-      <w:pPr>
-        <w:rPr>
-          <w:lang w:val="fr-CH"/>
-        </w:rPr>
-      </w:pPr>
-    </w:p>
-    <w:p>
-      <w:pPr>
-        <w:rPr>
-          <w:lang w:val="fr-CH"/>
-        </w:rPr>
-      </w:pPr>
+        <w:t>« </w:t>
+      </w:r>
+      <w:proofErr w:type="spellStart"/>
+      <w:r>
+        <w:rPr>
+          <w:lang w:val="fr-CH"/>
+        </w:rPr>
+        <w:t>streamlit</w:t>
+      </w:r>
+      <w:proofErr w:type="spellEnd"/>
+      <w:r>
+        <w:rPr>
+          <w:lang w:val="fr-CH"/>
+        </w:rPr>
+        <w:t xml:space="preserve"> run login.py »</w:t>
+      </w:r>
     </w:p>
     <w:p>
       <w:pPr>
@@ -15698,7 +17481,25 @@
           <w:bCs/>
           <w:lang w:val="fr-CH"/>
         </w:rPr>
-        <w:t>La Sécurité : le hachage avec BCrypt :</w:t>
+        <w:t xml:space="preserve">La Sécurité : le hachage avec </w:t>
+      </w:r>
+      <w:proofErr w:type="spellStart"/>
+      <w:r>
+        <w:rPr>
+          <w:b/>
+          <w:bCs/>
+          <w:lang w:val="fr-CH"/>
+        </w:rPr>
+        <w:t>BCrypt</w:t>
+      </w:r>
+      <w:proofErr w:type="spellEnd"/>
+      <w:r>
+        <w:rPr>
+          <w:b/>
+          <w:bCs/>
+          <w:lang w:val="fr-CH"/>
+        </w:rPr>
+        <w:t> :</w:t>
       </w:r>
     </w:p>
     <w:p>
@@ -15728,9 +17529,9 @@
           <w:lang w:val="fr-CH"/>
         </w:rPr>
         <w:drawing>
-          <wp:inline distT="0" distB="0" distL="0" distR="0" wp14:anchorId="38B2CF10" wp14:editId="3C3105B1">
-            <wp:extent cx="4400550" cy="3768506"/>
-            <wp:effectExtent l="0" t="0" r="0" b="3810"/>
+          <wp:inline distT="0" distB="0" distL="0" distR="0" wp14:anchorId="38B2CF10" wp14:editId="0F8786A9">
+            <wp:extent cx="5260946" cy="4505325"/>
+            <wp:effectExtent l="0" t="0" r="0" b="0"/>
             <wp:docPr id="1765478579" name="Image 1"/>
             <wp:cNvGraphicFramePr>
               <a:graphicFrameLocks xmlns:a="http://schemas.openxmlformats.org/drawingml/2006/main" noChangeAspect="1"/>
@@ -15751,7 +17552,7 @@
                   <pic:spPr>
                     <a:xfrm>
                       <a:off x="0" y="0"/>
-                      <a:ext cx="4424701" cy="3789188"/>
+                      <a:ext cx="5297399" cy="4536542"/>
                     </a:xfrm>
                     <a:prstGeom prst="rect">
                       <a:avLst/>
@@ -15772,7 +17573,8 @@
           <w:lang w:val="fr-CH"/>
         </w:rPr>
       </w:pPr>
-      <w:bookmarkStart w:id="37" w:name="_Toc229488241"/>
+      <w:bookmarkStart w:id="53" w:name="_Toc229488241"/>
+      <w:bookmarkStart w:id="54" w:name="_Toc229582215"/>
       <w:r>
         <w:t xml:space="preserve">Figure </w:t>
       </w:r>
@@ -15797,31 +17599,33 @@
       <w:r>
         <w:t xml:space="preserve"> - Fonctions Ajout Enseignant</w:t>
       </w:r>
-      <w:bookmarkEnd w:id="37"/>
-    </w:p>
-    <w:p>
-      <w:pPr>
-        <w:rPr>
-          <w:lang w:val="fr-CH"/>
-        </w:rPr>
-      </w:pPr>
-    </w:p>
-    <w:p>
-      <w:pPr>
-        <w:rPr>
-          <w:lang w:val="fr-CH"/>
-        </w:rPr>
-      </w:pPr>
-    </w:p>
-    <w:p>
-      <w:pPr>
-        <w:rPr>
-          <w:lang w:val="fr-CH"/>
-        </w:rPr>
-      </w:pPr>
-    </w:p>
-    <w:p>
-      <w:pPr>
+      <w:bookmarkEnd w:id="53"/>
+      <w:bookmarkEnd w:id="54"/>
+    </w:p>
+    <w:p>
+      <w:pPr>
+        <w:rPr>
+          <w:lang w:val="fr-CH"/>
+        </w:rPr>
+      </w:pPr>
+    </w:p>
+    <w:p>
+      <w:pPr>
+        <w:rPr>
+          <w:lang w:val="fr-CH"/>
+        </w:rPr>
+      </w:pPr>
+    </w:p>
+    <w:p>
+      <w:pPr>
+        <w:rPr>
+          <w:lang w:val="fr-CH"/>
+        </w:rPr>
+      </w:pPr>
+    </w:p>
+    <w:p>
+      <w:pPr>
+        <w:jc w:val="both"/>
         <w:rPr>
           <w:lang w:val="fr-CH"/>
         </w:rPr>
@@ -15848,21 +17652,28 @@
         <w:rPr>
           <w:lang w:val="fr-CH"/>
         </w:rPr>
-        <w:t xml:space="preserve"> BCrypt</w:t>
-      </w:r>
+        <w:t xml:space="preserve"> </w:t>
+      </w:r>
+      <w:proofErr w:type="spellStart"/>
+      <w:r>
+        <w:rPr>
+          <w:lang w:val="fr-CH"/>
+        </w:rPr>
+        <w:t>BCrypt</w:t>
+      </w:r>
+      <w:proofErr w:type="spellEnd"/>
       <w:r>
         <w:rPr>
           <w:lang w:val="fr-CH"/>
         </w:rPr>
         <w:t>. Avant l’insertion en base de données, le mot de passe est ‘salé’ et haché.</w:t>
       </w:r>
-    </w:p>
-    <w:p>
-      <w:pPr>
-        <w:rPr>
-          <w:lang w:val="fr-CH"/>
-        </w:rPr>
-      </w:pPr>
+      <w:r>
+        <w:rPr>
+          <w:lang w:val="fr-CH"/>
+        </w:rPr>
+        <w:t xml:space="preserve"> </w:t>
+      </w:r>
       <w:r>
         <w:rPr>
           <w:lang w:val="fr-CH"/>
@@ -15893,13 +17704,6 @@
         </w:rPr>
         <w:t>indéchiffrables.</w:t>
       </w:r>
-    </w:p>
-    <w:p>
-      <w:pPr>
-        <w:rPr>
-          <w:lang w:val="fr-CH"/>
-        </w:rPr>
-      </w:pPr>
     </w:p>
     <w:p>
       <w:pPr>
@@ -16061,7 +17865,8 @@
           <w:lang w:val="fr-CH"/>
         </w:rPr>
       </w:pPr>
-      <w:bookmarkStart w:id="38" w:name="_Toc229488242"/>
+      <w:bookmarkStart w:id="55" w:name="_Toc229488242"/>
+      <w:bookmarkStart w:id="56" w:name="_Toc229582216"/>
       <w:r>
         <w:t xml:space="preserve">Figure </w:t>
       </w:r>
@@ -16086,7 +17891,8 @@
       <w:r>
         <w:t xml:space="preserve"> - Requête SQL</w:t>
       </w:r>
-      <w:bookmarkEnd w:id="38"/>
+      <w:bookmarkEnd w:id="55"/>
+      <w:bookmarkEnd w:id="56"/>
     </w:p>
     <w:p>
       <w:pPr>
@@ -16244,13 +18050,41 @@
         <w:rPr>
           <w:lang w:val="fr-CH"/>
         </w:rPr>
-        <w:t xml:space="preserve"> Il permet de faire correspondre chaque ligne de la table follow-ups avec la </w:t>
-      </w:r>
-      <w:r>
-        <w:rPr>
-          <w:lang w:val="fr-CH"/>
-        </w:rPr>
-        <w:t xml:space="preserve">ligne correspondante dans la table students en utilisant </w:t>
+        <w:t xml:space="preserve"> Il permet de faire correspondre chaque ligne de la table follow-</w:t>
+      </w:r>
+      <w:proofErr w:type="spellStart"/>
+      <w:r>
+        <w:rPr>
+          <w:lang w:val="fr-CH"/>
+        </w:rPr>
+        <w:t>ups</w:t>
+      </w:r>
+      <w:proofErr w:type="spellEnd"/>
+      <w:r>
+        <w:rPr>
+          <w:lang w:val="fr-CH"/>
+        </w:rPr>
+        <w:t xml:space="preserve"> avec la </w:t>
+      </w:r>
+      <w:r>
+        <w:rPr>
+          <w:lang w:val="fr-CH"/>
+        </w:rPr>
+        <w:t xml:space="preserve">ligne correspondante dans la table </w:t>
+      </w:r>
+      <w:proofErr w:type="spellStart"/>
+      <w:r>
+        <w:rPr>
+          <w:lang w:val="fr-CH"/>
+        </w:rPr>
+        <w:t>students</w:t>
+      </w:r>
+      <w:proofErr w:type="spellEnd"/>
+      <w:r>
+        <w:rPr>
+          <w:lang w:val="fr-CH"/>
+        </w:rPr>
+        <w:t xml:space="preserve"> en utilisant </w:t>
       </w:r>
       <w:r>
         <w:rPr>
@@ -16295,7 +18129,39 @@
         <w:rPr>
           <w:lang w:val="fr-CH"/>
         </w:rPr>
-        <w:t xml:space="preserve"> (s.firstname , s.lastname) pour les afficher dans l’interface</w:t>
+        <w:t xml:space="preserve"> (</w:t>
+      </w:r>
+      <w:proofErr w:type="spellStart"/>
+      <w:proofErr w:type="gramStart"/>
+      <w:r>
+        <w:rPr>
+          <w:lang w:val="fr-CH"/>
+        </w:rPr>
+        <w:t>s.firstname</w:t>
+      </w:r>
+      <w:proofErr w:type="spellEnd"/>
+      <w:proofErr w:type="gramEnd"/>
+      <w:r>
+        <w:rPr>
+          <w:lang w:val="fr-CH"/>
+        </w:rPr>
+        <w:t xml:space="preserve"> , </w:t>
+      </w:r>
+      <w:proofErr w:type="spellStart"/>
+      <w:proofErr w:type="gramStart"/>
+      <w:r>
+        <w:rPr>
+          <w:lang w:val="fr-CH"/>
+        </w:rPr>
+        <w:t>s.lastname</w:t>
+      </w:r>
+      <w:proofErr w:type="spellEnd"/>
+      <w:proofErr w:type="gramEnd"/>
+      <w:r>
+        <w:rPr>
+          <w:lang w:val="fr-CH"/>
+        </w:rPr>
+        <w:t>) pour les afficher dans l’interface</w:t>
       </w:r>
     </w:p>
     <w:p>
@@ -16480,16 +18346,13 @@
       </w:pPr>
       <w:r>
         <w:rPr>
-          <w:b/>
-          <w:bCs/>
           <w:noProof/>
-          <w:lang w:val="fr-CH"/>
         </w:rPr>
         <w:drawing>
-          <wp:inline distT="0" distB="0" distL="0" distR="0" wp14:anchorId="61772A8B" wp14:editId="33A81161">
-            <wp:extent cx="4591691" cy="2429214"/>
+          <wp:inline distT="0" distB="0" distL="0" distR="0" wp14:anchorId="6375AF56" wp14:editId="34D47027">
+            <wp:extent cx="4553585" cy="2562583"/>
             <wp:effectExtent l="0" t="0" r="0" b="9525"/>
-            <wp:docPr id="156279105" name="Image 1"/>
+            <wp:docPr id="481333872" name="Image 1"/>
             <wp:cNvGraphicFramePr>
               <a:graphicFrameLocks xmlns:a="http://schemas.openxmlformats.org/drawingml/2006/main" noChangeAspect="1"/>
             </wp:cNvGraphicFramePr>
@@ -16497,7 +18360,7 @@
               <a:graphicData uri="http://schemas.openxmlformats.org/drawingml/2006/picture">
                 <pic:pic xmlns:pic="http://schemas.openxmlformats.org/drawingml/2006/picture">
                   <pic:nvPicPr>
-                    <pic:cNvPr id="156279105" name=""/>
+                    <pic:cNvPr id="481333872" name=""/>
                     <pic:cNvPicPr/>
                   </pic:nvPicPr>
                   <pic:blipFill>
@@ -16509,7 +18372,7 @@
                   <pic:spPr>
                     <a:xfrm>
                       <a:off x="0" y="0"/>
-                      <a:ext cx="4591691" cy="2429214"/>
+                      <a:ext cx="4553585" cy="2562583"/>
                     </a:xfrm>
                     <a:prstGeom prst="rect">
                       <a:avLst/>
@@ -16532,7 +18395,8 @@
           <w:lang w:val="fr-CH"/>
         </w:rPr>
       </w:pPr>
-      <w:bookmarkStart w:id="39" w:name="_Toc229488243"/>
+      <w:bookmarkStart w:id="57" w:name="_Toc229488243"/>
+      <w:bookmarkStart w:id="58" w:name="_Toc229582217"/>
       <w:r>
         <w:t xml:space="preserve">Figure </w:t>
       </w:r>
@@ -16557,26 +18421,41 @@
       <w:r>
         <w:t xml:space="preserve"> Fonctions Connexion BD</w:t>
       </w:r>
-      <w:bookmarkEnd w:id="39"/>
-    </w:p>
-    <w:p>
-      <w:pPr>
-        <w:rPr>
-          <w:lang w:val="fr-CH"/>
-        </w:rPr>
-      </w:pPr>
-    </w:p>
-    <w:p>
-      <w:pPr>
-        <w:rPr>
-          <w:lang w:val="fr-CH"/>
-        </w:rPr>
-      </w:pPr>
-      <w:r>
-        <w:rPr>
-          <w:lang w:val="fr-CH"/>
-        </w:rPr>
-        <w:t>Afin de respecter les bonnes pratiques de développement, les identifiants de connexion ne sont pas écrits en dur dans le code mais chargés via un fichier .env .</w:t>
+      <w:bookmarkEnd w:id="57"/>
+      <w:bookmarkEnd w:id="58"/>
+    </w:p>
+    <w:p>
+      <w:pPr>
+        <w:rPr>
+          <w:lang w:val="fr-CH"/>
+        </w:rPr>
+      </w:pPr>
+    </w:p>
+    <w:p>
+      <w:pPr>
+        <w:rPr>
+          <w:lang w:val="fr-CH"/>
+        </w:rPr>
+      </w:pPr>
+      <w:r>
+        <w:rPr>
+          <w:lang w:val="fr-CH"/>
+        </w:rPr>
+        <w:t>Afin de respecter les bonnes pratiques de développement, les identifiants de connexion ne sont pas écrits en dur dans le code mais chargés via un fichier .</w:t>
+      </w:r>
+      <w:proofErr w:type="spellStart"/>
+      <w:r>
+        <w:rPr>
+          <w:lang w:val="fr-CH"/>
+        </w:rPr>
+        <w:t>env</w:t>
+      </w:r>
+      <w:proofErr w:type="spellEnd"/>
+      <w:r>
+        <w:rPr>
+          <w:lang w:val="fr-CH"/>
+        </w:rPr>
+        <w:t xml:space="preserve"> .</w:t>
       </w:r>
     </w:p>
     <w:p>
@@ -16601,26 +18480,26 @@
           <w:iCs/>
         </w:rPr>
       </w:pPr>
-      <w:bookmarkStart w:id="40" w:name="_Toc25553321"/>
-      <w:bookmarkStart w:id="41" w:name="_Toc71691025"/>
-      <w:bookmarkStart w:id="42" w:name="_Toc499021844"/>
-      <w:bookmarkStart w:id="43" w:name="_Toc229491372"/>
+      <w:bookmarkStart w:id="59" w:name="_Toc25553321"/>
+      <w:bookmarkStart w:id="60" w:name="_Toc71691025"/>
+      <w:bookmarkStart w:id="61" w:name="_Toc499021844"/>
+      <w:bookmarkStart w:id="62" w:name="_Toc229577359"/>
       <w:r>
         <w:rPr>
           <w:iCs/>
         </w:rPr>
         <w:t>Description des test</w:t>
       </w:r>
-      <w:bookmarkEnd w:id="40"/>
+      <w:bookmarkEnd w:id="59"/>
       <w:r>
         <w:rPr>
           <w:iCs/>
         </w:rPr>
         <w:t>s effectués</w:t>
       </w:r>
-      <w:bookmarkEnd w:id="41"/>
-      <w:bookmarkEnd w:id="42"/>
-      <w:bookmarkEnd w:id="43"/>
+      <w:bookmarkEnd w:id="60"/>
+      <w:bookmarkEnd w:id="61"/>
+      <w:bookmarkEnd w:id="62"/>
     </w:p>
     <w:p>
       <w:pPr>
@@ -16649,11 +18528,19 @@
         </w:rPr>
         <w:t xml:space="preserve"> </w:t>
       </w:r>
-      <w:r>
-        <w:rPr>
-          <w:lang w:val="fr-CH"/>
-        </w:rPr>
-        <w:t>Pytest(</w:t>
+      <w:proofErr w:type="spellStart"/>
+      <w:r>
+        <w:rPr>
+          <w:lang w:val="fr-CH"/>
+        </w:rPr>
+        <w:t>Pytest</w:t>
+      </w:r>
+      <w:proofErr w:type="spellEnd"/>
+      <w:r>
+        <w:rPr>
+          <w:lang w:val="fr-CH"/>
+        </w:rPr>
+        <w:t>(</w:t>
       </w:r>
       <w:r>
         <w:rPr>
@@ -16851,12 +18738,21 @@
           <w:numId w:val="53"/>
         </w:numPr>
       </w:pPr>
-      <w:r>
-        <w:rPr>
-          <w:b/>
-          <w:bCs/>
-        </w:rPr>
-        <w:t>Act (Agir) :</w:t>
+      <w:proofErr w:type="spellStart"/>
+      <w:r>
+        <w:rPr>
+          <w:b/>
+          <w:bCs/>
+        </w:rPr>
+        <w:t>Act</w:t>
+      </w:r>
+      <w:proofErr w:type="spellEnd"/>
+      <w:r>
+        <w:rPr>
+          <w:b/>
+          <w:bCs/>
+        </w:rPr>
+        <w:t xml:space="preserve"> (Agir) :</w:t>
       </w:r>
       <w:r>
         <w:t xml:space="preserve"> j’exécute la fonction spécifique que je souhaite tester.</w:t>
@@ -16871,6 +18767,7 @@
           <w:numId w:val="53"/>
         </w:numPr>
       </w:pPr>
+      <w:proofErr w:type="spellStart"/>
       <w:r>
         <w:rPr>
           <w:b/>
@@ -16878,6 +18775,7 @@
         </w:rPr>
         <w:t>Assert</w:t>
       </w:r>
+      <w:proofErr w:type="spellEnd"/>
       <w:r>
         <w:rPr>
           <w:b/>
@@ -17229,11 +19127,27 @@
                 <w:lang w:val="fr-CH"/>
               </w:rPr>
             </w:pPr>
+            <w:proofErr w:type="spellStart"/>
+            <w:proofErr w:type="gramStart"/>
             <w:r>
               <w:rPr>
                 <w:lang w:val="fr-CH"/>
               </w:rPr>
-              <w:t>Password: "MonMotDePasse123"</w:t>
+              <w:t>Password</w:t>
+            </w:r>
+            <w:proofErr w:type="spellEnd"/>
+            <w:r>
+              <w:rPr>
+                <w:lang w:val="fr-CH"/>
+              </w:rPr>
+              <w:t>:</w:t>
+            </w:r>
+            <w:proofErr w:type="gramEnd"/>
+            <w:r>
+              <w:rPr>
+                <w:lang w:val="fr-CH"/>
+              </w:rPr>
+              <w:t xml:space="preserve"> "MonMotDePasse123"</w:t>
             </w:r>
           </w:p>
         </w:tc>
@@ -17266,7 +19180,21 @@
               <w:rPr>
                 <w:lang w:val="fr-CH"/>
               </w:rPr>
-              <w:t>Le hash doit être une chaîne (str) et non des bytes.</w:t>
+              <w:t>Le hash doit être une chaîne (</w:t>
+            </w:r>
+            <w:proofErr w:type="spellStart"/>
+            <w:r>
+              <w:rPr>
+                <w:lang w:val="fr-CH"/>
+              </w:rPr>
+              <w:t>str</w:t>
+            </w:r>
+            <w:proofErr w:type="spellEnd"/>
+            <w:r>
+              <w:rPr>
+                <w:lang w:val="fr-CH"/>
+              </w:rPr>
+              <w:t>) et non des bytes.</w:t>
             </w:r>
           </w:p>
         </w:tc>
@@ -17426,6 +19354,8 @@
                 <w:lang w:val="fr-CH"/>
               </w:rPr>
             </w:pPr>
+            <w:proofErr w:type="spellStart"/>
+            <w:proofErr w:type="gramStart"/>
             <w:r>
               <w:rPr>
                 <w:lang w:val="fr-CH"/>
@@ -17438,11 +19368,33 @@
               </w:rPr>
               <w:t>word</w:t>
             </w:r>
+            <w:proofErr w:type="spellEnd"/>
             <w:r>
               <w:rPr>
                 <w:lang w:val="fr-CH"/>
               </w:rPr>
-              <w:t>: "Secret789!" + son Hash</w:t>
+              <w:t>:</w:t>
+            </w:r>
+            <w:proofErr w:type="gramEnd"/>
+            <w:r>
+              <w:rPr>
+                <w:lang w:val="fr-CH"/>
+              </w:rPr>
+              <w:t xml:space="preserve"> "Secret</w:t>
+            </w:r>
+            <w:proofErr w:type="gramStart"/>
+            <w:r>
+              <w:rPr>
+                <w:lang w:val="fr-CH"/>
+              </w:rPr>
+              <w:t>789!</w:t>
+            </w:r>
+            <w:proofErr w:type="gramEnd"/>
+            <w:r>
+              <w:rPr>
+                <w:lang w:val="fr-CH"/>
+              </w:rPr>
+              <w:t>" + son Hash</w:t>
             </w:r>
           </w:p>
         </w:tc>
@@ -17635,6 +19587,8 @@
                 <w:lang w:val="fr-CH"/>
               </w:rPr>
             </w:pPr>
+            <w:proofErr w:type="spellStart"/>
+            <w:proofErr w:type="gramStart"/>
             <w:r>
               <w:rPr>
                 <w:lang w:val="fr-CH"/>
@@ -17647,11 +19601,33 @@
               </w:rPr>
               <w:t>word</w:t>
             </w:r>
+            <w:proofErr w:type="spellEnd"/>
             <w:r>
               <w:rPr>
                 <w:lang w:val="fr-CH"/>
               </w:rPr>
-              <w:t>: "MauvaisMDP" + Hash de "MonMotDePasse123"</w:t>
+              <w:t>:</w:t>
+            </w:r>
+            <w:proofErr w:type="gramEnd"/>
+            <w:r>
+              <w:rPr>
+                <w:lang w:val="fr-CH"/>
+              </w:rPr>
+              <w:t xml:space="preserve"> "</w:t>
+            </w:r>
+            <w:proofErr w:type="spellStart"/>
+            <w:r>
+              <w:rPr>
+                <w:lang w:val="fr-CH"/>
+              </w:rPr>
+              <w:t>MauvaisMDP</w:t>
+            </w:r>
+            <w:proofErr w:type="spellEnd"/>
+            <w:r>
+              <w:rPr>
+                <w:lang w:val="fr-CH"/>
+              </w:rPr>
+              <w:t>" + Hash de "MonMotDePasse123"</w:t>
             </w:r>
           </w:p>
         </w:tc>
@@ -17878,7 +19854,21 @@
               <w:rPr>
                 <w:lang w:val="fr-CH"/>
               </w:rPr>
-              <w:t>Les deux hashs doivent être différents l'un de l'autre.</w:t>
+              <w:t xml:space="preserve">Les deux </w:t>
+            </w:r>
+            <w:proofErr w:type="spellStart"/>
+            <w:r>
+              <w:rPr>
+                <w:lang w:val="fr-CH"/>
+              </w:rPr>
+              <w:t>hashs</w:t>
+            </w:r>
+            <w:proofErr w:type="spellEnd"/>
+            <w:r>
+              <w:rPr>
+                <w:lang w:val="fr-CH"/>
+              </w:rPr>
+              <w:t xml:space="preserve"> doivent être différents l'un de l'autre.</w:t>
             </w:r>
           </w:p>
         </w:tc>
@@ -17959,13 +19949,49 @@
         <w:rPr>
           <w:lang w:val="en-GB"/>
         </w:rPr>
-        <w:t xml:space="preserve">“python -m </w:t>
-      </w:r>
+        <w:t>“</w:t>
+      </w:r>
+      <w:proofErr w:type="gramStart"/>
       <w:r>
         <w:rPr>
           <w:lang w:val="en-GB"/>
         </w:rPr>
-        <w:t xml:space="preserve"> pytest tests/test_security.py</w:t>
+        <w:t>python</w:t>
+      </w:r>
+      <w:proofErr w:type="gramEnd"/>
+      <w:r>
+        <w:rPr>
+          <w:lang w:val="en-GB"/>
+        </w:rPr>
+        <w:t xml:space="preserve"> -</w:t>
+      </w:r>
+      <w:proofErr w:type="gramStart"/>
+      <w:r>
+        <w:rPr>
+          <w:lang w:val="en-GB"/>
+        </w:rPr>
+        <w:t xml:space="preserve">m </w:t>
+      </w:r>
+      <w:r>
+        <w:rPr>
+          <w:lang w:val="en-GB"/>
+        </w:rPr>
+        <w:t xml:space="preserve"> </w:t>
+      </w:r>
+      <w:proofErr w:type="spellStart"/>
+      <w:r>
+        <w:rPr>
+          <w:lang w:val="en-GB"/>
+        </w:rPr>
+        <w:t>pytest</w:t>
+      </w:r>
+      <w:proofErr w:type="spellEnd"/>
+      <w:proofErr w:type="gramEnd"/>
+      <w:r>
+        <w:rPr>
+          <w:lang w:val="en-GB"/>
+        </w:rPr>
+        <w:t xml:space="preserve"> tests/test_security.py</w:t>
       </w:r>
       <w:r>
         <w:rPr>
@@ -18064,7 +20090,8 @@
         <w:pStyle w:val="Lgende"/>
         <w:jc w:val="center"/>
       </w:pPr>
-      <w:bookmarkStart w:id="44" w:name="_Toc229488244"/>
+      <w:bookmarkStart w:id="63" w:name="_Toc229488244"/>
+      <w:bookmarkStart w:id="64" w:name="_Toc229582218"/>
       <w:r>
         <w:t xml:space="preserve">Figure </w:t>
       </w:r>
@@ -18089,7 +20116,8 @@
       <w:r>
         <w:t xml:space="preserve"> - Test Unitaire 1</w:t>
       </w:r>
-      <w:bookmarkEnd w:id="44"/>
+      <w:bookmarkEnd w:id="63"/>
+      <w:bookmarkEnd w:id="64"/>
     </w:p>
     <w:p/>
     <w:p/>
@@ -18170,7 +20198,8 @@
         <w:pStyle w:val="Lgende"/>
         <w:jc w:val="center"/>
       </w:pPr>
-      <w:bookmarkStart w:id="45" w:name="_Toc229488245"/>
+      <w:bookmarkStart w:id="65" w:name="_Toc229488245"/>
+      <w:bookmarkStart w:id="66" w:name="_Toc229582219"/>
       <w:r>
         <w:t xml:space="preserve">Figure </w:t>
       </w:r>
@@ -18195,7 +20224,8 @@
       <w:r>
         <w:t xml:space="preserve"> - Test Unitaire 2</w:t>
       </w:r>
-      <w:bookmarkEnd w:id="45"/>
+      <w:bookmarkEnd w:id="65"/>
+      <w:bookmarkEnd w:id="66"/>
     </w:p>
     <w:p/>
     <w:p>
@@ -18265,7 +20295,8 @@
         <w:pStyle w:val="Lgende"/>
         <w:jc w:val="center"/>
       </w:pPr>
-      <w:bookmarkStart w:id="46" w:name="_Toc229488246"/>
+      <w:bookmarkStart w:id="67" w:name="_Toc229488246"/>
+      <w:bookmarkStart w:id="68" w:name="_Toc229582220"/>
       <w:r>
         <w:t xml:space="preserve">Figure </w:t>
       </w:r>
@@ -18290,7 +20321,8 @@
       <w:r>
         <w:t xml:space="preserve"> - Test Unitaire 3</w:t>
       </w:r>
-      <w:bookmarkEnd w:id="46"/>
+      <w:bookmarkEnd w:id="67"/>
+      <w:bookmarkEnd w:id="68"/>
     </w:p>
     <w:p/>
     <w:p>
@@ -18344,7 +20376,8 @@
         <w:pStyle w:val="Lgende"/>
         <w:jc w:val="center"/>
       </w:pPr>
-      <w:bookmarkStart w:id="47" w:name="_Toc229488247"/>
+      <w:bookmarkStart w:id="69" w:name="_Toc229488247"/>
+      <w:bookmarkStart w:id="70" w:name="_Toc229582221"/>
       <w:r>
         <w:t xml:space="preserve">Figure </w:t>
       </w:r>
@@ -18369,7 +20402,8 @@
       <w:r>
         <w:t xml:space="preserve"> - Exemple de code de test</w:t>
       </w:r>
-      <w:bookmarkEnd w:id="47"/>
+      <w:bookmarkEnd w:id="69"/>
+      <w:bookmarkEnd w:id="70"/>
     </w:p>
     <w:p/>
     <w:p/>
@@ -18429,10 +20463,26 @@
         <w:t> :</w:t>
       </w:r>
       <w:r>
-        <w:t xml:space="preserve"> Dans cette étape, je définis un mot de passe correct (raw_password) et je génère son empreinte </w:t>
-      </w:r>
-      <w:r>
-        <w:t>numérique(hash) via la fonction à tester. J’initialise également un mot de passe volontairement erroné (wrong_password).</w:t>
+        <w:t xml:space="preserve"> Dans cette étape, je définis un mot de passe correct (</w:t>
+      </w:r>
+      <w:proofErr w:type="spellStart"/>
+      <w:r>
+        <w:t>raw_password</w:t>
+      </w:r>
+      <w:proofErr w:type="spellEnd"/>
+      <w:r>
+        <w:t xml:space="preserve">) et je génère son empreinte </w:t>
+      </w:r>
+      <w:r>
+        <w:t>numérique(hash) via la fonction à tester. J’initialise également un mot de passe volontairement erroné (</w:t>
+      </w:r>
+      <w:proofErr w:type="spellStart"/>
+      <w:r>
+        <w:t>wrong_password</w:t>
+      </w:r>
+      <w:proofErr w:type="spellEnd"/>
+      <w:r>
+        <w:t>).</w:t>
       </w:r>
     </w:p>
     <w:p>
@@ -18444,12 +20494,21 @@
       <w:pPr>
         <w:jc w:val="both"/>
       </w:pPr>
-      <w:r>
-        <w:rPr>
-          <w:b/>
-          <w:bCs/>
-        </w:rPr>
-        <w:t>Act </w:t>
+      <w:proofErr w:type="spellStart"/>
+      <w:r>
+        <w:rPr>
+          <w:b/>
+          <w:bCs/>
+        </w:rPr>
+        <w:t>Act</w:t>
+      </w:r>
+      <w:proofErr w:type="spellEnd"/>
+      <w:r>
+        <w:rPr>
+          <w:b/>
+          <w:bCs/>
+        </w:rPr>
+        <w:t> </w:t>
       </w:r>
       <w:r>
         <w:rPr>
@@ -18471,9 +20530,11 @@
       <w:r>
         <w:t>« </w:t>
       </w:r>
+      <w:proofErr w:type="spellStart"/>
       <w:r>
         <w:t>check_password</w:t>
       </w:r>
+      <w:proofErr w:type="spellEnd"/>
       <w:r>
         <w:t> »</w:t>
       </w:r>
@@ -18496,19 +20557,41 @@
       <w:pPr>
         <w:jc w:val="both"/>
       </w:pPr>
-      <w:r>
-        <w:rPr>
-          <w:b/>
-          <w:bCs/>
-        </w:rPr>
-        <w:t>Assert (Vérifier) :</w:t>
+      <w:proofErr w:type="spellStart"/>
+      <w:r>
+        <w:rPr>
+          <w:b/>
+          <w:bCs/>
+        </w:rPr>
+        <w:t>Assert</w:t>
+      </w:r>
+      <w:proofErr w:type="spellEnd"/>
+      <w:r>
+        <w:rPr>
+          <w:b/>
+          <w:bCs/>
+        </w:rPr>
+        <w:t xml:space="preserve"> (Vérifier) :</w:t>
       </w:r>
       <w:r>
         <w:t xml:space="preserve"> </w:t>
       </w:r>
       <w:r>
-        <w:t>le test vérifie avec « assert » que le résultat est bien « False » .</w:t>
-      </w:r>
+        <w:t>le test vérifie avec « </w:t>
+      </w:r>
+      <w:proofErr w:type="spellStart"/>
+      <w:r>
+        <w:t>assert</w:t>
+      </w:r>
+      <w:proofErr w:type="spellEnd"/>
+      <w:r>
+        <w:t> » que le résultat est bien « False </w:t>
+      </w:r>
+      <w:proofErr w:type="gramStart"/>
+      <w:r>
+        <w:t>» .</w:t>
+      </w:r>
+      <w:proofErr w:type="gramEnd"/>
       <w:r>
         <w:t xml:space="preserve"> Si la fonction avait renvoyé « True », le test aurait échoué, signalant une faille de sécurité majeure.</w:t>
       </w:r>
@@ -18583,7 +20666,8 @@
         <w:pStyle w:val="Lgende"/>
         <w:jc w:val="center"/>
       </w:pPr>
-      <w:bookmarkStart w:id="48" w:name="_Toc229488248"/>
+      <w:bookmarkStart w:id="71" w:name="_Toc229488248"/>
+      <w:bookmarkStart w:id="72" w:name="_Toc229582222"/>
       <w:r>
         <w:t xml:space="preserve">Figure </w:t>
       </w:r>
@@ -18608,7 +20692,8 @@
       <w:r>
         <w:t xml:space="preserve"> - Test Unitaire 4</w:t>
       </w:r>
-      <w:bookmarkEnd w:id="48"/>
+      <w:bookmarkEnd w:id="71"/>
+      <w:bookmarkEnd w:id="72"/>
     </w:p>
     <w:p/>
     <w:p/>
@@ -18653,14 +20738,6 @@
         <w:t>Test IT-01 : Création d’une affectation pédagogique</w:t>
       </w:r>
     </w:p>
-    <w:p>
-      <w:pPr>
-        <w:rPr>
-          <w:sz w:val="28"/>
-          <w:szCs w:val="22"/>
-        </w:rPr>
-      </w:pPr>
-    </w:p>
     <w:p/>
     <w:p>
       <w:r>
@@ -18742,11 +20819,19 @@
         </w:rPr>
         <w:t xml:space="preserve"> </w:t>
       </w:r>
-      <w:r>
-        <w:rPr>
-          <w:lang w:val="fr-CH"/>
-        </w:rPr>
-        <w:t xml:space="preserve">assign_student_to_teacher) </w:t>
+      <w:proofErr w:type="spellStart"/>
+      <w:r>
+        <w:rPr>
+          <w:lang w:val="fr-CH"/>
+        </w:rPr>
+        <w:t>assign_student_to_teacher</w:t>
+      </w:r>
+      <w:proofErr w:type="spellEnd"/>
+      <w:r>
+        <w:rPr>
+          <w:lang w:val="fr-CH"/>
+        </w:rPr>
+        <w:t xml:space="preserve">) </w:t>
       </w:r>
       <w:r>
         <w:rPr>
@@ -18776,7 +20861,21 @@
         <w:rPr>
           <w:lang w:val="fr-CH"/>
         </w:rPr>
-        <w:t>able assignments)</w:t>
+        <w:t xml:space="preserve">able </w:t>
+      </w:r>
+      <w:proofErr w:type="spellStart"/>
+      <w:r>
+        <w:rPr>
+          <w:lang w:val="fr-CH"/>
+        </w:rPr>
+        <w:t>assignments</w:t>
+      </w:r>
+      <w:proofErr w:type="spellEnd"/>
+      <w:r>
+        <w:rPr>
+          <w:lang w:val="fr-CH"/>
+        </w:rPr>
+        <w:t>)</w:t>
       </w:r>
       <w:r>
         <w:rPr>
@@ -19114,6 +21213,7 @@
               </w:rPr>
               <w:t xml:space="preserve"> </w:t>
             </w:r>
+            <w:proofErr w:type="spellStart"/>
             <w:r>
               <w:rPr>
                 <w:b/>
@@ -19130,6 +21230,7 @@
               </w:rPr>
               <w:t>ni</w:t>
             </w:r>
+            <w:proofErr w:type="spellEnd"/>
             <w:r>
               <w:rPr>
                 <w:b/>
@@ -19756,7 +21857,6 @@
           <w:noProof/>
           <w:lang w:val="fr-CH"/>
         </w:rPr>
-        <w:lastRenderedPageBreak/>
         <w:drawing>
           <wp:inline distT="0" distB="0" distL="0" distR="0" wp14:anchorId="32B3D6E2" wp14:editId="0309F9B8">
             <wp:extent cx="4533900" cy="4143565"/>
@@ -19812,7 +21912,8 @@
         <w:pStyle w:val="Lgende"/>
         <w:jc w:val="center"/>
       </w:pPr>
-      <w:bookmarkStart w:id="49" w:name="_Toc229488249"/>
+      <w:bookmarkStart w:id="73" w:name="_Toc229488249"/>
+      <w:bookmarkStart w:id="74" w:name="_Toc229582223"/>
       <w:r>
         <w:t xml:space="preserve">Figure </w:t>
       </w:r>
@@ -19835,9 +21936,19 @@
         <w:fldChar w:fldCharType="end"/>
       </w:r>
       <w:r>
-        <w:t xml:space="preserve"> - Confirmation visuelle</w:t>
-      </w:r>
-      <w:bookmarkEnd w:id="49"/>
+        <w:t xml:space="preserve"> - </w:t>
+      </w:r>
+      <w:r>
+        <w:t xml:space="preserve"> </w:t>
+      </w:r>
+      <w:r>
+        <w:t xml:space="preserve">Étape 1-2-3  </w:t>
+      </w:r>
+      <w:r>
+        <w:t>Confirmation visuelle</w:t>
+      </w:r>
+      <w:bookmarkEnd w:id="73"/>
+      <w:bookmarkEnd w:id="74"/>
     </w:p>
     <w:p/>
     <w:p>
@@ -19907,7 +22018,8 @@
         <w:pStyle w:val="Lgende"/>
         <w:jc w:val="center"/>
       </w:pPr>
-      <w:bookmarkStart w:id="50" w:name="_Toc229488250"/>
+      <w:bookmarkStart w:id="75" w:name="_Toc229488250"/>
+      <w:bookmarkStart w:id="76" w:name="_Toc229582224"/>
       <w:r>
         <w:t xml:space="preserve">Figure </w:t>
       </w:r>
@@ -19930,9 +22042,16 @@
         <w:fldChar w:fldCharType="end"/>
       </w:r>
       <w:r>
-        <w:t xml:space="preserve"> -SQL de l'attribution élève-enseignant</w:t>
-      </w:r>
-      <w:bookmarkEnd w:id="50"/>
+        <w:t xml:space="preserve"> </w:t>
+      </w:r>
+      <w:r>
+        <w:t xml:space="preserve">– Étape 4 </w:t>
+      </w:r>
+      <w:r>
+        <w:t>SQL de l'attribution élève-enseignant</w:t>
+      </w:r>
+      <w:bookmarkEnd w:id="75"/>
+      <w:bookmarkEnd w:id="76"/>
     </w:p>
     <w:p>
       <w:r>
@@ -20785,6 +22904,7 @@
               <w:rPr>
                 <w:lang w:val="fr-CH"/>
               </w:rPr>
+              <w:lastRenderedPageBreak/>
               <w:t>3</w:t>
             </w:r>
           </w:p>
@@ -20968,7 +23088,8 @@
           <w:lang w:val="fr-CH"/>
         </w:rPr>
       </w:pPr>
-      <w:bookmarkStart w:id="51" w:name="_Toc229488251"/>
+      <w:bookmarkStart w:id="77" w:name="_Toc229488251"/>
+      <w:bookmarkStart w:id="78" w:name="_Toc229582225"/>
       <w:r>
         <w:t xml:space="preserve">Figure </w:t>
       </w:r>
@@ -20993,7 +23114,8 @@
       <w:r>
         <w:t xml:space="preserve"> - Preuve Message d'erreur</w:t>
       </w:r>
-      <w:bookmarkEnd w:id="51"/>
+      <w:bookmarkEnd w:id="77"/>
+      <w:bookmarkEnd w:id="78"/>
     </w:p>
     <w:p>
       <w:pPr>
@@ -21066,17 +23188,6 @@
         </w:rPr>
         <w:t>Enregistrement réussi d’un suivi hebdomadaire</w:t>
       </w:r>
-    </w:p>
-    <w:p>
-      <w:pPr>
-        <w:rPr>
-          <w:b/>
-          <w:bCs/>
-          <w:sz w:val="28"/>
-          <w:szCs w:val="22"/>
-          <w:lang w:val="fr-CH"/>
-        </w:rPr>
-      </w:pPr>
     </w:p>
     <w:p>
       <w:pPr>
@@ -21143,20 +23254,30 @@
         </w:rPr>
         <w:t xml:space="preserve">Flux </w:t>
       </w:r>
+      <w:proofErr w:type="spellStart"/>
       <w:r>
         <w:rPr>
           <w:b/>
           <w:bCs/>
           <w:lang w:val="en-GB"/>
         </w:rPr>
-        <w:t>testé:</w:t>
-      </w:r>
+        <w:t>testé</w:t>
+      </w:r>
+      <w:proofErr w:type="spellEnd"/>
       <w:r>
         <w:rPr>
           <w:b/>
           <w:bCs/>
           <w:lang w:val="en-GB"/>
         </w:rPr>
+        <w:t>:</w:t>
+      </w:r>
+      <w:r>
+        <w:rPr>
+          <w:b/>
+          <w:bCs/>
+          <w:lang w:val="en-GB"/>
+        </w:rPr>
         <w:t xml:space="preserve"> </w:t>
       </w:r>
       <w:r>
@@ -21175,7 +23296,35 @@
         <w:rPr>
           <w:lang w:val="en-GB"/>
         </w:rPr>
-        <w:t xml:space="preserve"> data_manager.py (fonction save_follow_up) → MySQL (table follow-ups).</w:t>
+        <w:t xml:space="preserve"> data_manager.py (</w:t>
+      </w:r>
+      <w:proofErr w:type="spellStart"/>
+      <w:r>
+        <w:rPr>
+          <w:lang w:val="en-GB"/>
+        </w:rPr>
+        <w:t>fonction</w:t>
+      </w:r>
+      <w:proofErr w:type="spellEnd"/>
+      <w:r>
+        <w:rPr>
+          <w:lang w:val="en-GB"/>
+        </w:rPr>
+        <w:t xml:space="preserve"> </w:t>
+      </w:r>
+      <w:proofErr w:type="spellStart"/>
+      <w:r>
+        <w:rPr>
+          <w:lang w:val="en-GB"/>
+        </w:rPr>
+        <w:t>save_follow_up</w:t>
+      </w:r>
+      <w:proofErr w:type="spellEnd"/>
+      <w:r>
+        <w:rPr>
+          <w:lang w:val="en-GB"/>
+        </w:rPr>
+        <w:t>) → MySQL (table follow-ups).</w:t>
       </w:r>
     </w:p>
     <w:p>
@@ -21320,6 +23469,7 @@
           <w:bCs/>
           <w:lang w:val="fr-CH"/>
         </w:rPr>
+        <w:lastRenderedPageBreak/>
         <w:t>Heure de début :</w:t>
       </w:r>
       <w:r>
@@ -21327,7 +23477,23 @@
           <w:rFonts w:eastAsia="SimSun" w:cs="Arial"/>
           <w:lang w:val="fr-CH"/>
         </w:rPr>
-        <w:t xml:space="preserve">  13:00.</w:t>
+        <w:t xml:space="preserve">  </w:t>
+      </w:r>
+      <w:proofErr w:type="gramStart"/>
+      <w:r>
+        <w:rPr>
+          <w:rFonts w:eastAsia="SimSun" w:cs="Arial"/>
+          <w:lang w:val="fr-CH"/>
+        </w:rPr>
+        <w:t>13:</w:t>
+      </w:r>
+      <w:proofErr w:type="gramEnd"/>
+      <w:r>
+        <w:rPr>
+          <w:rFonts w:eastAsia="SimSun" w:cs="Arial"/>
+          <w:lang w:val="fr-CH"/>
+        </w:rPr>
+        <w:t>00.</w:t>
       </w:r>
     </w:p>
     <w:p>
@@ -21365,7 +23531,23 @@
           <w:rFonts w:eastAsia="SimSun" w:cs="Arial"/>
           <w:lang w:val="fr-CH"/>
         </w:rPr>
-        <w:t xml:space="preserve"> 14:15.</w:t>
+        <w:t xml:space="preserve"> </w:t>
+      </w:r>
+      <w:proofErr w:type="gramStart"/>
+      <w:r>
+        <w:rPr>
+          <w:rFonts w:eastAsia="SimSun" w:cs="Arial"/>
+          <w:lang w:val="fr-CH"/>
+        </w:rPr>
+        <w:t>14:</w:t>
+      </w:r>
+      <w:proofErr w:type="gramEnd"/>
+      <w:r>
+        <w:rPr>
+          <w:rFonts w:eastAsia="SimSun" w:cs="Arial"/>
+          <w:lang w:val="fr-CH"/>
+        </w:rPr>
+        <w:t>15.</w:t>
       </w:r>
     </w:p>
     <w:p>
@@ -21826,7 +24008,21 @@
               <w:rPr>
                 <w:lang w:val="fr-CH"/>
               </w:rPr>
-              <w:t>La fonction save_follow_up est appelée avec succès.</w:t>
+              <w:t xml:space="preserve">La fonction </w:t>
+            </w:r>
+            <w:proofErr w:type="spellStart"/>
+            <w:r>
+              <w:rPr>
+                <w:lang w:val="fr-CH"/>
+              </w:rPr>
+              <w:t>save_follow_up</w:t>
+            </w:r>
+            <w:proofErr w:type="spellEnd"/>
+            <w:r>
+              <w:rPr>
+                <w:lang w:val="fr-CH"/>
+              </w:rPr>
+              <w:t xml:space="preserve"> est appelée avec succès.</w:t>
             </w:r>
           </w:p>
         </w:tc>
@@ -22163,9 +24359,9 @@
         </w:rPr>
         <w:lastRenderedPageBreak/>
         <w:drawing>
-          <wp:inline distT="0" distB="0" distL="0" distR="0" wp14:anchorId="3EA422AE" wp14:editId="7E37D3E9">
-            <wp:extent cx="4048125" cy="4202275"/>
-            <wp:effectExtent l="0" t="0" r="0" b="8255"/>
+          <wp:inline distT="0" distB="0" distL="0" distR="0" wp14:anchorId="3EA422AE" wp14:editId="67ECB667">
+            <wp:extent cx="4133850" cy="4291263"/>
+            <wp:effectExtent l="0" t="0" r="0" b="0"/>
             <wp:docPr id="1562022453" name="Image 4"/>
             <wp:cNvGraphicFramePr>
               <a:graphicFrameLocks xmlns:a="http://schemas.openxmlformats.org/drawingml/2006/main" noChangeAspect="1"/>
@@ -22195,7 +24391,7 @@
                   <pic:spPr bwMode="auto">
                     <a:xfrm>
                       <a:off x="0" y="0"/>
-                      <a:ext cx="4050233" cy="4204463"/>
+                      <a:ext cx="4139395" cy="4297019"/>
                     </a:xfrm>
                     <a:prstGeom prst="rect">
                       <a:avLst/>
@@ -22217,7 +24413,8 @@
         <w:pStyle w:val="Lgende"/>
         <w:jc w:val="center"/>
       </w:pPr>
-      <w:bookmarkStart w:id="52" w:name="_Toc229488252"/>
+      <w:bookmarkStart w:id="79" w:name="_Toc229488252"/>
+      <w:bookmarkStart w:id="80" w:name="_Toc229582226"/>
       <w:r>
         <w:t xml:space="preserve">Figure </w:t>
       </w:r>
@@ -22240,9 +24437,16 @@
         <w:fldChar w:fldCharType="end"/>
       </w:r>
       <w:r>
-        <w:t xml:space="preserve"> - Confirmation visuelle</w:t>
-      </w:r>
-      <w:bookmarkEnd w:id="52"/>
+        <w:t xml:space="preserve"> - </w:t>
+      </w:r>
+      <w:r>
+        <w:t xml:space="preserve"> Étape 1-2 </w:t>
+      </w:r>
+      <w:r>
+        <w:t>Confirmation visuelle</w:t>
+      </w:r>
+      <w:bookmarkEnd w:id="79"/>
+      <w:bookmarkEnd w:id="80"/>
     </w:p>
     <w:p/>
     <w:p/>
@@ -22311,7 +24515,8 @@
         <w:pStyle w:val="Lgende"/>
         <w:jc w:val="center"/>
       </w:pPr>
-      <w:bookmarkStart w:id="53" w:name="_Toc229488253"/>
+      <w:bookmarkStart w:id="81" w:name="_Toc229488253"/>
+      <w:bookmarkStart w:id="82" w:name="_Toc229582227"/>
       <w:r>
         <w:t xml:space="preserve">Figure </w:t>
       </w:r>
@@ -22334,9 +24539,16 @@
         <w:fldChar w:fldCharType="end"/>
       </w:r>
       <w:r>
-        <w:t xml:space="preserve"> Affichage dans l'onglet tous les suivis</w:t>
-      </w:r>
-      <w:bookmarkEnd w:id="53"/>
+        <w:t xml:space="preserve"> </w:t>
+      </w:r>
+      <w:r>
+        <w:t xml:space="preserve">Étape 3 </w:t>
+      </w:r>
+      <w:r>
+        <w:t>Affichage dans l'onglet tous les suivis</w:t>
+      </w:r>
+      <w:bookmarkEnd w:id="81"/>
+      <w:bookmarkEnd w:id="82"/>
     </w:p>
     <w:p/>
     <w:p/>
@@ -22345,7 +24557,6 @@
     <w:p>
       <w:pPr>
         <w:keepNext/>
-        <w:jc w:val="center"/>
       </w:pPr>
       <w:r>
         <w:rPr>
@@ -22353,8 +24564,8 @@
           <w:lang w:val="fr-CH"/>
         </w:rPr>
         <w:drawing>
-          <wp:inline distT="0" distB="0" distL="0" distR="0" wp14:anchorId="1D872BFD" wp14:editId="55CED72C">
-            <wp:extent cx="6120309" cy="1143000"/>
+          <wp:inline distT="0" distB="0" distL="0" distR="0" wp14:anchorId="1D872BFD" wp14:editId="65691463">
+            <wp:extent cx="6254750" cy="1168108"/>
             <wp:effectExtent l="0" t="0" r="0" b="0"/>
             <wp:docPr id="1591656779" name="Image 6"/>
             <wp:cNvGraphicFramePr>
@@ -22385,7 +24596,7 @@
                   <pic:spPr bwMode="auto">
                     <a:xfrm>
                       <a:off x="0" y="0"/>
-                      <a:ext cx="6136852" cy="1146090"/>
+                      <a:ext cx="6309415" cy="1178317"/>
                     </a:xfrm>
                     <a:prstGeom prst="rect">
                       <a:avLst/>
@@ -22407,7 +24618,8 @@
         <w:pStyle w:val="Lgende"/>
         <w:jc w:val="center"/>
       </w:pPr>
-      <w:bookmarkStart w:id="54" w:name="_Toc229488254"/>
+      <w:bookmarkStart w:id="83" w:name="_Toc229488254"/>
+      <w:bookmarkStart w:id="84" w:name="_Toc229582228"/>
       <w:r>
         <w:t xml:space="preserve">Figure </w:t>
       </w:r>
@@ -22430,9 +24642,19 @@
         <w:fldChar w:fldCharType="end"/>
       </w:r>
       <w:r>
-        <w:t xml:space="preserve">  Affichage dans la BD</w:t>
-      </w:r>
-      <w:bookmarkEnd w:id="54"/>
+        <w:t xml:space="preserve"> - </w:t>
+      </w:r>
+      <w:r>
+        <w:t xml:space="preserve"> </w:t>
+      </w:r>
+      <w:r>
+        <w:t xml:space="preserve">Étape 4 </w:t>
+      </w:r>
+      <w:r>
+        <w:t xml:space="preserve"> Affichage dans la BD</w:t>
+      </w:r>
+      <w:bookmarkEnd w:id="83"/>
+      <w:bookmarkEnd w:id="84"/>
     </w:p>
     <w:p>
       <w:pPr>
@@ -22484,20 +24706,6 @@
     </w:p>
     <w:p>
       <w:pPr>
-        <w:rPr>
-          <w:lang w:val="fr-CH"/>
-        </w:rPr>
-      </w:pPr>
-    </w:p>
-    <w:p>
-      <w:pPr>
-        <w:rPr>
-          <w:lang w:val="fr-CH"/>
-        </w:rPr>
-      </w:pPr>
-    </w:p>
-    <w:p>
-      <w:pPr>
         <w:pStyle w:val="Titre3"/>
         <w:rPr>
           <w:lang w:val="fr-CH"/>
@@ -22507,6 +24715,7 @@
         <w:rPr>
           <w:lang w:val="fr-CH"/>
         </w:rPr>
+        <w:lastRenderedPageBreak/>
         <w:t>Tests Fonctionnels</w:t>
       </w:r>
     </w:p>
@@ -23633,6 +25842,7 @@
         <w:pStyle w:val="Lgende"/>
         <w:jc w:val="center"/>
       </w:pPr>
+      <w:bookmarkStart w:id="85" w:name="_Toc229582229"/>
       <w:r>
         <w:t xml:space="preserve">Figure </w:t>
       </w:r>
@@ -23655,8 +25865,21 @@
         <w:fldChar w:fldCharType="end"/>
       </w:r>
       <w:r>
-        <w:t xml:space="preserve"> - Login Enseignant</w:t>
-      </w:r>
+        <w:t xml:space="preserve"> </w:t>
+      </w:r>
+      <w:r>
+        <w:t>–</w:t>
+      </w:r>
+      <w:r>
+        <w:t xml:space="preserve"> </w:t>
+      </w:r>
+      <w:r>
+        <w:t xml:space="preserve">Étape 1 </w:t>
+      </w:r>
+      <w:r>
+        <w:t>Login Enseignant</w:t>
+      </w:r>
+      <w:bookmarkEnd w:id="85"/>
     </w:p>
     <w:p>
       <w:pPr>
@@ -23723,6 +25946,7 @@
         <w:pStyle w:val="Lgende"/>
         <w:jc w:val="center"/>
       </w:pPr>
+      <w:bookmarkStart w:id="86" w:name="_Toc229582230"/>
       <w:r>
         <w:t xml:space="preserve">Figure </w:t>
       </w:r>
@@ -23745,8 +25969,21 @@
         <w:fldChar w:fldCharType="end"/>
       </w:r>
       <w:r>
-        <w:t xml:space="preserve"> - Test Saisie du Suivi</w:t>
-      </w:r>
+        <w:t xml:space="preserve"> </w:t>
+      </w:r>
+      <w:r>
+        <w:t>–</w:t>
+      </w:r>
+      <w:r>
+        <w:t xml:space="preserve"> </w:t>
+      </w:r>
+      <w:r>
+        <w:t xml:space="preserve">Étape 3 </w:t>
+      </w:r>
+      <w:r>
+        <w:t>Test Saisie du Suivi</w:t>
+      </w:r>
+      <w:bookmarkEnd w:id="86"/>
     </w:p>
     <w:p>
       <w:pPr>
@@ -23817,6 +26054,7 @@
           <w:lang w:val="fr-CH"/>
         </w:rPr>
       </w:pPr>
+      <w:bookmarkStart w:id="87" w:name="_Toc229582231"/>
       <w:r>
         <w:t xml:space="preserve">Figure </w:t>
       </w:r>
@@ -23839,8 +26077,21 @@
         <w:fldChar w:fldCharType="end"/>
       </w:r>
       <w:r>
-        <w:t xml:space="preserve"> - Consultation de l'historique de suivi</w:t>
-      </w:r>
+        <w:t xml:space="preserve"> </w:t>
+      </w:r>
+      <w:r>
+        <w:t>–</w:t>
+      </w:r>
+      <w:r>
+        <w:t xml:space="preserve"> </w:t>
+      </w:r>
+      <w:r>
+        <w:t xml:space="preserve">Étape 4 </w:t>
+      </w:r>
+      <w:r>
+        <w:t>Consultation de l'historique de suivi</w:t>
+      </w:r>
+      <w:bookmarkEnd w:id="87"/>
     </w:p>
     <w:p>
       <w:pPr>
@@ -23961,8 +26212,8 @@
       </w:tblPr>
       <w:tblGrid>
         <w:gridCol w:w="909"/>
-        <w:gridCol w:w="3642"/>
-        <w:gridCol w:w="3976"/>
+        <w:gridCol w:w="3304"/>
+        <w:gridCol w:w="4314"/>
         <w:gridCol w:w="529"/>
       </w:tblGrid>
       <w:tr>
@@ -24036,7 +26287,7 @@
                 <w:bCs/>
                 <w:lang w:val="fr-CH"/>
               </w:rPr>
-              <w:t>Action (Ce que je fais)</w:t>
+              <w:t xml:space="preserve">Action </w:t>
             </w:r>
           </w:p>
         </w:tc>
@@ -24071,7 +26322,7 @@
                 <w:bCs/>
                 <w:lang w:val="fr-CH"/>
               </w:rPr>
-              <w:t>Résultat attendu (Ce qui doit se passer)</w:t>
+              <w:t xml:space="preserve">Résultat attendu </w:t>
             </w:r>
           </w:p>
         </w:tc>
@@ -24931,7 +27182,13 @@
               <w:rPr>
                 <w:lang w:val="fr-CH"/>
               </w:rPr>
-              <w:t xml:space="preserve"> Vérifier le graphique des heures par enseignant.</w:t>
+              <w:t xml:space="preserve"> Vérifier le </w:t>
+            </w:r>
+            <w:r>
+              <w:rPr>
+                <w:lang w:val="fr-CH"/>
+              </w:rPr>
+              <w:t>tableau de décompte des périodes</w:t>
             </w:r>
           </w:p>
         </w:tc>
@@ -24961,10 +27218,7 @@
               </w:rPr>
             </w:pPr>
             <w:r>
-              <w:rPr>
-                <w:lang w:val="fr-CH"/>
-              </w:rPr>
-              <w:t>Le graphique se met à jour pour inclure les données de l'enseignant lié.</w:t>
+              <w:t>Le tableau se met à jour et affiche le nombre de séances et d'heures pour chaque enseignant</w:t>
             </w:r>
           </w:p>
         </w:tc>
@@ -25083,6 +27337,7 @@
         <w:pStyle w:val="Lgende"/>
         <w:jc w:val="center"/>
       </w:pPr>
+      <w:bookmarkStart w:id="88" w:name="_Toc229582232"/>
       <w:r>
         <w:t xml:space="preserve">Figure </w:t>
       </w:r>
@@ -25105,8 +27360,21 @@
         <w:fldChar w:fldCharType="end"/>
       </w:r>
       <w:r>
-        <w:t xml:space="preserve"> - Ajout élève</w:t>
-      </w:r>
+        <w:t xml:space="preserve"> </w:t>
+      </w:r>
+      <w:r>
+        <w:t>–</w:t>
+      </w:r>
+      <w:r>
+        <w:t xml:space="preserve"> </w:t>
+      </w:r>
+      <w:r>
+        <w:t xml:space="preserve">Étape 3 </w:t>
+      </w:r>
+      <w:r>
+        <w:t>Ajout élève</w:t>
+      </w:r>
+      <w:bookmarkEnd w:id="88"/>
     </w:p>
     <w:p>
       <w:pPr>
@@ -25177,6 +27445,7 @@
           <w:lang w:val="fr-CH"/>
         </w:rPr>
       </w:pPr>
+      <w:bookmarkStart w:id="89" w:name="_Toc229582233"/>
       <w:r>
         <w:t xml:space="preserve">Figure </w:t>
       </w:r>
@@ -25199,8 +27468,21 @@
         <w:fldChar w:fldCharType="end"/>
       </w:r>
       <w:r>
-        <w:t xml:space="preserve"> - Affectation</w:t>
-      </w:r>
+        <w:t xml:space="preserve"> </w:t>
+      </w:r>
+      <w:r>
+        <w:t>–</w:t>
+      </w:r>
+      <w:r>
+        <w:t xml:space="preserve"> </w:t>
+      </w:r>
+      <w:r>
+        <w:t xml:space="preserve">Étape 4 </w:t>
+      </w:r>
+      <w:r>
+        <w:t>Affectation</w:t>
+      </w:r>
+      <w:bookmarkEnd w:id="89"/>
     </w:p>
     <w:p>
       <w:pPr>
@@ -25278,6 +27560,7 @@
           <w:lang w:val="fr-CH"/>
         </w:rPr>
       </w:pPr>
+      <w:bookmarkStart w:id="90" w:name="_Toc229582234"/>
       <w:r>
         <w:t xml:space="preserve">Figure </w:t>
       </w:r>
@@ -25300,8 +27583,21 @@
         <w:fldChar w:fldCharType="end"/>
       </w:r>
       <w:r>
-        <w:t xml:space="preserve"> - Affichage du Suivi</w:t>
-      </w:r>
+        <w:t xml:space="preserve"> </w:t>
+      </w:r>
+      <w:r>
+        <w:t>–</w:t>
+      </w:r>
+      <w:r>
+        <w:t xml:space="preserve"> </w:t>
+      </w:r>
+      <w:r>
+        <w:t xml:space="preserve">Étape 5 </w:t>
+      </w:r>
+      <w:r>
+        <w:t>Affichage du Suivi</w:t>
+      </w:r>
+      <w:bookmarkEnd w:id="90"/>
     </w:p>
     <w:p>
       <w:pPr>
@@ -25378,6 +27674,7 @@
           <w:lang w:val="fr-CH"/>
         </w:rPr>
       </w:pPr>
+      <w:bookmarkStart w:id="91" w:name="_Toc229582235"/>
       <w:r>
         <w:t xml:space="preserve">Figure </w:t>
       </w:r>
@@ -25400,22 +27697,1298 @@
         <w:fldChar w:fldCharType="end"/>
       </w:r>
       <w:r>
-        <w:t xml:space="preserve"> - Statistiques</w:t>
-      </w:r>
-    </w:p>
-    <w:p>
-      <w:pPr>
-        <w:rPr>
-          <w:lang w:val="fr-CH"/>
-        </w:rPr>
-      </w:pPr>
-    </w:p>
-    <w:p>
-      <w:pPr>
-        <w:rPr>
-          <w:lang w:val="fr-CH"/>
-        </w:rPr>
-      </w:pPr>
+        <w:t xml:space="preserve"> </w:t>
+      </w:r>
+      <w:r>
+        <w:t>–</w:t>
+      </w:r>
+      <w:r>
+        <w:t xml:space="preserve"> </w:t>
+      </w:r>
+      <w:r>
+        <w:t xml:space="preserve">Étape 6 </w:t>
+      </w:r>
+      <w:r>
+        <w:t>Statistiques</w:t>
+      </w:r>
+      <w:bookmarkEnd w:id="91"/>
+    </w:p>
+    <w:p>
+      <w:pPr>
+        <w:rPr>
+          <w:lang w:val="fr-CH"/>
+        </w:rPr>
+      </w:pPr>
+    </w:p>
+    <w:p>
+      <w:pPr>
+        <w:rPr>
+          <w:lang w:val="fr-CH"/>
+        </w:rPr>
+      </w:pPr>
+    </w:p>
+    <w:p>
+      <w:pPr>
+        <w:rPr>
+          <w:lang w:val="fr-CH"/>
+        </w:rPr>
+      </w:pPr>
+    </w:p>
+    <w:p>
+      <w:pPr>
+        <w:pStyle w:val="Titre2"/>
+        <w:rPr>
+          <w:lang w:val="fr-CH"/>
+        </w:rPr>
+      </w:pPr>
+      <w:bookmarkStart w:id="92" w:name="_Toc229577360"/>
+      <w:r>
+        <w:rPr>
+          <w:lang w:val="fr-CH"/>
+        </w:rPr>
+        <w:lastRenderedPageBreak/>
+        <w:t>Erreurs restantes :</w:t>
+      </w:r>
+      <w:bookmarkEnd w:id="92"/>
+    </w:p>
+    <w:p>
+      <w:pPr>
+        <w:rPr>
+          <w:lang w:val="fr-CH"/>
+        </w:rPr>
+      </w:pPr>
+    </w:p>
+    <w:p>
+      <w:pPr>
+        <w:rPr>
+          <w:b/>
+          <w:bCs/>
+          <w:lang w:val="fr-CH"/>
+        </w:rPr>
+      </w:pPr>
+      <w:r>
+        <w:rPr>
+          <w:b/>
+          <w:bCs/>
+          <w:lang w:val="fr-CH"/>
+        </w:rPr>
+        <w:t>Suppression de parents liés :</w:t>
+      </w:r>
+    </w:p>
+    <w:p>
+      <w:pPr>
+        <w:rPr>
+          <w:lang w:val="fr-CH"/>
+        </w:rPr>
+      </w:pPr>
+    </w:p>
+    <w:p>
+      <w:pPr>
+        <w:pStyle w:val="Paragraphedeliste"/>
+        <w:numPr>
+          <w:ilvl w:val="0"/>
+          <w:numId w:val="58"/>
+        </w:numPr>
+        <w:rPr>
+          <w:lang w:val="fr-CH"/>
+        </w:rPr>
+      </w:pPr>
+      <w:r>
+        <w:rPr>
+          <w:b/>
+          <w:bCs/>
+          <w:lang w:val="fr-CH"/>
+        </w:rPr>
+        <w:t>Description détaillée</w:t>
+      </w:r>
+      <w:r>
+        <w:rPr>
+          <w:b/>
+          <w:bCs/>
+          <w:lang w:val="fr-CH"/>
+        </w:rPr>
+        <w:t> :</w:t>
+      </w:r>
+      <w:r>
+        <w:rPr>
+          <w:lang w:val="fr-CH"/>
+        </w:rPr>
+        <w:t xml:space="preserve"> </w:t>
+      </w:r>
+    </w:p>
+    <w:p>
+      <w:pPr>
+        <w:pStyle w:val="Paragraphedeliste"/>
+        <w:ind w:left="1428"/>
+        <w:rPr>
+          <w:lang w:val="fr-CH"/>
+        </w:rPr>
+      </w:pPr>
+    </w:p>
+    <w:p>
+      <w:pPr>
+        <w:pStyle w:val="Paragraphedeliste"/>
+        <w:ind w:left="1428"/>
+        <w:rPr>
+          <w:lang w:val="fr-CH"/>
+        </w:rPr>
+      </w:pPr>
+      <w:r>
+        <w:rPr>
+          <w:lang w:val="fr-CH"/>
+        </w:rPr>
+        <w:t xml:space="preserve">Lors de la tentative de suppression d’un parent qui possède encore des élèves liés dans la base de données, l’application affiche un message d’erreur </w:t>
+      </w:r>
+      <w:r>
+        <w:rPr>
+          <w:lang w:val="fr-CH"/>
+        </w:rPr>
+        <w:t>générique. La</w:t>
+      </w:r>
+      <w:r>
+        <w:rPr>
+          <w:lang w:val="fr-CH"/>
+        </w:rPr>
+        <w:t xml:space="preserve"> contrainte de clé étrangère (Foreign Key) de MySQL empêche la suppress</w:t>
+      </w:r>
+      <w:r>
+        <w:rPr>
+          <w:lang w:val="fr-CH"/>
+        </w:rPr>
+        <w:t>ion pour protéger l’intégrité des données.</w:t>
+      </w:r>
+    </w:p>
+    <w:p>
+      <w:pPr>
+        <w:ind w:left="708"/>
+        <w:rPr>
+          <w:lang w:val="fr-CH"/>
+        </w:rPr>
+      </w:pPr>
+    </w:p>
+    <w:p>
+      <w:pPr>
+        <w:pStyle w:val="Paragraphedeliste"/>
+        <w:numPr>
+          <w:ilvl w:val="0"/>
+          <w:numId w:val="58"/>
+        </w:numPr>
+        <w:rPr>
+          <w:lang w:val="fr-CH"/>
+        </w:rPr>
+      </w:pPr>
+      <w:r>
+        <w:rPr>
+          <w:b/>
+          <w:bCs/>
+          <w:lang w:val="fr-CH"/>
+        </w:rPr>
+        <w:t>Conséquences :</w:t>
+      </w:r>
+      <w:r>
+        <w:rPr>
+          <w:lang w:val="fr-CH"/>
+        </w:rPr>
+        <w:t xml:space="preserve"> </w:t>
+      </w:r>
+    </w:p>
+    <w:p>
+      <w:pPr>
+        <w:pStyle w:val="Paragraphedeliste"/>
+        <w:ind w:left="1428"/>
+        <w:rPr>
+          <w:lang w:val="fr-CH"/>
+        </w:rPr>
+      </w:pPr>
+    </w:p>
+    <w:p>
+      <w:pPr>
+        <w:pStyle w:val="Paragraphedeliste"/>
+        <w:ind w:left="1428"/>
+        <w:rPr>
+          <w:lang w:val="fr-CH"/>
+        </w:rPr>
+      </w:pPr>
+      <w:r>
+        <w:rPr>
+          <w:lang w:val="fr-CH"/>
+        </w:rPr>
+        <w:t xml:space="preserve">L’administrateur </w:t>
+      </w:r>
+      <w:r>
+        <w:rPr>
+          <w:lang w:val="fr-CH"/>
+        </w:rPr>
+        <w:t xml:space="preserve">ne peut pas supprimer le parent tant que les élèves ne sont pas supprimés ou </w:t>
+      </w:r>
+      <w:proofErr w:type="spellStart"/>
+      <w:proofErr w:type="gramStart"/>
+      <w:r>
+        <w:rPr>
+          <w:lang w:val="fr-CH"/>
+        </w:rPr>
+        <w:t>réaffectés.Cela</w:t>
+      </w:r>
+      <w:proofErr w:type="spellEnd"/>
+      <w:proofErr w:type="gramEnd"/>
+      <w:r>
+        <w:rPr>
+          <w:lang w:val="fr-CH"/>
+        </w:rPr>
+        <w:t xml:space="preserve"> peut </w:t>
+      </w:r>
+      <w:r>
+        <w:rPr>
+          <w:lang w:val="fr-CH"/>
+        </w:rPr>
+        <w:t xml:space="preserve">être </w:t>
+      </w:r>
+      <w:proofErr w:type="spellStart"/>
+      <w:r>
+        <w:rPr>
+          <w:lang w:val="fr-CH"/>
+        </w:rPr>
+        <w:t>frustant</w:t>
+      </w:r>
+      <w:proofErr w:type="spellEnd"/>
+      <w:r>
+        <w:rPr>
+          <w:lang w:val="fr-CH"/>
+        </w:rPr>
+        <w:t xml:space="preserve"> si l’utilisateur ne comprend pas pourquoi l’action est bloquée.</w:t>
+      </w:r>
+    </w:p>
+    <w:p>
+      <w:pPr>
+        <w:ind w:left="708"/>
+        <w:rPr>
+          <w:lang w:val="fr-CH"/>
+        </w:rPr>
+      </w:pPr>
+    </w:p>
+    <w:p>
+      <w:pPr>
+        <w:pStyle w:val="Paragraphedeliste"/>
+        <w:numPr>
+          <w:ilvl w:val="0"/>
+          <w:numId w:val="58"/>
+        </w:numPr>
+        <w:rPr>
+          <w:lang w:val="fr-CH"/>
+        </w:rPr>
+      </w:pPr>
+      <w:r>
+        <w:rPr>
+          <w:b/>
+          <w:bCs/>
+          <w:lang w:val="fr-CH"/>
+        </w:rPr>
+        <w:t>Actions envisagées :</w:t>
+      </w:r>
+      <w:r>
+        <w:rPr>
+          <w:lang w:val="fr-CH"/>
+        </w:rPr>
+        <w:t xml:space="preserve"> </w:t>
+      </w:r>
+    </w:p>
+    <w:p>
+      <w:pPr>
+        <w:pStyle w:val="Paragraphedeliste"/>
+        <w:ind w:left="1428"/>
+        <w:rPr>
+          <w:lang w:val="fr-CH"/>
+        </w:rPr>
+      </w:pPr>
+    </w:p>
+    <w:p>
+      <w:pPr>
+        <w:pStyle w:val="Paragraphedeliste"/>
+        <w:ind w:left="1428"/>
+        <w:rPr>
+          <w:lang w:val="fr-CH"/>
+        </w:rPr>
+      </w:pPr>
+      <w:r>
+        <w:rPr>
+          <w:lang w:val="fr-CH"/>
+        </w:rPr>
+        <w:t>Implémenter une vérification préalable en Python pour avertir l’utilisateur.</w:t>
+      </w:r>
+      <w:r>
+        <w:rPr>
+          <w:lang w:val="fr-CH"/>
+        </w:rPr>
+        <w:t xml:space="preserve"> Exemple : "Impossible de supprimer ce parent car il est lié aux élèves suivants : [Liste]".</w:t>
+      </w:r>
+    </w:p>
+    <w:p>
+      <w:pPr>
+        <w:rPr>
+          <w:lang w:val="fr-CH"/>
+        </w:rPr>
+      </w:pPr>
+    </w:p>
+    <w:p>
+      <w:pPr>
+        <w:rPr>
+          <w:lang w:val="fr-CH"/>
+        </w:rPr>
+      </w:pPr>
+    </w:p>
+    <w:p>
+      <w:pPr>
+        <w:pStyle w:val="Titre2"/>
+      </w:pPr>
+      <w:bookmarkStart w:id="93" w:name="_Toc229577361"/>
+      <w:r>
+        <w:t>Liste des documents fournis</w:t>
+      </w:r>
+      <w:bookmarkEnd w:id="93"/>
+      <w:r>
+        <w:t xml:space="preserve"> </w:t>
+      </w:r>
+    </w:p>
+    <w:p>
+      <w:pPr>
+        <w:rPr>
+          <w:lang w:val="fr-CH"/>
+        </w:rPr>
+      </w:pPr>
+    </w:p>
+    <w:p>
+      <w:pPr>
+        <w:pStyle w:val="Paragraphedeliste"/>
+        <w:numPr>
+          <w:ilvl w:val="0"/>
+          <w:numId w:val="57"/>
+        </w:numPr>
+        <w:rPr>
+          <w:lang w:val="fr-CH"/>
+        </w:rPr>
+      </w:pPr>
+      <w:r>
+        <w:rPr>
+          <w:lang w:val="fr-CH"/>
+        </w:rPr>
+        <w:t>Rapport de projet en PDF et imprimé</w:t>
+      </w:r>
+      <w:r>
+        <w:rPr>
+          <w:lang w:val="fr-CH"/>
+        </w:rPr>
+        <w:t xml:space="preserve"> </w:t>
+      </w:r>
+    </w:p>
+    <w:p>
+      <w:pPr>
+        <w:pStyle w:val="Paragraphedeliste"/>
+        <w:numPr>
+          <w:ilvl w:val="0"/>
+          <w:numId w:val="57"/>
+        </w:numPr>
+        <w:rPr>
+          <w:lang w:val="fr-CH"/>
+        </w:rPr>
+      </w:pPr>
+      <w:r>
+        <w:rPr>
+          <w:lang w:val="fr-CH"/>
+        </w:rPr>
+        <w:t>Jou</w:t>
+      </w:r>
+      <w:r>
+        <w:rPr>
+          <w:lang w:val="fr-CH"/>
+        </w:rPr>
+        <w:t xml:space="preserve">rnal de travail en PDF </w:t>
+      </w:r>
+      <w:r>
+        <w:rPr>
+          <w:lang w:val="fr-CH"/>
+        </w:rPr>
+        <w:t>et imprimé.</w:t>
+      </w:r>
+    </w:p>
+    <w:p>
+      <w:pPr>
+        <w:pStyle w:val="Paragraphedeliste"/>
+        <w:numPr>
+          <w:ilvl w:val="0"/>
+          <w:numId w:val="57"/>
+        </w:numPr>
+        <w:rPr>
+          <w:lang w:val="fr-CH"/>
+        </w:rPr>
+      </w:pPr>
+      <w:r>
+        <w:rPr>
+          <w:lang w:val="fr-CH"/>
+        </w:rPr>
+        <w:t>Fichier a</w:t>
+      </w:r>
+      <w:r>
+        <w:rPr>
+          <w:lang w:val="fr-CH"/>
+        </w:rPr>
+        <w:t xml:space="preserve">rchive : Script de création de la BD </w:t>
+      </w:r>
+      <w:r>
+        <w:rPr>
+          <w:lang w:val="fr-CH"/>
+        </w:rPr>
+        <w:t>SQL, Dossier contenant le code et README</w:t>
+      </w:r>
+    </w:p>
+    <w:p>
+      <w:pPr>
+        <w:rPr>
+          <w:lang w:val="fr-CH"/>
+        </w:rPr>
+      </w:pPr>
+    </w:p>
+    <w:p>
+      <w:pPr>
+        <w:rPr>
+          <w:lang w:val="fr-CH"/>
+        </w:rPr>
+      </w:pPr>
+    </w:p>
+    <w:p>
+      <w:pPr>
+        <w:pStyle w:val="Titre1"/>
+        <w:rPr>
+          <w:lang w:val="fr-CH"/>
+        </w:rPr>
+      </w:pPr>
+      <w:bookmarkStart w:id="94" w:name="_Toc229577362"/>
+      <w:r>
+        <w:rPr>
+          <w:lang w:val="fr-CH"/>
+        </w:rPr>
+        <w:t>Conclusion</w:t>
+      </w:r>
+      <w:bookmarkEnd w:id="94"/>
+    </w:p>
+    <w:p>
+      <w:pPr>
+        <w:rPr>
+          <w:lang w:val="fr-CH"/>
+        </w:rPr>
+      </w:pPr>
+    </w:p>
+    <w:p>
+      <w:pPr>
+        <w:pStyle w:val="Titre2"/>
+        <w:rPr>
+          <w:sz w:val="22"/>
+          <w:szCs w:val="18"/>
+          <w:lang w:val="fr-CH"/>
+        </w:rPr>
+      </w:pPr>
+      <w:bookmarkStart w:id="95" w:name="_Toc229577363"/>
+      <w:r>
+        <w:rPr>
+          <w:lang w:val="fr-CH"/>
+        </w:rPr>
+        <w:t>Objectifs atteints / non-atteints</w:t>
+      </w:r>
+      <w:bookmarkEnd w:id="95"/>
+    </w:p>
+    <w:p>
+      <w:pPr>
+        <w:rPr>
+          <w:lang w:val="fr-CH"/>
+        </w:rPr>
+      </w:pPr>
+    </w:p>
+    <w:p>
+      <w:pPr>
+        <w:jc w:val="both"/>
+        <w:rPr>
+          <w:lang w:val="fr-CH"/>
+        </w:rPr>
+      </w:pPr>
+      <w:r>
+        <w:rPr>
+          <w:b/>
+          <w:bCs/>
+          <w:lang w:val="fr-CH"/>
+        </w:rPr>
+        <w:t xml:space="preserve">Objectifs atteints : </w:t>
+      </w:r>
+      <w:r>
+        <w:rPr>
+          <w:lang w:val="fr-CH"/>
+        </w:rPr>
+        <w:t>L’intégralité des fonctionnalités décrites</w:t>
+      </w:r>
+      <w:r>
+        <w:rPr>
+          <w:lang w:val="fr-CH"/>
+        </w:rPr>
+        <w:t xml:space="preserve"> dans le cahier des</w:t>
+      </w:r>
+      <w:r>
+        <w:rPr>
+          <w:lang w:val="fr-CH"/>
+        </w:rPr>
+        <w:t xml:space="preserve"> </w:t>
+      </w:r>
+      <w:r>
+        <w:rPr>
+          <w:lang w:val="fr-CH"/>
+        </w:rPr>
+        <w:t>charges</w:t>
+      </w:r>
+      <w:r>
+        <w:rPr>
+          <w:lang w:val="fr-CH"/>
+        </w:rPr>
+        <w:t xml:space="preserve"> a été réalisée. Cela inclut le système d’authentification sécurisé, la </w:t>
+      </w:r>
+      <w:r>
+        <w:rPr>
+          <w:lang w:val="fr-CH"/>
+        </w:rPr>
+        <w:t>gestion complète (CRUD) des utilisateurs</w:t>
+      </w:r>
+      <w:r>
+        <w:rPr>
+          <w:lang w:val="fr-CH"/>
+        </w:rPr>
+        <w:t xml:space="preserve"> par l’administrateur, ainsi que la saisie et la consultation des suivis par les ens</w:t>
+      </w:r>
+      <w:r>
+        <w:rPr>
+          <w:lang w:val="fr-CH"/>
+        </w:rPr>
+        <w:t>eignants.</w:t>
+      </w:r>
+    </w:p>
+    <w:p>
+      <w:pPr>
+        <w:rPr>
+          <w:lang w:val="fr-CH"/>
+        </w:rPr>
+      </w:pPr>
+    </w:p>
+    <w:p>
+      <w:pPr>
+        <w:rPr>
+          <w:lang w:val="fr-CH"/>
+        </w:rPr>
+      </w:pPr>
+      <w:r>
+        <w:rPr>
+          <w:b/>
+          <w:bCs/>
+          <w:lang w:val="fr-CH"/>
+        </w:rPr>
+        <w:t xml:space="preserve">Objectifs non-atteints : </w:t>
+      </w:r>
+    </w:p>
+    <w:p>
+      <w:pPr>
+        <w:rPr>
+          <w:lang w:val="fr-CH"/>
+        </w:rPr>
+      </w:pPr>
+    </w:p>
+    <w:p>
+      <w:pPr>
+        <w:rPr>
+          <w:lang w:val="fr-CH"/>
+        </w:rPr>
+      </w:pPr>
+      <w:r>
+        <w:rPr>
+          <w:lang w:val="fr-CH"/>
+        </w:rPr>
+        <w:t>Aucun objectif fonctionnel majeur</w:t>
+      </w:r>
+      <w:r>
+        <w:rPr>
+          <w:lang w:val="fr-CH"/>
+        </w:rPr>
+        <w:t xml:space="preserve"> </w:t>
+      </w:r>
+      <w:r>
+        <w:rPr>
+          <w:lang w:val="fr-CH"/>
+        </w:rPr>
+        <w:t xml:space="preserve">n’a été </w:t>
+      </w:r>
+      <w:r>
+        <w:rPr>
+          <w:lang w:val="fr-CH"/>
+        </w:rPr>
+        <w:t>oublié.</w:t>
+      </w:r>
+    </w:p>
+    <w:p>
+      <w:pPr>
+        <w:rPr>
+          <w:lang w:val="fr-CH"/>
+        </w:rPr>
+      </w:pPr>
+    </w:p>
+    <w:p>
+      <w:pPr>
+        <w:pStyle w:val="Titre2"/>
+        <w:rPr>
+          <w:lang w:val="fr-CH"/>
+        </w:rPr>
+      </w:pPr>
+      <w:bookmarkStart w:id="96" w:name="_Toc229577364"/>
+      <w:r>
+        <w:rPr>
+          <w:lang w:val="fr-CH"/>
+        </w:rPr>
+        <w:t xml:space="preserve">Points </w:t>
+      </w:r>
+      <w:r>
+        <w:rPr>
+          <w:lang w:val="fr-CH"/>
+        </w:rPr>
+        <w:t>positifs / négatifs</w:t>
+      </w:r>
+      <w:bookmarkEnd w:id="96"/>
+    </w:p>
+    <w:p>
+      <w:pPr>
+        <w:rPr>
+          <w:b/>
+          <w:bCs/>
+          <w:lang w:val="fr-CH"/>
+        </w:rPr>
+      </w:pPr>
+    </w:p>
+    <w:p>
+      <w:pPr>
+        <w:rPr>
+          <w:b/>
+          <w:bCs/>
+          <w:lang w:val="fr-CH"/>
+        </w:rPr>
+      </w:pPr>
+      <w:r>
+        <w:rPr>
+          <w:b/>
+          <w:bCs/>
+          <w:lang w:val="fr-CH"/>
+        </w:rPr>
+        <w:t>Points positifs</w:t>
+      </w:r>
+      <w:r>
+        <w:rPr>
+          <w:b/>
+          <w:bCs/>
+          <w:lang w:val="fr-CH"/>
+        </w:rPr>
+        <w:t xml:space="preserve"> : </w:t>
+      </w:r>
+    </w:p>
+    <w:p>
+      <w:pPr>
+        <w:rPr>
+          <w:b/>
+          <w:bCs/>
+          <w:lang w:val="fr-CH"/>
+        </w:rPr>
+      </w:pPr>
+    </w:p>
+    <w:p>
+      <w:pPr>
+        <w:rPr>
+          <w:lang w:val="fr-CH"/>
+        </w:rPr>
+      </w:pPr>
+      <w:r>
+        <w:rPr>
+          <w:lang w:val="fr-CH"/>
+        </w:rPr>
+        <w:t>J’ai pu atteindre</w:t>
+      </w:r>
+      <w:r>
+        <w:rPr>
+          <w:lang w:val="fr-CH"/>
+        </w:rPr>
+        <w:t xml:space="preserve">  </w:t>
+      </w:r>
+      <w:r>
+        <w:rPr>
+          <w:lang w:val="fr-CH"/>
+        </w:rPr>
+        <w:t>mon objectif personnel</w:t>
+      </w:r>
+      <w:r>
+        <w:rPr>
+          <w:lang w:val="fr-CH"/>
+        </w:rPr>
+        <w:t xml:space="preserve"> pour les fonctionnalités</w:t>
+      </w:r>
+      <w:r>
+        <w:rPr>
+          <w:lang w:val="fr-CH"/>
+        </w:rPr>
+        <w:t xml:space="preserve">. </w:t>
+      </w:r>
+      <w:r>
+        <w:rPr>
+          <w:lang w:val="fr-CH"/>
+        </w:rPr>
+        <w:t xml:space="preserve">Mon </w:t>
+      </w:r>
+      <w:r>
+        <w:rPr>
+          <w:lang w:val="fr-CH"/>
+        </w:rPr>
+        <w:t xml:space="preserve">architecture de mon application est claire </w:t>
+      </w:r>
+      <w:r>
+        <w:rPr>
+          <w:lang w:val="fr-CH"/>
+        </w:rPr>
+        <w:t>entre la logique de données et l’interface.</w:t>
+      </w:r>
+    </w:p>
+    <w:p>
+      <w:pPr>
+        <w:rPr>
+          <w:b/>
+          <w:bCs/>
+          <w:lang w:val="fr-CH"/>
+        </w:rPr>
+      </w:pPr>
+    </w:p>
+    <w:p>
+      <w:pPr>
+        <w:rPr>
+          <w:b/>
+          <w:bCs/>
+          <w:lang w:val="fr-CH"/>
+        </w:rPr>
+      </w:pPr>
+      <w:r>
+        <w:rPr>
+          <w:b/>
+          <w:bCs/>
+          <w:lang w:val="fr-CH"/>
+        </w:rPr>
+        <w:t>Points négatifs :</w:t>
+      </w:r>
+    </w:p>
+    <w:p>
+      <w:pPr>
+        <w:rPr>
+          <w:lang w:val="fr-CH"/>
+        </w:rPr>
+      </w:pPr>
+    </w:p>
+    <w:p>
+      <w:pPr>
+        <w:rPr>
+          <w:lang w:val="fr-CH"/>
+        </w:rPr>
+      </w:pPr>
+      <w:r>
+        <w:rPr>
+          <w:lang w:val="fr-CH"/>
+        </w:rPr>
+        <w:t>Pour l’instant je n’en ai aucun.</w:t>
+      </w:r>
+    </w:p>
+    <w:p>
+      <w:pPr>
+        <w:rPr>
+          <w:lang w:val="fr-CH"/>
+        </w:rPr>
+      </w:pPr>
+    </w:p>
+    <w:p>
+      <w:pPr>
+        <w:pStyle w:val="Titre2"/>
+        <w:rPr>
+          <w:lang w:val="fr-CH"/>
+        </w:rPr>
+      </w:pPr>
+      <w:bookmarkStart w:id="97" w:name="_Toc229577365"/>
+      <w:r>
+        <w:rPr>
+          <w:lang w:val="fr-CH"/>
+        </w:rPr>
+        <w:t>Améliorations possibles</w:t>
+      </w:r>
+      <w:bookmarkEnd w:id="97"/>
+      <w:r>
+        <w:rPr>
+          <w:lang w:val="fr-CH"/>
+        </w:rPr>
+        <w:t> </w:t>
+      </w:r>
+    </w:p>
+    <w:p>
+      <w:pPr>
+        <w:rPr>
+          <w:lang w:val="fr-CH"/>
+        </w:rPr>
+      </w:pPr>
+    </w:p>
+    <w:p>
+      <w:pPr>
+        <w:rPr>
+          <w:b/>
+          <w:bCs/>
+          <w:lang w:val="fr-CH"/>
+        </w:rPr>
+      </w:pPr>
+      <w:r>
+        <w:rPr>
+          <w:b/>
+          <w:bCs/>
+          <w:lang w:val="fr-CH"/>
+        </w:rPr>
+        <w:t>1.</w:t>
+      </w:r>
+      <w:r>
+        <w:rPr>
+          <w:b/>
+          <w:bCs/>
+          <w:lang w:val="fr-CH"/>
+        </w:rPr>
+        <w:t xml:space="preserve"> </w:t>
+      </w:r>
+      <w:r>
+        <w:rPr>
+          <w:b/>
+          <w:bCs/>
+          <w:lang w:val="fr-CH"/>
+        </w:rPr>
+        <w:t>Améliorations de l’Interface</w:t>
+      </w:r>
+    </w:p>
+    <w:p>
+      <w:pPr>
+        <w:rPr>
+          <w:lang w:val="fr-CH"/>
+        </w:rPr>
+      </w:pPr>
+    </w:p>
+    <w:p>
+      <w:pPr>
+        <w:pStyle w:val="Paragraphedeliste"/>
+        <w:numPr>
+          <w:ilvl w:val="0"/>
+          <w:numId w:val="60"/>
+        </w:numPr>
+        <w:rPr>
+          <w:lang w:val="fr-CH"/>
+        </w:rPr>
+      </w:pPr>
+      <w:r>
+        <w:rPr>
+          <w:b/>
+          <w:bCs/>
+          <w:lang w:val="fr-CH"/>
+        </w:rPr>
+        <w:t>Mode Sombre :</w:t>
+      </w:r>
+      <w:r>
+        <w:rPr>
+          <w:lang w:val="fr-CH"/>
+        </w:rPr>
+        <w:t xml:space="preserve"> Ajouter un interrupteur pour passer l’interface en mode sombre</w:t>
+      </w:r>
+      <w:r>
+        <w:rPr>
+          <w:lang w:val="fr-CH"/>
+        </w:rPr>
+        <w:t>.</w:t>
+      </w:r>
+    </w:p>
+    <w:p>
+      <w:pPr>
+        <w:rPr>
+          <w:lang w:val="fr-CH"/>
+        </w:rPr>
+      </w:pPr>
+    </w:p>
+    <w:p>
+      <w:pPr>
+        <w:pStyle w:val="Paragraphedeliste"/>
+        <w:numPr>
+          <w:ilvl w:val="0"/>
+          <w:numId w:val="60"/>
+        </w:numPr>
+        <w:rPr>
+          <w:lang w:val="fr-CH"/>
+        </w:rPr>
+      </w:pPr>
+      <w:r>
+        <w:rPr>
+          <w:b/>
+          <w:bCs/>
+          <w:lang w:val="fr-CH"/>
+        </w:rPr>
+        <w:t>Tableau de bord visuel :</w:t>
+      </w:r>
+      <w:r>
+        <w:rPr>
+          <w:lang w:val="fr-CH"/>
+        </w:rPr>
+        <w:t xml:space="preserve"> Ajout</w:t>
+      </w:r>
+      <w:r>
+        <w:rPr>
+          <w:lang w:val="fr-CH"/>
+        </w:rPr>
+        <w:t>er</w:t>
+      </w:r>
+      <w:r>
+        <w:rPr>
+          <w:lang w:val="fr-CH"/>
+        </w:rPr>
+        <w:t xml:space="preserve"> de</w:t>
+      </w:r>
+      <w:r>
+        <w:rPr>
+          <w:lang w:val="fr-CH"/>
+        </w:rPr>
+        <w:t>s</w:t>
+      </w:r>
+      <w:r>
+        <w:rPr>
+          <w:lang w:val="fr-CH"/>
+        </w:rPr>
+        <w:t xml:space="preserve"> graphiques pour visualiser </w:t>
+      </w:r>
+      <w:r>
+        <w:rPr>
+          <w:lang w:val="fr-CH"/>
+        </w:rPr>
+        <w:t>l’évolution des présences d’un élève sur l’année.</w:t>
+      </w:r>
+    </w:p>
+    <w:p>
+      <w:pPr>
+        <w:rPr>
+          <w:lang w:val="fr-CH"/>
+        </w:rPr>
+      </w:pPr>
+    </w:p>
+    <w:p>
+      <w:pPr>
+        <w:rPr>
+          <w:lang w:val="fr-CH"/>
+        </w:rPr>
+      </w:pPr>
+    </w:p>
+    <w:p>
+      <w:pPr>
+        <w:rPr>
+          <w:b/>
+          <w:bCs/>
+          <w:lang w:val="fr-CH"/>
+        </w:rPr>
+      </w:pPr>
+      <w:r>
+        <w:rPr>
+          <w:b/>
+          <w:bCs/>
+          <w:lang w:val="fr-CH"/>
+        </w:rPr>
+        <w:t>2.</w:t>
+      </w:r>
+      <w:r>
+        <w:rPr>
+          <w:b/>
+          <w:bCs/>
+          <w:lang w:val="fr-CH"/>
+        </w:rPr>
+        <w:t xml:space="preserve"> </w:t>
+      </w:r>
+      <w:r>
+        <w:rPr>
+          <w:b/>
+          <w:bCs/>
+          <w:lang w:val="fr-CH"/>
+        </w:rPr>
+        <w:t>Fonctionnalités Pédagogiques</w:t>
+      </w:r>
+    </w:p>
+    <w:p>
+      <w:pPr>
+        <w:rPr>
+          <w:lang w:val="fr-CH"/>
+        </w:rPr>
+      </w:pPr>
+    </w:p>
+    <w:p>
+      <w:pPr>
+        <w:pStyle w:val="Paragraphedeliste"/>
+        <w:numPr>
+          <w:ilvl w:val="0"/>
+          <w:numId w:val="61"/>
+        </w:numPr>
+        <w:rPr>
+          <w:lang w:val="fr-CH"/>
+        </w:rPr>
+      </w:pPr>
+      <w:r>
+        <w:rPr>
+          <w:b/>
+          <w:bCs/>
+          <w:lang w:val="fr-CH"/>
+        </w:rPr>
+        <w:t>Générateur de rapports PDF :</w:t>
+      </w:r>
+      <w:r>
+        <w:rPr>
+          <w:lang w:val="fr-CH"/>
+        </w:rPr>
+        <w:t xml:space="preserve"> Ajouter un bouton pour exporter le suivi d’un élève en format PDF professionnel</w:t>
+      </w:r>
+      <w:r>
+        <w:rPr>
+          <w:lang w:val="fr-CH"/>
+        </w:rPr>
+        <w:t>. Cela permettrait à l’enseignant de l’imprimer pour un entretien avec les parents.</w:t>
+      </w:r>
+    </w:p>
+    <w:p>
+      <w:pPr>
+        <w:rPr>
+          <w:lang w:val="fr-CH"/>
+        </w:rPr>
+      </w:pPr>
+    </w:p>
+    <w:p>
+      <w:pPr>
+        <w:rPr>
+          <w:b/>
+          <w:bCs/>
+          <w:lang w:val="fr-CH"/>
+        </w:rPr>
+      </w:pPr>
+      <w:r>
+        <w:rPr>
+          <w:b/>
+          <w:bCs/>
+          <w:lang w:val="fr-CH"/>
+        </w:rPr>
+        <w:t xml:space="preserve">3. </w:t>
+      </w:r>
+      <w:r>
+        <w:rPr>
+          <w:b/>
+          <w:bCs/>
+          <w:lang w:val="fr-CH"/>
+        </w:rPr>
+        <w:t>Sécurité et Administration</w:t>
+      </w:r>
+    </w:p>
+    <w:p>
+      <w:pPr>
+        <w:rPr>
+          <w:b/>
+          <w:bCs/>
+          <w:lang w:val="fr-CH"/>
+        </w:rPr>
+      </w:pPr>
+    </w:p>
+    <w:p>
+      <w:pPr>
+        <w:pStyle w:val="Paragraphedeliste"/>
+        <w:numPr>
+          <w:ilvl w:val="0"/>
+          <w:numId w:val="61"/>
+        </w:numPr>
+        <w:rPr>
+          <w:lang w:val="fr-CH"/>
+        </w:rPr>
+      </w:pPr>
+      <w:r>
+        <w:rPr>
+          <w:b/>
+          <w:bCs/>
+          <w:lang w:val="fr-CH"/>
+        </w:rPr>
+        <w:t>Gestion des mots de passe oubliés :</w:t>
+      </w:r>
+      <w:r>
+        <w:rPr>
+          <w:lang w:val="fr-CH"/>
+        </w:rPr>
+        <w:t xml:space="preserve"> Implémenter une fonction de récupération de compte par email </w:t>
+      </w:r>
+      <w:r>
+        <w:rPr>
+          <w:lang w:val="fr-CH"/>
+        </w:rPr>
+        <w:t>ou via un code généré par l’administrateur.</w:t>
+      </w:r>
+    </w:p>
+    <w:p>
+      <w:pPr>
+        <w:rPr>
+          <w:lang w:val="fr-CH"/>
+        </w:rPr>
+      </w:pPr>
+    </w:p>
+    <w:p>
+      <w:pPr>
+        <w:pStyle w:val="Paragraphedeliste"/>
+        <w:numPr>
+          <w:ilvl w:val="0"/>
+          <w:numId w:val="61"/>
+        </w:numPr>
+        <w:rPr>
+          <w:lang w:val="fr-CH"/>
+        </w:rPr>
+      </w:pPr>
+      <w:r>
+        <w:rPr>
+          <w:b/>
+          <w:bCs/>
+          <w:lang w:val="fr-CH"/>
+        </w:rPr>
+        <w:t>Double authentification (2FA) :</w:t>
+      </w:r>
+      <w:r>
+        <w:rPr>
+          <w:lang w:val="fr-CH"/>
+        </w:rPr>
+        <w:t xml:space="preserve"> Pour </w:t>
+      </w:r>
+      <w:r>
+        <w:rPr>
+          <w:lang w:val="fr-CH"/>
+        </w:rPr>
+        <w:t>le compte administrateur, ajouter une couche de sécurité supplémentaire</w:t>
+      </w:r>
+    </w:p>
+    <w:p>
+      <w:pPr>
+        <w:rPr>
+          <w:lang w:val="fr-CH"/>
+        </w:rPr>
+      </w:pPr>
+    </w:p>
+    <w:p>
+      <w:pPr>
+        <w:rPr>
+          <w:b/>
+          <w:bCs/>
+          <w:lang w:val="fr-CH"/>
+        </w:rPr>
+      </w:pPr>
+    </w:p>
+    <w:p>
+      <w:pPr>
+        <w:rPr>
+          <w:b/>
+          <w:bCs/>
+          <w:lang w:val="fr-CH"/>
+        </w:rPr>
+      </w:pPr>
+      <w:r>
+        <w:rPr>
+          <w:b/>
+          <w:bCs/>
+          <w:lang w:val="fr-CH"/>
+        </w:rPr>
+        <w:t xml:space="preserve">4. </w:t>
+      </w:r>
+      <w:r>
+        <w:rPr>
+          <w:b/>
+          <w:bCs/>
+          <w:lang w:val="fr-CH"/>
+        </w:rPr>
+        <w:t>Communication </w:t>
+      </w:r>
+    </w:p>
+    <w:p>
+      <w:pPr>
+        <w:pStyle w:val="Paragraphedeliste"/>
+        <w:rPr>
+          <w:b/>
+          <w:bCs/>
+          <w:lang w:val="fr-CH"/>
+        </w:rPr>
+      </w:pPr>
+    </w:p>
+    <w:p>
+      <w:pPr>
+        <w:pStyle w:val="Paragraphedeliste"/>
+        <w:numPr>
+          <w:ilvl w:val="0"/>
+          <w:numId w:val="62"/>
+        </w:numPr>
+        <w:rPr>
+          <w:lang w:val="fr-CH"/>
+        </w:rPr>
+      </w:pPr>
+      <w:r>
+        <w:rPr>
+          <w:b/>
+          <w:bCs/>
+          <w:lang w:val="fr-CH"/>
+        </w:rPr>
+        <w:t>Portail Parent :</w:t>
+      </w:r>
+      <w:r>
+        <w:rPr>
+          <w:lang w:val="fr-CH"/>
+        </w:rPr>
+        <w:t xml:space="preserve"> Créer un troisième rôle « Parent » avec une interface très simplifié</w:t>
+      </w:r>
+      <w:r>
+        <w:rPr>
+          <w:lang w:val="fr-CH"/>
+        </w:rPr>
+        <w:t>e où ils ne peuvent voir que les rapports et les notes concernant exclusivement leur propre enfant.</w:t>
+      </w:r>
+    </w:p>
+    <w:p>
+      <w:pPr>
+        <w:rPr>
+          <w:lang w:val="fr-CH"/>
+        </w:rPr>
+      </w:pPr>
+    </w:p>
+    <w:p>
+      <w:pPr>
+        <w:pStyle w:val="Paragraphedeliste"/>
+        <w:numPr>
+          <w:ilvl w:val="0"/>
+          <w:numId w:val="62"/>
+        </w:numPr>
+        <w:rPr>
+          <w:lang w:val="fr-CH"/>
+        </w:rPr>
+      </w:pPr>
+      <w:r>
+        <w:rPr>
+          <w:b/>
+          <w:bCs/>
+          <w:lang w:val="fr-CH"/>
+        </w:rPr>
+        <w:t>Système de notifications :</w:t>
+      </w:r>
+      <w:r>
+        <w:rPr>
+          <w:lang w:val="fr-CH"/>
+        </w:rPr>
+        <w:t xml:space="preserve"> Ajouter une petite cloche d’alerte sur l’interface administrateur </w:t>
+      </w:r>
+      <w:r>
+        <w:rPr>
+          <w:lang w:val="fr-CH"/>
+        </w:rPr>
+        <w:t>lorsqu’un enseignant a saisi un nouveau rapport de suivi.</w:t>
+      </w:r>
     </w:p>
     <w:p>
       <w:pPr>
@@ -25598,7 +29171,7 @@
             <w:rPr>
               <w:noProof/>
             </w:rPr>
-            <w:t>mardi 12 mai 2026</w:t>
+            <w:t>mercredi 13 mai 2026</w:t>
           </w:r>
           <w:r>
             <w:fldChar w:fldCharType="end"/>
@@ -25884,6 +29457,124 @@
     </w:lvl>
   </w:abstractNum>
   <w:abstractNum w:abstractNumId="2" w15:restartNumberingAfterBreak="0">
+    <w:nsid w:val="07E512CE"/>
+    <w:multiLevelType w:val="multilevel"/>
+    <w:tmpl w:val="6C5682E8"/>
+    <w:styleLink w:val="Listeactuelle1"/>
+    <w:lvl w:ilvl="0">
+      <w:start w:val="1"/>
+      <w:numFmt w:val="decimal"/>
+      <w:lvlText w:val="%1."/>
+      <w:lvlJc w:val="left"/>
+      <w:pPr>
+        <w:tabs>
+          <w:tab w:val="num" w:pos="720"/>
+        </w:tabs>
+        <w:ind w:left="720" w:hanging="360"/>
+      </w:pPr>
+    </w:lvl>
+    <w:lvl w:ilvl="1">
+      <w:start w:val="1"/>
+      <w:numFmt w:val="bullet"/>
+      <w:lvlText w:val="o"/>
+      <w:lvlJc w:val="left"/>
+      <w:pPr>
+        <w:tabs>
+          <w:tab w:val="num" w:pos="1440"/>
+        </w:tabs>
+        <w:ind w:left="1440" w:hanging="360"/>
+      </w:pPr>
+      <w:rPr>
+        <w:rFonts w:ascii="Courier New" w:hAnsi="Courier New" w:hint="default"/>
+        <w:sz w:val="20"/>
+      </w:rPr>
+    </w:lvl>
+    <w:lvl w:ilvl="2">
+      <w:start w:val="1"/>
+      <w:numFmt w:val="decimal"/>
+      <w:lvlText w:val="%3."/>
+      <w:lvlJc w:val="left"/>
+      <w:pPr>
+        <w:tabs>
+          <w:tab w:val="num" w:pos="2160"/>
+        </w:tabs>
+        <w:ind w:left="2160" w:hanging="360"/>
+      </w:pPr>
+    </w:lvl>
+    <w:lvl w:ilvl="3">
+      <w:start w:val="1"/>
+      <w:numFmt w:val="decimal"/>
+      <w:lvlText w:val="%4."/>
+      <w:lvlJc w:val="left"/>
+      <w:pPr>
+        <w:tabs>
+          <w:tab w:val="num" w:pos="2880"/>
+        </w:tabs>
+        <w:ind w:left="2880" w:hanging="360"/>
+      </w:pPr>
+    </w:lvl>
+    <w:lvl w:ilvl="4">
+      <w:start w:val="1"/>
+      <w:numFmt w:val="decimal"/>
+      <w:lvlText w:val="%5."/>
+      <w:lvlJc w:val="left"/>
+      <w:pPr>
+        <w:tabs>
+          <w:tab w:val="num" w:pos="3600"/>
+        </w:tabs>
+        <w:ind w:left="3600" w:hanging="360"/>
+      </w:pPr>
+    </w:lvl>
+    <w:lvl w:ilvl="5">
+      <w:start w:val="1"/>
+      <w:numFmt w:val="decimal"/>
+      <w:lvlText w:val="%6."/>
+      <w:lvlJc w:val="left"/>
+      <w:pPr>
+        <w:tabs>
+          <w:tab w:val="num" w:pos="4320"/>
+        </w:tabs>
+        <w:ind w:left="4320" w:hanging="360"/>
+      </w:pPr>
+    </w:lvl>
+    <w:lvl w:ilvl="6">
+      <w:start w:val="1"/>
+      <w:numFmt w:val="decimal"/>
+      <w:lvlText w:val="%7."/>
+      <w:lvlJc w:val="left"/>
+      <w:pPr>
+        <w:tabs>
+          <w:tab w:val="num" w:pos="5040"/>
+        </w:tabs>
+        <w:ind w:left="5040" w:hanging="360"/>
+      </w:pPr>
+    </w:lvl>
+    <w:lvl w:ilvl="7">
+      <w:start w:val="1"/>
+      <w:numFmt w:val="decimal"/>
+      <w:lvlText w:val="%8."/>
+      <w:lvlJc w:val="left"/>
+      <w:pPr>
+        <w:tabs>
+          <w:tab w:val="num" w:pos="5760"/>
+        </w:tabs>
+        <w:ind w:left="5760" w:hanging="360"/>
+      </w:pPr>
+    </w:lvl>
+    <w:lvl w:ilvl="8">
+      <w:start w:val="1"/>
+      <w:numFmt w:val="decimal"/>
+      <w:lvlText w:val="%9."/>
+      <w:lvlJc w:val="left"/>
+      <w:pPr>
+        <w:tabs>
+          <w:tab w:val="num" w:pos="6480"/>
+        </w:tabs>
+        <w:ind w:left="6480" w:hanging="360"/>
+      </w:pPr>
+    </w:lvl>
+  </w:abstractNum>
+  <w:abstractNum w:abstractNumId="3" w15:restartNumberingAfterBreak="0">
     <w:nsid w:val="085250A4"/>
     <w:multiLevelType w:val="hybridMultilevel"/>
     <w:tmpl w:val="14FC64E0"/>
@@ -25996,7 +29687,7 @@
       </w:rPr>
     </w:lvl>
   </w:abstractNum>
-  <w:abstractNum w:abstractNumId="3" w15:restartNumberingAfterBreak="0">
+  <w:abstractNum w:abstractNumId="4" w15:restartNumberingAfterBreak="0">
     <w:nsid w:val="0A7C7405"/>
     <w:multiLevelType w:val="singleLevel"/>
     <w:tmpl w:val="92869324"/>
@@ -26017,7 +29708,7 @@
       </w:rPr>
     </w:lvl>
   </w:abstractNum>
-  <w:abstractNum w:abstractNumId="4" w15:restartNumberingAfterBreak="0">
+  <w:abstractNum w:abstractNumId="5" w15:restartNumberingAfterBreak="0">
     <w:nsid w:val="0C9F5536"/>
     <w:multiLevelType w:val="hybridMultilevel"/>
     <w:tmpl w:val="851E71AE"/>
@@ -26130,7 +29821,7 @@
       </w:rPr>
     </w:lvl>
   </w:abstractNum>
-  <w:abstractNum w:abstractNumId="5" w15:restartNumberingAfterBreak="0">
+  <w:abstractNum w:abstractNumId="6" w15:restartNumberingAfterBreak="0">
     <w:nsid w:val="0CB118C1"/>
     <w:multiLevelType w:val="hybridMultilevel"/>
     <w:tmpl w:val="B1AA348A"/>
@@ -26243,7 +29934,7 @@
       </w:rPr>
     </w:lvl>
   </w:abstractNum>
-  <w:abstractNum w:abstractNumId="6" w15:restartNumberingAfterBreak="0">
+  <w:abstractNum w:abstractNumId="7" w15:restartNumberingAfterBreak="0">
     <w:nsid w:val="0D0067A7"/>
     <w:multiLevelType w:val="multilevel"/>
     <w:tmpl w:val="7EBC81BC"/>
@@ -26388,7 +30079,7 @@
       </w:rPr>
     </w:lvl>
   </w:abstractNum>
-  <w:abstractNum w:abstractNumId="7" w15:restartNumberingAfterBreak="0">
+  <w:abstractNum w:abstractNumId="8" w15:restartNumberingAfterBreak="0">
     <w:nsid w:val="0FE274A5"/>
     <w:multiLevelType w:val="multilevel"/>
     <w:tmpl w:val="6BAC1EA4"/>
@@ -26537,7 +30228,7 @@
       </w:rPr>
     </w:lvl>
   </w:abstractNum>
-  <w:abstractNum w:abstractNumId="8" w15:restartNumberingAfterBreak="0">
+  <w:abstractNum w:abstractNumId="9" w15:restartNumberingAfterBreak="0">
     <w:nsid w:val="109025FE"/>
     <w:multiLevelType w:val="hybridMultilevel"/>
     <w:tmpl w:val="5E0E9426"/>
@@ -26650,7 +30341,7 @@
       </w:rPr>
     </w:lvl>
   </w:abstractNum>
-  <w:abstractNum w:abstractNumId="9" w15:restartNumberingAfterBreak="0">
+  <w:abstractNum w:abstractNumId="10" w15:restartNumberingAfterBreak="0">
     <w:nsid w:val="109429C3"/>
     <w:multiLevelType w:val="multilevel"/>
     <w:tmpl w:val="8EAE5016"/>
@@ -26799,7 +30490,120 @@
       </w:rPr>
     </w:lvl>
   </w:abstractNum>
-  <w:abstractNum w:abstractNumId="10" w15:restartNumberingAfterBreak="0">
+  <w:abstractNum w:abstractNumId="11" w15:restartNumberingAfterBreak="0">
+    <w:nsid w:val="1352694E"/>
+    <w:multiLevelType w:val="hybridMultilevel"/>
+    <w:tmpl w:val="4CFE252C"/>
+    <w:lvl w:ilvl="0" w:tplc="100C0001">
+      <w:start w:val="1"/>
+      <w:numFmt w:val="bullet"/>
+      <w:lvlText w:val=""/>
+      <w:lvlJc w:val="left"/>
+      <w:pPr>
+        <w:ind w:left="1428" w:hanging="360"/>
+      </w:pPr>
+      <w:rPr>
+        <w:rFonts w:ascii="Symbol" w:hAnsi="Symbol" w:hint="default"/>
+      </w:rPr>
+    </w:lvl>
+    <w:lvl w:ilvl="1" w:tplc="100C0003" w:tentative="1">
+      <w:start w:val="1"/>
+      <w:numFmt w:val="bullet"/>
+      <w:lvlText w:val="o"/>
+      <w:lvlJc w:val="left"/>
+      <w:pPr>
+        <w:ind w:left="2148" w:hanging="360"/>
+      </w:pPr>
+      <w:rPr>
+        <w:rFonts w:ascii="Courier New" w:hAnsi="Courier New" w:cs="Courier New" w:hint="default"/>
+      </w:rPr>
+    </w:lvl>
+    <w:lvl w:ilvl="2" w:tplc="100C0005" w:tentative="1">
+      <w:start w:val="1"/>
+      <w:numFmt w:val="bullet"/>
+      <w:lvlText w:val=""/>
+      <w:lvlJc w:val="left"/>
+      <w:pPr>
+        <w:ind w:left="2868" w:hanging="360"/>
+      </w:pPr>
+      <w:rPr>
+        <w:rFonts w:ascii="Wingdings" w:hAnsi="Wingdings" w:hint="default"/>
+      </w:rPr>
+    </w:lvl>
+    <w:lvl w:ilvl="3" w:tplc="100C0001" w:tentative="1">
+      <w:start w:val="1"/>
+      <w:numFmt w:val="bullet"/>
+      <w:lvlText w:val=""/>
+      <w:lvlJc w:val="left"/>
+      <w:pPr>
+        <w:ind w:left="3588" w:hanging="360"/>
+      </w:pPr>
+      <w:rPr>
+        <w:rFonts w:ascii="Symbol" w:hAnsi="Symbol" w:hint="default"/>
+      </w:rPr>
+    </w:lvl>
+    <w:lvl w:ilvl="4" w:tplc="100C0003" w:tentative="1">
+      <w:start w:val="1"/>
+      <w:numFmt w:val="bullet"/>
+      <w:lvlText w:val="o"/>
+      <w:lvlJc w:val="left"/>
+      <w:pPr>
+        <w:ind w:left="4308" w:hanging="360"/>
+      </w:pPr>
+      <w:rPr>
+        <w:rFonts w:ascii="Courier New" w:hAnsi="Courier New" w:cs="Courier New" w:hint="default"/>
+      </w:rPr>
+    </w:lvl>
+    <w:lvl w:ilvl="5" w:tplc="100C0005" w:tentative="1">
+      <w:start w:val="1"/>
+      <w:numFmt w:val="bullet"/>
+      <w:lvlText w:val=""/>
+      <w:lvlJc w:val="left"/>
+      <w:pPr>
+        <w:ind w:left="5028" w:hanging="360"/>
+      </w:pPr>
+      <w:rPr>
+        <w:rFonts w:ascii="Wingdings" w:hAnsi="Wingdings" w:hint="default"/>
+      </w:rPr>
+    </w:lvl>
+    <w:lvl w:ilvl="6" w:tplc="100C0001" w:tentative="1">
+      <w:start w:val="1"/>
+      <w:numFmt w:val="bullet"/>
+      <w:lvlText w:val=""/>
+      <w:lvlJc w:val="left"/>
+      <w:pPr>
+        <w:ind w:left="5748" w:hanging="360"/>
+      </w:pPr>
+      <w:rPr>
+        <w:rFonts w:ascii="Symbol" w:hAnsi="Symbol" w:hint="default"/>
+      </w:rPr>
+    </w:lvl>
+    <w:lvl w:ilvl="7" w:tplc="100C0003" w:tentative="1">
+      <w:start w:val="1"/>
+      <w:numFmt w:val="bullet"/>
+      <w:lvlText w:val="o"/>
+      <w:lvlJc w:val="left"/>
+      <w:pPr>
+        <w:ind w:left="6468" w:hanging="360"/>
+      </w:pPr>
+      <w:rPr>
+        <w:rFonts w:ascii="Courier New" w:hAnsi="Courier New" w:cs="Courier New" w:hint="default"/>
+      </w:rPr>
+    </w:lvl>
+    <w:lvl w:ilvl="8" w:tplc="100C0005" w:tentative="1">
+      <w:start w:val="1"/>
+      <w:numFmt w:val="bullet"/>
+      <w:lvlText w:val=""/>
+      <w:lvlJc w:val="left"/>
+      <w:pPr>
+        <w:ind w:left="7188" w:hanging="360"/>
+      </w:pPr>
+      <w:rPr>
+        <w:rFonts w:ascii="Wingdings" w:hAnsi="Wingdings" w:hint="default"/>
+      </w:rPr>
+    </w:lvl>
+  </w:abstractNum>
+  <w:abstractNum w:abstractNumId="12" w15:restartNumberingAfterBreak="0">
     <w:nsid w:val="15215470"/>
     <w:multiLevelType w:val="multilevel"/>
     <w:tmpl w:val="06DC6BFA"/>
@@ -26944,7 +30748,233 @@
       </w:rPr>
     </w:lvl>
   </w:abstractNum>
-  <w:abstractNum w:abstractNumId="11" w15:restartNumberingAfterBreak="0">
+  <w:abstractNum w:abstractNumId="13" w15:restartNumberingAfterBreak="0">
+    <w:nsid w:val="16E168DE"/>
+    <w:multiLevelType w:val="hybridMultilevel"/>
+    <w:tmpl w:val="586A4558"/>
+    <w:lvl w:ilvl="0" w:tplc="100C0001">
+      <w:start w:val="1"/>
+      <w:numFmt w:val="bullet"/>
+      <w:lvlText w:val=""/>
+      <w:lvlJc w:val="left"/>
+      <w:pPr>
+        <w:ind w:left="720" w:hanging="360"/>
+      </w:pPr>
+      <w:rPr>
+        <w:rFonts w:ascii="Symbol" w:hAnsi="Symbol" w:hint="default"/>
+      </w:rPr>
+    </w:lvl>
+    <w:lvl w:ilvl="1" w:tplc="100C0003" w:tentative="1">
+      <w:start w:val="1"/>
+      <w:numFmt w:val="bullet"/>
+      <w:lvlText w:val="o"/>
+      <w:lvlJc w:val="left"/>
+      <w:pPr>
+        <w:ind w:left="1440" w:hanging="360"/>
+      </w:pPr>
+      <w:rPr>
+        <w:rFonts w:ascii="Courier New" w:hAnsi="Courier New" w:cs="Courier New" w:hint="default"/>
+      </w:rPr>
+    </w:lvl>
+    <w:lvl w:ilvl="2" w:tplc="100C0005" w:tentative="1">
+      <w:start w:val="1"/>
+      <w:numFmt w:val="bullet"/>
+      <w:lvlText w:val=""/>
+      <w:lvlJc w:val="left"/>
+      <w:pPr>
+        <w:ind w:left="2160" w:hanging="360"/>
+      </w:pPr>
+      <w:rPr>
+        <w:rFonts w:ascii="Wingdings" w:hAnsi="Wingdings" w:hint="default"/>
+      </w:rPr>
+    </w:lvl>
+    <w:lvl w:ilvl="3" w:tplc="100C0001" w:tentative="1">
+      <w:start w:val="1"/>
+      <w:numFmt w:val="bullet"/>
+      <w:lvlText w:val=""/>
+      <w:lvlJc w:val="left"/>
+      <w:pPr>
+        <w:ind w:left="2880" w:hanging="360"/>
+      </w:pPr>
+      <w:rPr>
+        <w:rFonts w:ascii="Symbol" w:hAnsi="Symbol" w:hint="default"/>
+      </w:rPr>
+    </w:lvl>
+    <w:lvl w:ilvl="4" w:tplc="100C0003" w:tentative="1">
+      <w:start w:val="1"/>
+      <w:numFmt w:val="bullet"/>
+      <w:lvlText w:val="o"/>
+      <w:lvlJc w:val="left"/>
+      <w:pPr>
+        <w:ind w:left="3600" w:hanging="360"/>
+      </w:pPr>
+      <w:rPr>
+        <w:rFonts w:ascii="Courier New" w:hAnsi="Courier New" w:cs="Courier New" w:hint="default"/>
+      </w:rPr>
+    </w:lvl>
+    <w:lvl w:ilvl="5" w:tplc="100C0005" w:tentative="1">
+      <w:start w:val="1"/>
+      <w:numFmt w:val="bullet"/>
+      <w:lvlText w:val=""/>
+      <w:lvlJc w:val="left"/>
+      <w:pPr>
+        <w:ind w:left="4320" w:hanging="360"/>
+      </w:pPr>
+      <w:rPr>
+        <w:rFonts w:ascii="Wingdings" w:hAnsi="Wingdings" w:hint="default"/>
+      </w:rPr>
+    </w:lvl>
+    <w:lvl w:ilvl="6" w:tplc="100C0001" w:tentative="1">
+      <w:start w:val="1"/>
+      <w:numFmt w:val="bullet"/>
+      <w:lvlText w:val=""/>
+      <w:lvlJc w:val="left"/>
+      <w:pPr>
+        <w:ind w:left="5040" w:hanging="360"/>
+      </w:pPr>
+      <w:rPr>
+        <w:rFonts w:ascii="Symbol" w:hAnsi="Symbol" w:hint="default"/>
+      </w:rPr>
+    </w:lvl>
+    <w:lvl w:ilvl="7" w:tplc="100C0003" w:tentative="1">
+      <w:start w:val="1"/>
+      <w:numFmt w:val="bullet"/>
+      <w:lvlText w:val="o"/>
+      <w:lvlJc w:val="left"/>
+      <w:pPr>
+        <w:ind w:left="5760" w:hanging="360"/>
+      </w:pPr>
+      <w:rPr>
+        <w:rFonts w:ascii="Courier New" w:hAnsi="Courier New" w:cs="Courier New" w:hint="default"/>
+      </w:rPr>
+    </w:lvl>
+    <w:lvl w:ilvl="8" w:tplc="100C0005" w:tentative="1">
+      <w:start w:val="1"/>
+      <w:numFmt w:val="bullet"/>
+      <w:lvlText w:val=""/>
+      <w:lvlJc w:val="left"/>
+      <w:pPr>
+        <w:ind w:left="6480" w:hanging="360"/>
+      </w:pPr>
+      <w:rPr>
+        <w:rFonts w:ascii="Wingdings" w:hAnsi="Wingdings" w:hint="default"/>
+      </w:rPr>
+    </w:lvl>
+  </w:abstractNum>
+  <w:abstractNum w:abstractNumId="14" w15:restartNumberingAfterBreak="0">
+    <w:nsid w:val="194531C4"/>
+    <w:multiLevelType w:val="hybridMultilevel"/>
+    <w:tmpl w:val="D38E85F0"/>
+    <w:lvl w:ilvl="0" w:tplc="100C0001">
+      <w:start w:val="1"/>
+      <w:numFmt w:val="bullet"/>
+      <w:lvlText w:val=""/>
+      <w:lvlJc w:val="left"/>
+      <w:pPr>
+        <w:ind w:left="720" w:hanging="360"/>
+      </w:pPr>
+      <w:rPr>
+        <w:rFonts w:ascii="Symbol" w:hAnsi="Symbol" w:hint="default"/>
+      </w:rPr>
+    </w:lvl>
+    <w:lvl w:ilvl="1" w:tplc="100C0003" w:tentative="1">
+      <w:start w:val="1"/>
+      <w:numFmt w:val="bullet"/>
+      <w:lvlText w:val="o"/>
+      <w:lvlJc w:val="left"/>
+      <w:pPr>
+        <w:ind w:left="1440" w:hanging="360"/>
+      </w:pPr>
+      <w:rPr>
+        <w:rFonts w:ascii="Courier New" w:hAnsi="Courier New" w:cs="Courier New" w:hint="default"/>
+      </w:rPr>
+    </w:lvl>
+    <w:lvl w:ilvl="2" w:tplc="100C0005" w:tentative="1">
+      <w:start w:val="1"/>
+      <w:numFmt w:val="bullet"/>
+      <w:lvlText w:val=""/>
+      <w:lvlJc w:val="left"/>
+      <w:pPr>
+        <w:ind w:left="2160" w:hanging="360"/>
+      </w:pPr>
+      <w:rPr>
+        <w:rFonts w:ascii="Wingdings" w:hAnsi="Wingdings" w:hint="default"/>
+      </w:rPr>
+    </w:lvl>
+    <w:lvl w:ilvl="3" w:tplc="100C0001" w:tentative="1">
+      <w:start w:val="1"/>
+      <w:numFmt w:val="bullet"/>
+      <w:lvlText w:val=""/>
+      <w:lvlJc w:val="left"/>
+      <w:pPr>
+        <w:ind w:left="2880" w:hanging="360"/>
+      </w:pPr>
+      <w:rPr>
+        <w:rFonts w:ascii="Symbol" w:hAnsi="Symbol" w:hint="default"/>
+      </w:rPr>
+    </w:lvl>
+    <w:lvl w:ilvl="4" w:tplc="100C0003" w:tentative="1">
+      <w:start w:val="1"/>
+      <w:numFmt w:val="bullet"/>
+      <w:lvlText w:val="o"/>
+      <w:lvlJc w:val="left"/>
+      <w:pPr>
+        <w:ind w:left="3600" w:hanging="360"/>
+      </w:pPr>
+      <w:rPr>
+        <w:rFonts w:ascii="Courier New" w:hAnsi="Courier New" w:cs="Courier New" w:hint="default"/>
+      </w:rPr>
+    </w:lvl>
+    <w:lvl w:ilvl="5" w:tplc="100C0005" w:tentative="1">
+      <w:start w:val="1"/>
+      <w:numFmt w:val="bullet"/>
+      <w:lvlText w:val=""/>
+      <w:lvlJc w:val="left"/>
+      <w:pPr>
+        <w:ind w:left="4320" w:hanging="360"/>
+      </w:pPr>
+      <w:rPr>
+        <w:rFonts w:ascii="Wingdings" w:hAnsi="Wingdings" w:hint="default"/>
+      </w:rPr>
+    </w:lvl>
+    <w:lvl w:ilvl="6" w:tplc="100C0001" w:tentative="1">
+      <w:start w:val="1"/>
+      <w:numFmt w:val="bullet"/>
+      <w:lvlText w:val=""/>
+      <w:lvlJc w:val="left"/>
+      <w:pPr>
+        <w:ind w:left="5040" w:hanging="360"/>
+      </w:pPr>
+      <w:rPr>
+        <w:rFonts w:ascii="Symbol" w:hAnsi="Symbol" w:hint="default"/>
+      </w:rPr>
+    </w:lvl>
+    <w:lvl w:ilvl="7" w:tplc="100C0003" w:tentative="1">
+      <w:start w:val="1"/>
+      <w:numFmt w:val="bullet"/>
+      <w:lvlText w:val="o"/>
+      <w:lvlJc w:val="left"/>
+      <w:pPr>
+        <w:ind w:left="5760" w:hanging="360"/>
+      </w:pPr>
+      <w:rPr>
+        <w:rFonts w:ascii="Courier New" w:hAnsi="Courier New" w:cs="Courier New" w:hint="default"/>
+      </w:rPr>
+    </w:lvl>
+    <w:lvl w:ilvl="8" w:tplc="100C0005" w:tentative="1">
+      <w:start w:val="1"/>
+      <w:numFmt w:val="bullet"/>
+      <w:lvlText w:val=""/>
+      <w:lvlJc w:val="left"/>
+      <w:pPr>
+        <w:ind w:left="6480" w:hanging="360"/>
+      </w:pPr>
+      <w:rPr>
+        <w:rFonts w:ascii="Wingdings" w:hAnsi="Wingdings" w:hint="default"/>
+      </w:rPr>
+    </w:lvl>
+  </w:abstractNum>
+  <w:abstractNum w:abstractNumId="15" w15:restartNumberingAfterBreak="0">
     <w:nsid w:val="1CB17054"/>
     <w:multiLevelType w:val="multilevel"/>
     <w:tmpl w:val="25FCB3AE"/>
@@ -27093,7 +31123,7 @@
       </w:rPr>
     </w:lvl>
   </w:abstractNum>
-  <w:abstractNum w:abstractNumId="12" w15:restartNumberingAfterBreak="0">
+  <w:abstractNum w:abstractNumId="16" w15:restartNumberingAfterBreak="0">
     <w:nsid w:val="1F73337D"/>
     <w:multiLevelType w:val="hybridMultilevel"/>
     <w:tmpl w:val="00144EAC"/>
@@ -27206,7 +31236,7 @@
       </w:rPr>
     </w:lvl>
   </w:abstractNum>
-  <w:abstractNum w:abstractNumId="13" w15:restartNumberingAfterBreak="0">
+  <w:abstractNum w:abstractNumId="17" w15:restartNumberingAfterBreak="0">
     <w:nsid w:val="211676B6"/>
     <w:multiLevelType w:val="hybridMultilevel"/>
     <w:tmpl w:val="DCA2EC20"/>
@@ -27319,7 +31349,7 @@
       </w:rPr>
     </w:lvl>
   </w:abstractNum>
-  <w:abstractNum w:abstractNumId="14" w15:restartNumberingAfterBreak="0">
+  <w:abstractNum w:abstractNumId="18" w15:restartNumberingAfterBreak="0">
     <w:nsid w:val="23716E3D"/>
     <w:multiLevelType w:val="hybridMultilevel"/>
     <w:tmpl w:val="F5E862E2"/>
@@ -27432,7 +31462,7 @@
       </w:rPr>
     </w:lvl>
   </w:abstractNum>
-  <w:abstractNum w:abstractNumId="15" w15:restartNumberingAfterBreak="0">
+  <w:abstractNum w:abstractNumId="19" w15:restartNumberingAfterBreak="0">
     <w:nsid w:val="25CC2B15"/>
     <w:multiLevelType w:val="hybridMultilevel"/>
     <w:tmpl w:val="E61A1E72"/>
@@ -27545,7 +31575,7 @@
       </w:rPr>
     </w:lvl>
   </w:abstractNum>
-  <w:abstractNum w:abstractNumId="16" w15:restartNumberingAfterBreak="0">
+  <w:abstractNum w:abstractNumId="20" w15:restartNumberingAfterBreak="0">
     <w:nsid w:val="25E909CF"/>
     <w:multiLevelType w:val="hybridMultilevel"/>
     <w:tmpl w:val="DFCE7E9E"/>
@@ -27658,7 +31688,7 @@
       </w:rPr>
     </w:lvl>
   </w:abstractNum>
-  <w:abstractNum w:abstractNumId="17" w15:restartNumberingAfterBreak="0">
+  <w:abstractNum w:abstractNumId="21" w15:restartNumberingAfterBreak="0">
     <w:nsid w:val="2A095E17"/>
     <w:multiLevelType w:val="hybridMultilevel"/>
     <w:tmpl w:val="D26E4F30"/>
@@ -27771,7 +31801,7 @@
       </w:rPr>
     </w:lvl>
   </w:abstractNum>
-  <w:abstractNum w:abstractNumId="18" w15:restartNumberingAfterBreak="0">
+  <w:abstractNum w:abstractNumId="22" w15:restartNumberingAfterBreak="0">
     <w:nsid w:val="2C55028C"/>
     <w:multiLevelType w:val="hybridMultilevel"/>
     <w:tmpl w:val="D3B689D0"/>
@@ -27884,7 +31914,7 @@
       </w:rPr>
     </w:lvl>
   </w:abstractNum>
-  <w:abstractNum w:abstractNumId="19" w15:restartNumberingAfterBreak="0">
+  <w:abstractNum w:abstractNumId="23" w15:restartNumberingAfterBreak="0">
     <w:nsid w:val="2D0C666A"/>
     <w:multiLevelType w:val="hybridMultilevel"/>
     <w:tmpl w:val="5F162494"/>
@@ -27997,7 +32027,7 @@
       </w:rPr>
     </w:lvl>
   </w:abstractNum>
-  <w:abstractNum w:abstractNumId="20" w15:restartNumberingAfterBreak="0">
+  <w:abstractNum w:abstractNumId="24" w15:restartNumberingAfterBreak="0">
     <w:nsid w:val="31716837"/>
     <w:multiLevelType w:val="multilevel"/>
     <w:tmpl w:val="B5F85E2E"/>
@@ -28142,7 +32172,7 @@
       </w:rPr>
     </w:lvl>
   </w:abstractNum>
-  <w:abstractNum w:abstractNumId="21" w15:restartNumberingAfterBreak="0">
+  <w:abstractNum w:abstractNumId="25" w15:restartNumberingAfterBreak="0">
     <w:nsid w:val="323F57F1"/>
     <w:multiLevelType w:val="hybridMultilevel"/>
     <w:tmpl w:val="23BC5E3A"/>
@@ -28228,7 +32258,7 @@
       </w:pPr>
     </w:lvl>
   </w:abstractNum>
-  <w:abstractNum w:abstractNumId="22" w15:restartNumberingAfterBreak="0">
+  <w:abstractNum w:abstractNumId="26" w15:restartNumberingAfterBreak="0">
     <w:nsid w:val="35827DFE"/>
     <w:multiLevelType w:val="hybridMultilevel"/>
     <w:tmpl w:val="8C58745C"/>
@@ -28314,7 +32344,7 @@
       </w:pPr>
     </w:lvl>
   </w:abstractNum>
-  <w:abstractNum w:abstractNumId="23" w15:restartNumberingAfterBreak="0">
+  <w:abstractNum w:abstractNumId="27" w15:restartNumberingAfterBreak="0">
     <w:nsid w:val="367724E8"/>
     <w:multiLevelType w:val="multilevel"/>
     <w:tmpl w:val="00AC4488"/>
@@ -28459,7 +32489,7 @@
       </w:rPr>
     </w:lvl>
   </w:abstractNum>
-  <w:abstractNum w:abstractNumId="24" w15:restartNumberingAfterBreak="0">
+  <w:abstractNum w:abstractNumId="28" w15:restartNumberingAfterBreak="0">
     <w:nsid w:val="38BF4380"/>
     <w:multiLevelType w:val="hybridMultilevel"/>
     <w:tmpl w:val="86F634EC"/>
@@ -28572,7 +32602,7 @@
       </w:rPr>
     </w:lvl>
   </w:abstractNum>
-  <w:abstractNum w:abstractNumId="25" w15:restartNumberingAfterBreak="0">
+  <w:abstractNum w:abstractNumId="29" w15:restartNumberingAfterBreak="0">
     <w:nsid w:val="3B3F1915"/>
     <w:multiLevelType w:val="multilevel"/>
     <w:tmpl w:val="D0B0A404"/>
@@ -28721,7 +32751,7 @@
       </w:rPr>
     </w:lvl>
   </w:abstractNum>
-  <w:abstractNum w:abstractNumId="26" w15:restartNumberingAfterBreak="0">
+  <w:abstractNum w:abstractNumId="30" w15:restartNumberingAfterBreak="0">
     <w:nsid w:val="3B6134BA"/>
     <w:multiLevelType w:val="hybridMultilevel"/>
     <w:tmpl w:val="4316367C"/>
@@ -28834,7 +32864,7 @@
       </w:rPr>
     </w:lvl>
   </w:abstractNum>
-  <w:abstractNum w:abstractNumId="27" w15:restartNumberingAfterBreak="0">
+  <w:abstractNum w:abstractNumId="31" w15:restartNumberingAfterBreak="0">
     <w:nsid w:val="3BE44C0B"/>
     <w:multiLevelType w:val="hybridMultilevel"/>
     <w:tmpl w:val="1E26FAC4"/>
@@ -28947,7 +32977,7 @@
       </w:rPr>
     </w:lvl>
   </w:abstractNum>
-  <w:abstractNum w:abstractNumId="28" w15:restartNumberingAfterBreak="0">
+  <w:abstractNum w:abstractNumId="32" w15:restartNumberingAfterBreak="0">
     <w:nsid w:val="41615A90"/>
     <w:multiLevelType w:val="hybridMultilevel"/>
     <w:tmpl w:val="0AFA6F5C"/>
@@ -29060,7 +33090,7 @@
       </w:rPr>
     </w:lvl>
   </w:abstractNum>
-  <w:abstractNum w:abstractNumId="29" w15:restartNumberingAfterBreak="0">
+  <w:abstractNum w:abstractNumId="33" w15:restartNumberingAfterBreak="0">
     <w:nsid w:val="421314D0"/>
     <w:multiLevelType w:val="multilevel"/>
     <w:tmpl w:val="466A9E00"/>
@@ -29205,7 +33235,120 @@
       </w:rPr>
     </w:lvl>
   </w:abstractNum>
-  <w:abstractNum w:abstractNumId="30" w15:restartNumberingAfterBreak="0">
+  <w:abstractNum w:abstractNumId="34" w15:restartNumberingAfterBreak="0">
+    <w:nsid w:val="48C97BF7"/>
+    <w:multiLevelType w:val="hybridMultilevel"/>
+    <w:tmpl w:val="0B9256FA"/>
+    <w:lvl w:ilvl="0" w:tplc="100C0001">
+      <w:start w:val="1"/>
+      <w:numFmt w:val="bullet"/>
+      <w:lvlText w:val=""/>
+      <w:lvlJc w:val="left"/>
+      <w:pPr>
+        <w:ind w:left="720" w:hanging="360"/>
+      </w:pPr>
+      <w:rPr>
+        <w:rFonts w:ascii="Symbol" w:hAnsi="Symbol" w:hint="default"/>
+      </w:rPr>
+    </w:lvl>
+    <w:lvl w:ilvl="1" w:tplc="100C0003" w:tentative="1">
+      <w:start w:val="1"/>
+      <w:numFmt w:val="bullet"/>
+      <w:lvlText w:val="o"/>
+      <w:lvlJc w:val="left"/>
+      <w:pPr>
+        <w:ind w:left="1440" w:hanging="360"/>
+      </w:pPr>
+      <w:rPr>
+        <w:rFonts w:ascii="Courier New" w:hAnsi="Courier New" w:cs="Courier New" w:hint="default"/>
+      </w:rPr>
+    </w:lvl>
+    <w:lvl w:ilvl="2" w:tplc="100C0005" w:tentative="1">
+      <w:start w:val="1"/>
+      <w:numFmt w:val="bullet"/>
+      <w:lvlText w:val=""/>
+      <w:lvlJc w:val="left"/>
+      <w:pPr>
+        <w:ind w:left="2160" w:hanging="360"/>
+      </w:pPr>
+      <w:rPr>
+        <w:rFonts w:ascii="Wingdings" w:hAnsi="Wingdings" w:hint="default"/>
+      </w:rPr>
+    </w:lvl>
+    <w:lvl w:ilvl="3" w:tplc="100C0001" w:tentative="1">
+      <w:start w:val="1"/>
+      <w:numFmt w:val="bullet"/>
+      <w:lvlText w:val=""/>
+      <w:lvlJc w:val="left"/>
+      <w:pPr>
+        <w:ind w:left="2880" w:hanging="360"/>
+      </w:pPr>
+      <w:rPr>
+        <w:rFonts w:ascii="Symbol" w:hAnsi="Symbol" w:hint="default"/>
+      </w:rPr>
+    </w:lvl>
+    <w:lvl w:ilvl="4" w:tplc="100C0003" w:tentative="1">
+      <w:start w:val="1"/>
+      <w:numFmt w:val="bullet"/>
+      <w:lvlText w:val="o"/>
+      <w:lvlJc w:val="left"/>
+      <w:pPr>
+        <w:ind w:left="3600" w:hanging="360"/>
+      </w:pPr>
+      <w:rPr>
+        <w:rFonts w:ascii="Courier New" w:hAnsi="Courier New" w:cs="Courier New" w:hint="default"/>
+      </w:rPr>
+    </w:lvl>
+    <w:lvl w:ilvl="5" w:tplc="100C0005" w:tentative="1">
+      <w:start w:val="1"/>
+      <w:numFmt w:val="bullet"/>
+      <w:lvlText w:val=""/>
+      <w:lvlJc w:val="left"/>
+      <w:pPr>
+        <w:ind w:left="4320" w:hanging="360"/>
+      </w:pPr>
+      <w:rPr>
+        <w:rFonts w:ascii="Wingdings" w:hAnsi="Wingdings" w:hint="default"/>
+      </w:rPr>
+    </w:lvl>
+    <w:lvl w:ilvl="6" w:tplc="100C0001" w:tentative="1">
+      <w:start w:val="1"/>
+      <w:numFmt w:val="bullet"/>
+      <w:lvlText w:val=""/>
+      <w:lvlJc w:val="left"/>
+      <w:pPr>
+        <w:ind w:left="5040" w:hanging="360"/>
+      </w:pPr>
+      <w:rPr>
+        <w:rFonts w:ascii="Symbol" w:hAnsi="Symbol" w:hint="default"/>
+      </w:rPr>
+    </w:lvl>
+    <w:lvl w:ilvl="7" w:tplc="100C0003" w:tentative="1">
+      <w:start w:val="1"/>
+      <w:numFmt w:val="bullet"/>
+      <w:lvlText w:val="o"/>
+      <w:lvlJc w:val="left"/>
+      <w:pPr>
+        <w:ind w:left="5760" w:hanging="360"/>
+      </w:pPr>
+      <w:rPr>
+        <w:rFonts w:ascii="Courier New" w:hAnsi="Courier New" w:cs="Courier New" w:hint="default"/>
+      </w:rPr>
+    </w:lvl>
+    <w:lvl w:ilvl="8" w:tplc="100C0005" w:tentative="1">
+      <w:start w:val="1"/>
+      <w:numFmt w:val="bullet"/>
+      <w:lvlText w:val=""/>
+      <w:lvlJc w:val="left"/>
+      <w:pPr>
+        <w:ind w:left="6480" w:hanging="360"/>
+      </w:pPr>
+      <w:rPr>
+        <w:rFonts w:ascii="Wingdings" w:hAnsi="Wingdings" w:hint="default"/>
+      </w:rPr>
+    </w:lvl>
+  </w:abstractNum>
+  <w:abstractNum w:abstractNumId="35" w15:restartNumberingAfterBreak="0">
     <w:nsid w:val="4C842D15"/>
     <w:multiLevelType w:val="hybridMultilevel"/>
     <w:tmpl w:val="7CC4D0EC"/>
@@ -29318,7 +33461,7 @@
       </w:rPr>
     </w:lvl>
   </w:abstractNum>
-  <w:abstractNum w:abstractNumId="31" w15:restartNumberingAfterBreak="0">
+  <w:abstractNum w:abstractNumId="36" w15:restartNumberingAfterBreak="0">
     <w:nsid w:val="4DC2411A"/>
     <w:multiLevelType w:val="hybridMultilevel"/>
     <w:tmpl w:val="A468C340"/>
@@ -29431,7 +33574,7 @@
       </w:rPr>
     </w:lvl>
   </w:abstractNum>
-  <w:abstractNum w:abstractNumId="32" w15:restartNumberingAfterBreak="0">
+  <w:abstractNum w:abstractNumId="37" w15:restartNumberingAfterBreak="0">
     <w:nsid w:val="4FB923A7"/>
     <w:multiLevelType w:val="hybridMultilevel"/>
     <w:tmpl w:val="EB84D3AE"/>
@@ -29517,7 +33660,7 @@
       </w:pPr>
     </w:lvl>
   </w:abstractNum>
-  <w:abstractNum w:abstractNumId="33" w15:restartNumberingAfterBreak="0">
+  <w:abstractNum w:abstractNumId="38" w15:restartNumberingAfterBreak="0">
     <w:nsid w:val="51C415AD"/>
     <w:multiLevelType w:val="hybridMultilevel"/>
     <w:tmpl w:val="89E468DE"/>
@@ -29630,7 +33773,7 @@
       </w:rPr>
     </w:lvl>
   </w:abstractNum>
-  <w:abstractNum w:abstractNumId="34" w15:restartNumberingAfterBreak="0">
+  <w:abstractNum w:abstractNumId="39" w15:restartNumberingAfterBreak="0">
     <w:nsid w:val="52833473"/>
     <w:multiLevelType w:val="hybridMultilevel"/>
     <w:tmpl w:val="C77C9E50"/>
@@ -29743,7 +33886,7 @@
       </w:rPr>
     </w:lvl>
   </w:abstractNum>
-  <w:abstractNum w:abstractNumId="35" w15:restartNumberingAfterBreak="0">
+  <w:abstractNum w:abstractNumId="40" w15:restartNumberingAfterBreak="0">
     <w:nsid w:val="52A266EF"/>
     <w:multiLevelType w:val="hybridMultilevel"/>
     <w:tmpl w:val="51C6A5D4"/>
@@ -29856,7 +33999,7 @@
       </w:rPr>
     </w:lvl>
   </w:abstractNum>
-  <w:abstractNum w:abstractNumId="36" w15:restartNumberingAfterBreak="0">
+  <w:abstractNum w:abstractNumId="41" w15:restartNumberingAfterBreak="0">
     <w:nsid w:val="56553BC6"/>
     <w:multiLevelType w:val="hybridMultilevel"/>
     <w:tmpl w:val="C31815D4"/>
@@ -29969,7 +34112,7 @@
       </w:rPr>
     </w:lvl>
   </w:abstractNum>
-  <w:abstractNum w:abstractNumId="37" w15:restartNumberingAfterBreak="0">
+  <w:abstractNum w:abstractNumId="42" w15:restartNumberingAfterBreak="0">
     <w:nsid w:val="572278CC"/>
     <w:multiLevelType w:val="hybridMultilevel"/>
     <w:tmpl w:val="8D0A5474"/>
@@ -30082,7 +34225,7 @@
       </w:rPr>
     </w:lvl>
   </w:abstractNum>
-  <w:abstractNum w:abstractNumId="38" w15:restartNumberingAfterBreak="0">
+  <w:abstractNum w:abstractNumId="43" w15:restartNumberingAfterBreak="0">
     <w:nsid w:val="58CE148F"/>
     <w:multiLevelType w:val="hybridMultilevel"/>
     <w:tmpl w:val="A84CED06"/>
@@ -30195,7 +34338,7 @@
       </w:rPr>
     </w:lvl>
   </w:abstractNum>
-  <w:abstractNum w:abstractNumId="39" w15:restartNumberingAfterBreak="0">
+  <w:abstractNum w:abstractNumId="44" w15:restartNumberingAfterBreak="0">
     <w:nsid w:val="59E60AD5"/>
     <w:multiLevelType w:val="multilevel"/>
     <w:tmpl w:val="6C5682E8"/>
@@ -30312,7 +34455,7 @@
       </w:pPr>
     </w:lvl>
   </w:abstractNum>
-  <w:abstractNum w:abstractNumId="40" w15:restartNumberingAfterBreak="0">
+  <w:abstractNum w:abstractNumId="45" w15:restartNumberingAfterBreak="0">
     <w:nsid w:val="5C3E6ECB"/>
     <w:multiLevelType w:val="hybridMultilevel"/>
     <w:tmpl w:val="DDD4C498"/>
@@ -30425,7 +34568,120 @@
       </w:rPr>
     </w:lvl>
   </w:abstractNum>
-  <w:abstractNum w:abstractNumId="41" w15:restartNumberingAfterBreak="0">
+  <w:abstractNum w:abstractNumId="46" w15:restartNumberingAfterBreak="0">
+    <w:nsid w:val="5F14540E"/>
+    <w:multiLevelType w:val="hybridMultilevel"/>
+    <w:tmpl w:val="A91AE71E"/>
+    <w:lvl w:ilvl="0" w:tplc="100C0001">
+      <w:start w:val="1"/>
+      <w:numFmt w:val="bullet"/>
+      <w:lvlText w:val=""/>
+      <w:lvlJc w:val="left"/>
+      <w:pPr>
+        <w:ind w:left="720" w:hanging="360"/>
+      </w:pPr>
+      <w:rPr>
+        <w:rFonts w:ascii="Symbol" w:hAnsi="Symbol" w:hint="default"/>
+      </w:rPr>
+    </w:lvl>
+    <w:lvl w:ilvl="1" w:tplc="100C0003" w:tentative="1">
+      <w:start w:val="1"/>
+      <w:numFmt w:val="bullet"/>
+      <w:lvlText w:val="o"/>
+      <w:lvlJc w:val="left"/>
+      <w:pPr>
+        <w:ind w:left="1440" w:hanging="360"/>
+      </w:pPr>
+      <w:rPr>
+        <w:rFonts w:ascii="Courier New" w:hAnsi="Courier New" w:cs="Courier New" w:hint="default"/>
+      </w:rPr>
+    </w:lvl>
+    <w:lvl w:ilvl="2" w:tplc="100C0005" w:tentative="1">
+      <w:start w:val="1"/>
+      <w:numFmt w:val="bullet"/>
+      <w:lvlText w:val=""/>
+      <w:lvlJc w:val="left"/>
+      <w:pPr>
+        <w:ind w:left="2160" w:hanging="360"/>
+      </w:pPr>
+      <w:rPr>
+        <w:rFonts w:ascii="Wingdings" w:hAnsi="Wingdings" w:hint="default"/>
+      </w:rPr>
+    </w:lvl>
+    <w:lvl w:ilvl="3" w:tplc="100C0001" w:tentative="1">
+      <w:start w:val="1"/>
+      <w:numFmt w:val="bullet"/>
+      <w:lvlText w:val=""/>
+      <w:lvlJc w:val="left"/>
+      <w:pPr>
+        <w:ind w:left="2880" w:hanging="360"/>
+      </w:pPr>
+      <w:rPr>
+        <w:rFonts w:ascii="Symbol" w:hAnsi="Symbol" w:hint="default"/>
+      </w:rPr>
+    </w:lvl>
+    <w:lvl w:ilvl="4" w:tplc="100C0003" w:tentative="1">
+      <w:start w:val="1"/>
+      <w:numFmt w:val="bullet"/>
+      <w:lvlText w:val="o"/>
+      <w:lvlJc w:val="left"/>
+      <w:pPr>
+        <w:ind w:left="3600" w:hanging="360"/>
+      </w:pPr>
+      <w:rPr>
+        <w:rFonts w:ascii="Courier New" w:hAnsi="Courier New" w:cs="Courier New" w:hint="default"/>
+      </w:rPr>
+    </w:lvl>
+    <w:lvl w:ilvl="5" w:tplc="100C0005" w:tentative="1">
+      <w:start w:val="1"/>
+      <w:numFmt w:val="bullet"/>
+      <w:lvlText w:val=""/>
+      <w:lvlJc w:val="left"/>
+      <w:pPr>
+        <w:ind w:left="4320" w:hanging="360"/>
+      </w:pPr>
+      <w:rPr>
+        <w:rFonts w:ascii="Wingdings" w:hAnsi="Wingdings" w:hint="default"/>
+      </w:rPr>
+    </w:lvl>
+    <w:lvl w:ilvl="6" w:tplc="100C0001" w:tentative="1">
+      <w:start w:val="1"/>
+      <w:numFmt w:val="bullet"/>
+      <w:lvlText w:val=""/>
+      <w:lvlJc w:val="left"/>
+      <w:pPr>
+        <w:ind w:left="5040" w:hanging="360"/>
+      </w:pPr>
+      <w:rPr>
+        <w:rFonts w:ascii="Symbol" w:hAnsi="Symbol" w:hint="default"/>
+      </w:rPr>
+    </w:lvl>
+    <w:lvl w:ilvl="7" w:tplc="100C0003" w:tentative="1">
+      <w:start w:val="1"/>
+      <w:numFmt w:val="bullet"/>
+      <w:lvlText w:val="o"/>
+      <w:lvlJc w:val="left"/>
+      <w:pPr>
+        <w:ind w:left="5760" w:hanging="360"/>
+      </w:pPr>
+      <w:rPr>
+        <w:rFonts w:ascii="Courier New" w:hAnsi="Courier New" w:cs="Courier New" w:hint="default"/>
+      </w:rPr>
+    </w:lvl>
+    <w:lvl w:ilvl="8" w:tplc="100C0005" w:tentative="1">
+      <w:start w:val="1"/>
+      <w:numFmt w:val="bullet"/>
+      <w:lvlText w:val=""/>
+      <w:lvlJc w:val="left"/>
+      <w:pPr>
+        <w:ind w:left="6480" w:hanging="360"/>
+      </w:pPr>
+      <w:rPr>
+        <w:rFonts w:ascii="Wingdings" w:hAnsi="Wingdings" w:hint="default"/>
+      </w:rPr>
+    </w:lvl>
+  </w:abstractNum>
+  <w:abstractNum w:abstractNumId="47" w15:restartNumberingAfterBreak="0">
     <w:nsid w:val="5F895FFC"/>
     <w:multiLevelType w:val="hybridMultilevel"/>
     <w:tmpl w:val="1A22ED78"/>
@@ -30538,7 +34794,7 @@
       </w:rPr>
     </w:lvl>
   </w:abstractNum>
-  <w:abstractNum w:abstractNumId="42" w15:restartNumberingAfterBreak="0">
+  <w:abstractNum w:abstractNumId="48" w15:restartNumberingAfterBreak="0">
     <w:nsid w:val="5FD37A4C"/>
     <w:multiLevelType w:val="hybridMultilevel"/>
     <w:tmpl w:val="11068AF0"/>
@@ -30651,7 +34907,7 @@
       </w:rPr>
     </w:lvl>
   </w:abstractNum>
-  <w:abstractNum w:abstractNumId="43" w15:restartNumberingAfterBreak="0">
+  <w:abstractNum w:abstractNumId="49" w15:restartNumberingAfterBreak="0">
     <w:nsid w:val="63A73DDA"/>
     <w:multiLevelType w:val="hybridMultilevel"/>
     <w:tmpl w:val="3A2645D0"/>
@@ -30737,7 +34993,7 @@
       </w:pPr>
     </w:lvl>
   </w:abstractNum>
-  <w:abstractNum w:abstractNumId="44" w15:restartNumberingAfterBreak="0">
+  <w:abstractNum w:abstractNumId="50" w15:restartNumberingAfterBreak="0">
     <w:nsid w:val="65B04D04"/>
     <w:multiLevelType w:val="hybridMultilevel"/>
     <w:tmpl w:val="FF085A54"/>
@@ -30850,7 +35106,7 @@
       </w:rPr>
     </w:lvl>
   </w:abstractNum>
-  <w:abstractNum w:abstractNumId="45" w15:restartNumberingAfterBreak="0">
+  <w:abstractNum w:abstractNumId="51" w15:restartNumberingAfterBreak="0">
     <w:nsid w:val="67685B8C"/>
     <w:multiLevelType w:val="multilevel"/>
     <w:tmpl w:val="C7BC1C4E"/>
@@ -30995,7 +35251,7 @@
       </w:rPr>
     </w:lvl>
   </w:abstractNum>
-  <w:abstractNum w:abstractNumId="46" w15:restartNumberingAfterBreak="0">
+  <w:abstractNum w:abstractNumId="52" w15:restartNumberingAfterBreak="0">
     <w:nsid w:val="68567711"/>
     <w:multiLevelType w:val="multilevel"/>
     <w:tmpl w:val="3DA8A2D8"/>
@@ -31144,7 +35400,7 @@
       </w:rPr>
     </w:lvl>
   </w:abstractNum>
-  <w:abstractNum w:abstractNumId="47" w15:restartNumberingAfterBreak="0">
+  <w:abstractNum w:abstractNumId="53" w15:restartNumberingAfterBreak="0">
     <w:nsid w:val="68E01D8E"/>
     <w:multiLevelType w:val="hybridMultilevel"/>
     <w:tmpl w:val="F82898D6"/>
@@ -31257,7 +35513,7 @@
       </w:rPr>
     </w:lvl>
   </w:abstractNum>
-  <w:abstractNum w:abstractNumId="48" w15:restartNumberingAfterBreak="0">
+  <w:abstractNum w:abstractNumId="54" w15:restartNumberingAfterBreak="0">
     <w:nsid w:val="714C513C"/>
     <w:multiLevelType w:val="hybridMultilevel"/>
     <w:tmpl w:val="57862576"/>
@@ -31370,7 +35626,7 @@
       </w:rPr>
     </w:lvl>
   </w:abstractNum>
-  <w:abstractNum w:abstractNumId="49" w15:restartNumberingAfterBreak="0">
+  <w:abstractNum w:abstractNumId="55" w15:restartNumberingAfterBreak="0">
     <w:nsid w:val="72376987"/>
     <w:multiLevelType w:val="hybridMultilevel"/>
     <w:tmpl w:val="796CB878"/>
@@ -31483,7 +35739,7 @@
       </w:rPr>
     </w:lvl>
   </w:abstractNum>
-  <w:abstractNum w:abstractNumId="50" w15:restartNumberingAfterBreak="0">
+  <w:abstractNum w:abstractNumId="56" w15:restartNumberingAfterBreak="0">
     <w:nsid w:val="72A445E8"/>
     <w:multiLevelType w:val="hybridMultilevel"/>
     <w:tmpl w:val="27A081FA"/>
@@ -31596,7 +35852,7 @@
       </w:rPr>
     </w:lvl>
   </w:abstractNum>
-  <w:abstractNum w:abstractNumId="51" w15:restartNumberingAfterBreak="0">
+  <w:abstractNum w:abstractNumId="57" w15:restartNumberingAfterBreak="0">
     <w:nsid w:val="73CB0DC5"/>
     <w:multiLevelType w:val="hybridMultilevel"/>
     <w:tmpl w:val="E2B24CF8"/>
@@ -31709,7 +35965,7 @@
       </w:rPr>
     </w:lvl>
   </w:abstractNum>
-  <w:abstractNum w:abstractNumId="52" w15:restartNumberingAfterBreak="0">
+  <w:abstractNum w:abstractNumId="58" w15:restartNumberingAfterBreak="0">
     <w:nsid w:val="75091B32"/>
     <w:multiLevelType w:val="hybridMultilevel"/>
     <w:tmpl w:val="152EFA66"/>
@@ -31822,7 +36078,7 @@
       </w:rPr>
     </w:lvl>
   </w:abstractNum>
-  <w:abstractNum w:abstractNumId="53" w15:restartNumberingAfterBreak="0">
+  <w:abstractNum w:abstractNumId="59" w15:restartNumberingAfterBreak="0">
     <w:nsid w:val="75255BB4"/>
     <w:multiLevelType w:val="multilevel"/>
     <w:tmpl w:val="863C3AE0"/>
@@ -31967,7 +36223,7 @@
       </w:rPr>
     </w:lvl>
   </w:abstractNum>
-  <w:abstractNum w:abstractNumId="54" w15:restartNumberingAfterBreak="0">
+  <w:abstractNum w:abstractNumId="60" w15:restartNumberingAfterBreak="0">
     <w:nsid w:val="76A97452"/>
     <w:multiLevelType w:val="multilevel"/>
     <w:tmpl w:val="A128023C"/>
@@ -32116,10 +36372,10 @@
       </w:rPr>
     </w:lvl>
   </w:abstractNum>
-  <w:abstractNum w:abstractNumId="55" w15:restartNumberingAfterBreak="0">
+  <w:abstractNum w:abstractNumId="61" w15:restartNumberingAfterBreak="0">
     <w:nsid w:val="7D655A56"/>
     <w:multiLevelType w:val="multilevel"/>
-    <w:tmpl w:val="100C0025"/>
+    <w:tmpl w:val="19505F1A"/>
     <w:lvl w:ilvl="0">
       <w:start w:val="1"/>
       <w:numFmt w:val="decimal"/>
@@ -32139,6 +36395,11 @@
       <w:pPr>
         <w:ind w:left="576" w:hanging="576"/>
       </w:pPr>
+      <w:rPr>
+        <w:rFonts w:ascii="Arial" w:hAnsi="Arial" w:cs="Arial" w:hint="default"/>
+        <w:sz w:val="24"/>
+        <w:szCs w:val="20"/>
+      </w:rPr>
     </w:lvl>
     <w:lvl w:ilvl="2">
       <w:start w:val="1"/>
@@ -32212,174 +36473,192 @@
     </w:lvl>
   </w:abstractNum>
   <w:num w:numId="1" w16cid:durableId="395592074">
+    <w:abstractNumId w:val="61"/>
+  </w:num>
+  <w:num w:numId="2" w16cid:durableId="1997105151">
+    <w:abstractNumId w:val="57"/>
+  </w:num>
+  <w:num w:numId="3" w16cid:durableId="1437795647">
+    <w:abstractNumId w:val="48"/>
+  </w:num>
+  <w:num w:numId="4" w16cid:durableId="1814248935">
+    <w:abstractNumId w:val="6"/>
+  </w:num>
+  <w:num w:numId="5" w16cid:durableId="119039297">
+    <w:abstractNumId w:val="26"/>
+  </w:num>
+  <w:num w:numId="6" w16cid:durableId="330181949">
+    <w:abstractNumId w:val="59"/>
+  </w:num>
+  <w:num w:numId="7" w16cid:durableId="1853298475">
+    <w:abstractNumId w:val="33"/>
+  </w:num>
+  <w:num w:numId="8" w16cid:durableId="638195497">
+    <w:abstractNumId w:val="51"/>
+  </w:num>
+  <w:num w:numId="9" w16cid:durableId="1928686405">
+    <w:abstractNumId w:val="12"/>
+  </w:num>
+  <w:num w:numId="10" w16cid:durableId="1399207788">
+    <w:abstractNumId w:val="7"/>
+  </w:num>
+  <w:num w:numId="11" w16cid:durableId="1106388613">
+    <w:abstractNumId w:val="24"/>
+  </w:num>
+  <w:num w:numId="12" w16cid:durableId="1377243890">
+    <w:abstractNumId w:val="27"/>
+  </w:num>
+  <w:num w:numId="13" w16cid:durableId="1980382856">
+    <w:abstractNumId w:val="52"/>
+  </w:num>
+  <w:num w:numId="14" w16cid:durableId="1783187433">
+    <w:abstractNumId w:val="29"/>
+  </w:num>
+  <w:num w:numId="15" w16cid:durableId="102967251">
+    <w:abstractNumId w:val="60"/>
+  </w:num>
+  <w:num w:numId="16" w16cid:durableId="1917084676">
+    <w:abstractNumId w:val="8"/>
+  </w:num>
+  <w:num w:numId="17" w16cid:durableId="14121028">
+    <w:abstractNumId w:val="4"/>
+  </w:num>
+  <w:num w:numId="18" w16cid:durableId="1788500259">
+    <w:abstractNumId w:val="38"/>
+  </w:num>
+  <w:num w:numId="19" w16cid:durableId="762190020">
+    <w:abstractNumId w:val="47"/>
+  </w:num>
+  <w:num w:numId="20" w16cid:durableId="1446919643">
+    <w:abstractNumId w:val="15"/>
+  </w:num>
+  <w:num w:numId="21" w16cid:durableId="1622688777">
+    <w:abstractNumId w:val="40"/>
+  </w:num>
+  <w:num w:numId="22" w16cid:durableId="1906064178">
+    <w:abstractNumId w:val="25"/>
+  </w:num>
+  <w:num w:numId="23" w16cid:durableId="455173266">
     <w:abstractNumId w:val="55"/>
   </w:num>
-  <w:num w:numId="2" w16cid:durableId="1997105151">
-    <w:abstractNumId w:val="51"/>
+  <w:num w:numId="24" w16cid:durableId="854659361">
+    <w:abstractNumId w:val="35"/>
   </w:num>
-  <w:num w:numId="3" w16cid:durableId="1437795647">
+  <w:num w:numId="25" w16cid:durableId="1258176880">
+    <w:abstractNumId w:val="23"/>
+  </w:num>
+  <w:num w:numId="26" w16cid:durableId="1488284317">
+    <w:abstractNumId w:val="36"/>
+  </w:num>
+  <w:num w:numId="27" w16cid:durableId="148209495">
+    <w:abstractNumId w:val="58"/>
+  </w:num>
+  <w:num w:numId="28" w16cid:durableId="253250522">
+    <w:abstractNumId w:val="17"/>
+  </w:num>
+  <w:num w:numId="29" w16cid:durableId="1958680285">
+    <w:abstractNumId w:val="32"/>
+  </w:num>
+  <w:num w:numId="30" w16cid:durableId="1588004176">
+    <w:abstractNumId w:val="5"/>
+  </w:num>
+  <w:num w:numId="31" w16cid:durableId="950822366">
+    <w:abstractNumId w:val="30"/>
+  </w:num>
+  <w:num w:numId="32" w16cid:durableId="1453743783">
+    <w:abstractNumId w:val="54"/>
+  </w:num>
+  <w:num w:numId="33" w16cid:durableId="108283454">
+    <w:abstractNumId w:val="16"/>
+  </w:num>
+  <w:num w:numId="34" w16cid:durableId="1975213731">
+    <w:abstractNumId w:val="53"/>
+  </w:num>
+  <w:num w:numId="35" w16cid:durableId="2062243813">
     <w:abstractNumId w:val="42"/>
   </w:num>
-  <w:num w:numId="4" w16cid:durableId="1814248935">
-    <w:abstractNumId w:val="5"/>
+  <w:num w:numId="36" w16cid:durableId="1546454707">
+    <w:abstractNumId w:val="19"/>
   </w:num>
-  <w:num w:numId="5" w16cid:durableId="119039297">
-    <w:abstractNumId w:val="22"/>
+  <w:num w:numId="37" w16cid:durableId="1619137980">
+    <w:abstractNumId w:val="3"/>
   </w:num>
-  <w:num w:numId="6" w16cid:durableId="330181949">
-    <w:abstractNumId w:val="53"/>
-  </w:num>
-  <w:num w:numId="7" w16cid:durableId="1853298475">
-    <w:abstractNumId w:val="29"/>
-  </w:num>
-  <w:num w:numId="8" w16cid:durableId="638195497">
+  <w:num w:numId="38" w16cid:durableId="802161515">
     <w:abstractNumId w:val="45"/>
   </w:num>
-  <w:num w:numId="9" w16cid:durableId="1928686405">
-    <w:abstractNumId w:val="10"/>
+  <w:num w:numId="39" w16cid:durableId="1630012203">
+    <w:abstractNumId w:val="28"/>
   </w:num>
-  <w:num w:numId="10" w16cid:durableId="1399207788">
-    <w:abstractNumId w:val="6"/>
-  </w:num>
-  <w:num w:numId="11" w16cid:durableId="1106388613">
-    <w:abstractNumId w:val="20"/>
-  </w:num>
-  <w:num w:numId="12" w16cid:durableId="1377243890">
-    <w:abstractNumId w:val="23"/>
-  </w:num>
-  <w:num w:numId="13" w16cid:durableId="1980382856">
-    <w:abstractNumId w:val="46"/>
-  </w:num>
-  <w:num w:numId="14" w16cid:durableId="1783187433">
-    <w:abstractNumId w:val="25"/>
-  </w:num>
-  <w:num w:numId="15" w16cid:durableId="102967251">
-    <w:abstractNumId w:val="54"/>
-  </w:num>
-  <w:num w:numId="16" w16cid:durableId="1917084676">
-    <w:abstractNumId w:val="7"/>
-  </w:num>
-  <w:num w:numId="17" w16cid:durableId="14121028">
-    <w:abstractNumId w:val="3"/>
-  </w:num>
-  <w:num w:numId="18" w16cid:durableId="1788500259">
-    <w:abstractNumId w:val="33"/>
-  </w:num>
-  <w:num w:numId="19" w16cid:durableId="762190020">
+  <w:num w:numId="40" w16cid:durableId="521095992">
     <w:abstractNumId w:val="41"/>
   </w:num>
-  <w:num w:numId="20" w16cid:durableId="1446919643">
-    <w:abstractNumId w:val="11"/>
-  </w:num>
-  <w:num w:numId="21" w16cid:durableId="1622688777">
-    <w:abstractNumId w:val="35"/>
-  </w:num>
-  <w:num w:numId="22" w16cid:durableId="1906064178">
-    <w:abstractNumId w:val="21"/>
-  </w:num>
-  <w:num w:numId="23" w16cid:durableId="455173266">
-    <w:abstractNumId w:val="49"/>
-  </w:num>
-  <w:num w:numId="24" w16cid:durableId="854659361">
-    <w:abstractNumId w:val="30"/>
-  </w:num>
-  <w:num w:numId="25" w16cid:durableId="1258176880">
-    <w:abstractNumId w:val="19"/>
-  </w:num>
-  <w:num w:numId="26" w16cid:durableId="1488284317">
-    <w:abstractNumId w:val="31"/>
-  </w:num>
-  <w:num w:numId="27" w16cid:durableId="148209495">
-    <w:abstractNumId w:val="52"/>
-  </w:num>
-  <w:num w:numId="28" w16cid:durableId="253250522">
-    <w:abstractNumId w:val="13"/>
-  </w:num>
-  <w:num w:numId="29" w16cid:durableId="1958680285">
-    <w:abstractNumId w:val="28"/>
-  </w:num>
-  <w:num w:numId="30" w16cid:durableId="1588004176">
-    <w:abstractNumId w:val="4"/>
-  </w:num>
-  <w:num w:numId="31" w16cid:durableId="950822366">
-    <w:abstractNumId w:val="26"/>
-  </w:num>
-  <w:num w:numId="32" w16cid:durableId="1453743783">
-    <w:abstractNumId w:val="48"/>
-  </w:num>
-  <w:num w:numId="33" w16cid:durableId="108283454">
-    <w:abstractNumId w:val="12"/>
-  </w:num>
-  <w:num w:numId="34" w16cid:durableId="1975213731">
-    <w:abstractNumId w:val="47"/>
-  </w:num>
-  <w:num w:numId="35" w16cid:durableId="2062243813">
-    <w:abstractNumId w:val="37"/>
-  </w:num>
-  <w:num w:numId="36" w16cid:durableId="1546454707">
-    <w:abstractNumId w:val="15"/>
-  </w:num>
-  <w:num w:numId="37" w16cid:durableId="1619137980">
-    <w:abstractNumId w:val="2"/>
-  </w:num>
-  <w:num w:numId="38" w16cid:durableId="802161515">
-    <w:abstractNumId w:val="40"/>
-  </w:num>
-  <w:num w:numId="39" w16cid:durableId="1630012203">
-    <w:abstractNumId w:val="24"/>
-  </w:num>
-  <w:num w:numId="40" w16cid:durableId="521095992">
-    <w:abstractNumId w:val="36"/>
-  </w:num>
   <w:num w:numId="41" w16cid:durableId="1268386188">
-    <w:abstractNumId w:val="44"/>
+    <w:abstractNumId w:val="50"/>
   </w:num>
   <w:num w:numId="42" w16cid:durableId="1520704562">
-    <w:abstractNumId w:val="38"/>
+    <w:abstractNumId w:val="43"/>
   </w:num>
   <w:num w:numId="43" w16cid:durableId="1779792056">
-    <w:abstractNumId w:val="50"/>
+    <w:abstractNumId w:val="56"/>
   </w:num>
   <w:num w:numId="44" w16cid:durableId="1683161291">
-    <w:abstractNumId w:val="18"/>
+    <w:abstractNumId w:val="22"/>
   </w:num>
   <w:num w:numId="45" w16cid:durableId="552159903">
     <w:abstractNumId w:val="1"/>
   </w:num>
   <w:num w:numId="46" w16cid:durableId="1623999460">
-    <w:abstractNumId w:val="9"/>
+    <w:abstractNumId w:val="10"/>
   </w:num>
   <w:num w:numId="47" w16cid:durableId="1090856777">
-    <w:abstractNumId w:val="39"/>
+    <w:abstractNumId w:val="44"/>
   </w:num>
   <w:num w:numId="48" w16cid:durableId="746153194">
-    <w:abstractNumId w:val="17"/>
+    <w:abstractNumId w:val="21"/>
   </w:num>
   <w:num w:numId="49" w16cid:durableId="1558931218">
-    <w:abstractNumId w:val="43"/>
+    <w:abstractNumId w:val="49"/>
   </w:num>
   <w:num w:numId="50" w16cid:durableId="1064597273">
-    <w:abstractNumId w:val="32"/>
+    <w:abstractNumId w:val="37"/>
   </w:num>
   <w:num w:numId="51" w16cid:durableId="58477356">
-    <w:abstractNumId w:val="14"/>
+    <w:abstractNumId w:val="18"/>
   </w:num>
   <w:num w:numId="52" w16cid:durableId="577524196">
-    <w:abstractNumId w:val="34"/>
+    <w:abstractNumId w:val="39"/>
   </w:num>
   <w:num w:numId="53" w16cid:durableId="1538933216">
     <w:abstractNumId w:val="0"/>
   </w:num>
   <w:num w:numId="54" w16cid:durableId="1133594065">
-    <w:abstractNumId w:val="16"/>
+    <w:abstractNumId w:val="20"/>
   </w:num>
   <w:num w:numId="55" w16cid:durableId="1017779405">
-    <w:abstractNumId w:val="27"/>
+    <w:abstractNumId w:val="31"/>
   </w:num>
   <w:num w:numId="56" w16cid:durableId="1275135413">
-    <w:abstractNumId w:val="8"/>
+    <w:abstractNumId w:val="9"/>
   </w:num>
-  <w:numIdMacAtCleanup w:val="51"/>
+  <w:num w:numId="57" w16cid:durableId="236213708">
+    <w:abstractNumId w:val="34"/>
+  </w:num>
+  <w:num w:numId="58" w16cid:durableId="446387265">
+    <w:abstractNumId w:val="11"/>
+  </w:num>
+  <w:num w:numId="59" w16cid:durableId="529297588">
+    <w:abstractNumId w:val="2"/>
+  </w:num>
+  <w:num w:numId="60" w16cid:durableId="1812478746">
+    <w:abstractNumId w:val="14"/>
+  </w:num>
+  <w:num w:numId="61" w16cid:durableId="1849641155">
+    <w:abstractNumId w:val="13"/>
+  </w:num>
+  <w:num w:numId="62" w16cid:durableId="689180151">
+    <w:abstractNumId w:val="46"/>
+  </w:num>
+  <w:numIdMacAtCleanup w:val="62"/>
 </w:numbering>
 </file>
 
@@ -32825,7 +37104,7 @@
     <w:link w:val="Titre2Car"/>
     <w:unhideWhenUsed/>
     <w:qFormat/>
-    <w:rsid w:val="00867697"/>
+    <w:rsid w:val="00C54E52"/>
     <w:pPr>
       <w:keepNext/>
       <w:keepLines/>
@@ -32837,7 +37116,7 @@
       <w:outlineLvl w:val="1"/>
     </w:pPr>
     <w:rPr>
-      <w:rFonts w:asciiTheme="majorHAnsi" w:eastAsiaTheme="majorEastAsia" w:hAnsiTheme="majorHAnsi" w:cstheme="majorBidi"/>
+      <w:rFonts w:eastAsiaTheme="majorEastAsia" w:cstheme="majorBidi"/>
       <w:color w:val="0F4761" w:themeColor="accent1" w:themeShade="BF"/>
       <w:sz w:val="32"/>
       <w:szCs w:val="32"/>
@@ -33057,9 +37336,9 @@
     <w:name w:val="Titre 2 Car"/>
     <w:basedOn w:val="Policepardfaut"/>
     <w:link w:val="Titre2"/>
-    <w:rsid w:val="00867697"/>
+    <w:rsid w:val="00C54E52"/>
     <w:rPr>
-      <w:rFonts w:asciiTheme="majorHAnsi" w:eastAsiaTheme="majorEastAsia" w:hAnsiTheme="majorHAnsi" w:cstheme="majorBidi"/>
+      <w:rFonts w:ascii="Arial" w:eastAsiaTheme="majorEastAsia" w:hAnsi="Arial" w:cstheme="majorBidi"/>
       <w:color w:val="0F4761" w:themeColor="accent1" w:themeShade="BF"/>
       <w:kern w:val="0"/>
       <w:sz w:val="32"/>
@@ -33531,6 +37810,16 @@
     <w:unhideWhenUsed/>
     <w:rsid w:val="005304A9"/>
   </w:style>
+  <w:style w:type="numbering" w:customStyle="1" w:styleId="Listeactuelle1">
+    <w:name w:val="Liste actuelle1"/>
+    <w:uiPriority w:val="99"/>
+    <w:rsid w:val="00BE1E93"/>
+    <w:pPr>
+      <w:numPr>
+        <w:numId w:val="59"/>
+      </w:numPr>
+    </w:pPr>
+  </w:style>
 </w:styles>
 </file>
 
